--- a/livro/repertorio_missa.docx
+++ b/livro/repertorio_missa.docx
@@ -11,22 +11,21 @@
       </w:pPr>
       <w:r>
         <w:rPr>
-          <w:rFonts w:ascii="Courier New" w:hAnsi="Courier New" w:cs="Courier New"/>
           <w:noProof/>
         </w:rPr>
         <w:drawing>
-          <wp:anchor distT="0" distB="0" distL="114300" distR="114300" simplePos="0" relativeHeight="251660288" behindDoc="0" locked="0" layoutInCell="1" allowOverlap="1" wp14:anchorId="6BF75A37" wp14:editId="3B82B093">
+          <wp:anchor distT="0" distB="0" distL="114300" distR="114300" simplePos="0" relativeHeight="251658240" behindDoc="0" locked="0" layoutInCell="1" allowOverlap="1" wp14:anchorId="7C0506DB" wp14:editId="20EF1C56">
             <wp:simplePos x="0" y="0"/>
-            <wp:positionH relativeFrom="column">
-              <wp:posOffset>-340995</wp:posOffset>
+            <wp:positionH relativeFrom="page">
+              <wp:align>left</wp:align>
             </wp:positionH>
             <wp:positionV relativeFrom="page">
               <wp:align>top</wp:align>
             </wp:positionV>
-            <wp:extent cx="7548245" cy="10677525"/>
-            <wp:effectExtent l="0" t="0" r="0" b="0"/>
+            <wp:extent cx="7556226" cy="10686415"/>
+            <wp:effectExtent l="0" t="0" r="6985" b="635"/>
             <wp:wrapTopAndBottom/>
-            <wp:docPr id="959640476" name="Imagem 3"/>
+            <wp:docPr id="172572894" name="Imagem 1"/>
             <wp:cNvGraphicFramePr>
               <a:graphicFrameLocks xmlns:a="http://schemas.openxmlformats.org/drawingml/2006/main" noChangeAspect="1"/>
             </wp:cNvGraphicFramePr>
@@ -34,11 +33,11 @@
               <a:graphicData uri="http://schemas.openxmlformats.org/drawingml/2006/picture">
                 <pic:pic xmlns:pic="http://schemas.openxmlformats.org/drawingml/2006/picture">
                   <pic:nvPicPr>
-                    <pic:cNvPr id="959640476" name="Imagem 959640476"/>
+                    <pic:cNvPr id="172572894" name=""/>
                     <pic:cNvPicPr/>
                   </pic:nvPicPr>
                   <pic:blipFill>
-                    <a:blip r:embed="rId6">
+                    <a:blip r:embed="rId8">
                       <a:extLst>
                         <a:ext uri="{28A0092B-C50C-407E-A947-70E740481C1C}">
                           <a14:useLocalDpi xmlns:a14="http://schemas.microsoft.com/office/drawing/2010/main" val="0"/>
@@ -52,7 +51,7 @@
                   <pic:spPr>
                     <a:xfrm>
                       <a:off x="0" y="0"/>
-                      <a:ext cx="7556730" cy="10689000"/>
+                      <a:ext cx="7556226" cy="10686415"/>
                     </a:xfrm>
                     <a:prstGeom prst="rect">
                       <a:avLst/>
@@ -61,47 +60,15 @@
                 </pic:pic>
               </a:graphicData>
             </a:graphic>
-            <wp14:sizeRelH relativeFrom="margin">
+            <wp14:sizeRelH relativeFrom="page">
               <wp14:pctWidth>0</wp14:pctWidth>
             </wp14:sizeRelH>
-            <wp14:sizeRelV relativeFrom="margin">
+            <wp14:sizeRelV relativeFrom="page">
               <wp14:pctHeight>0</wp14:pctHeight>
             </wp14:sizeRelV>
           </wp:anchor>
         </w:drawing>
       </w:r>
-    </w:p>
-    <w:p>
-      <w:pPr>
-        <w:pStyle w:val="SemEspaamento"/>
-        <w:rPr>
-          <w:rFonts w:ascii="Courier New" w:hAnsi="Courier New" w:cs="Courier New"/>
-        </w:rPr>
-      </w:pPr>
-    </w:p>
-    <w:p>
-      <w:pPr>
-        <w:pStyle w:val="SemEspaamento"/>
-        <w:rPr>
-          <w:rFonts w:ascii="Courier New" w:hAnsi="Courier New" w:cs="Courier New"/>
-        </w:rPr>
-      </w:pPr>
-    </w:p>
-    <w:p>
-      <w:pPr>
-        <w:pStyle w:val="SemEspaamento"/>
-        <w:rPr>
-          <w:rFonts w:ascii="Courier New" w:hAnsi="Courier New" w:cs="Courier New"/>
-        </w:rPr>
-      </w:pPr>
-    </w:p>
-    <w:p>
-      <w:pPr>
-        <w:pStyle w:val="SemEspaamento"/>
-        <w:rPr>
-          <w:rFonts w:ascii="Courier New" w:hAnsi="Courier New" w:cs="Courier New"/>
-        </w:rPr>
-      </w:pPr>
     </w:p>
     <w:p>
       <w:pPr>
@@ -120,6 +87,7 @@
           <w:kern w:val="2"/>
           <w:sz w:val="24"/>
           <w:szCs w:val="24"/>
+          <w:u w:val="none"/>
           <w:lang w:eastAsia="en-US"/>
           <w14:ligatures w14:val="standardContextual"/>
         </w:rPr>
@@ -147,11 +115,12 @@
           <w:pPr>
             <w:pStyle w:val="Sumrio1"/>
             <w:tabs>
-              <w:tab w:val="left" w:pos="720"/>
               <w:tab w:val="right" w:leader="dot" w:pos="10762"/>
             </w:tabs>
             <w:rPr>
+              <w:rFonts w:eastAsiaTheme="minorEastAsia"/>
               <w:noProof/>
+              <w:lang w:eastAsia="pt-BR"/>
             </w:rPr>
           </w:pPr>
           <w:r>
@@ -163,28 +132,13 @@
           <w:r>
             <w:fldChar w:fldCharType="separate"/>
           </w:r>
-          <w:hyperlink w:anchor="_Toc241505169" w:history="1">
-            <w:r>
-              <w:rPr>
-                <w:rStyle w:val="Hyperlink"/>
-                <w:rFonts w:ascii="Courier New" w:hAnsi="Courier New"/>
-                <w:b/>
-                <w:noProof/>
-              </w:rPr>
-              <w:t>1 -</w:t>
-            </w:r>
-            <w:r>
-              <w:rPr>
-                <w:noProof/>
-              </w:rPr>
-              <w:tab/>
-            </w:r>
+          <w:hyperlink w:anchor="_Toc241521411" w:history="1">
             <w:r>
               <w:rPr>
                 <w:rStyle w:val="Hyperlink"/>
                 <w:noProof/>
               </w:rPr>
-              <w:t>Música 1</w:t>
+              <w:t>Cantos de Entrada</w:t>
             </w:r>
             <w:r>
               <w:rPr>
@@ -205,7 +159,7 @@
                 <w:noProof/>
                 <w:webHidden/>
               </w:rPr>
-              <w:instrText xml:space="preserve"> PAGEREF _Toc241505169 \h </w:instrText>
+              <w:instrText xml:space="preserve"> PAGEREF _Toc241521411 \h </w:instrText>
             </w:r>
             <w:r>
               <w:rPr>
@@ -225,7 +179,7 @@
                 <w:noProof/>
                 <w:webHidden/>
               </w:rPr>
-              <w:t>1</w:t>
+              <w:t>2</w:t>
             </w:r>
             <w:r>
               <w:rPr>
@@ -238,28 +192,30 @@
         </w:p>
         <w:p>
           <w:pPr>
-            <w:pStyle w:val="Sumrio1"/>
+            <w:pStyle w:val="Sumrio2"/>
             <w:tabs>
               <w:tab w:val="left" w:pos="720"/>
               <w:tab w:val="right" w:leader="dot" w:pos="10762"/>
             </w:tabs>
             <w:rPr>
+              <w:rFonts w:eastAsiaTheme="minorEastAsia"/>
               <w:noProof/>
+              <w:lang w:eastAsia="pt-BR"/>
             </w:rPr>
           </w:pPr>
-          <w:hyperlink w:anchor="_Toc241505170" w:history="1">
+          <w:hyperlink w:anchor="_Toc241521412" w:history="1">
             <w:r>
               <w:rPr>
                 <w:rStyle w:val="Hyperlink"/>
-                <w:rFonts w:ascii="Courier New" w:hAnsi="Courier New"/>
-                <w:b/>
                 <w:noProof/>
               </w:rPr>
-              <w:t>2 -</w:t>
+              <w:t>1-</w:t>
             </w:r>
             <w:r>
               <w:rPr>
+                <w:rFonts w:eastAsiaTheme="minorEastAsia"/>
                 <w:noProof/>
+                <w:lang w:eastAsia="pt-BR"/>
               </w:rPr>
               <w:tab/>
             </w:r>
@@ -268,7 +224,7 @@
                 <w:rStyle w:val="Hyperlink"/>
                 <w:noProof/>
               </w:rPr>
-              <w:t>Música 2</w:t>
+              <w:t>JUNTOS COMO IRMÃOS, MEMBROS DA IGREJA, VAMOS CAMINHANDO</w:t>
             </w:r>
             <w:r>
               <w:rPr>
@@ -289,7 +245,7 @@
                 <w:noProof/>
                 <w:webHidden/>
               </w:rPr>
-              <w:instrText xml:space="preserve"> PAGEREF _Toc241505170 \h </w:instrText>
+              <w:instrText xml:space="preserve"> PAGEREF _Toc241521412 \h </w:instrText>
             </w:r>
             <w:r>
               <w:rPr>
@@ -309,7 +265,7 @@
                 <w:noProof/>
                 <w:webHidden/>
               </w:rPr>
-              <w:t>1</w:t>
+              <w:t>2</w:t>
             </w:r>
             <w:r>
               <w:rPr>
@@ -322,28 +278,30 @@
         </w:p>
         <w:p>
           <w:pPr>
-            <w:pStyle w:val="Sumrio1"/>
+            <w:pStyle w:val="Sumrio2"/>
             <w:tabs>
               <w:tab w:val="left" w:pos="720"/>
               <w:tab w:val="right" w:leader="dot" w:pos="10762"/>
             </w:tabs>
             <w:rPr>
+              <w:rFonts w:eastAsiaTheme="minorEastAsia"/>
               <w:noProof/>
+              <w:lang w:eastAsia="pt-BR"/>
             </w:rPr>
           </w:pPr>
-          <w:hyperlink w:anchor="_Toc241505171" w:history="1">
+          <w:hyperlink w:anchor="_Toc241521413" w:history="1">
             <w:r>
               <w:rPr>
                 <w:rStyle w:val="Hyperlink"/>
-                <w:rFonts w:ascii="Courier New" w:hAnsi="Courier New"/>
-                <w:b/>
                 <w:noProof/>
               </w:rPr>
-              <w:t>3 -</w:t>
+              <w:t>2-</w:t>
             </w:r>
             <w:r>
               <w:rPr>
+                <w:rFonts w:eastAsiaTheme="minorEastAsia"/>
                 <w:noProof/>
+                <w:lang w:eastAsia="pt-BR"/>
               </w:rPr>
               <w:tab/>
             </w:r>
@@ -352,7 +310,7 @@
                 <w:rStyle w:val="Hyperlink"/>
                 <w:noProof/>
               </w:rPr>
-              <w:t>Música 3</w:t>
+              <w:t>EM CORO A DEUS LOUVEMOS, ETERNO É SEU AMOR</w:t>
             </w:r>
             <w:r>
               <w:rPr>
@@ -373,7 +331,7 @@
                 <w:noProof/>
                 <w:webHidden/>
               </w:rPr>
-              <w:instrText xml:space="preserve"> PAGEREF _Toc241505171 \h </w:instrText>
+              <w:instrText xml:space="preserve"> PAGEREF _Toc241521413 \h </w:instrText>
             </w:r>
             <w:r>
               <w:rPr>
@@ -393,7 +351,577 @@
                 <w:noProof/>
                 <w:webHidden/>
               </w:rPr>
-              <w:t>1</w:t>
+              <w:t>2</w:t>
+            </w:r>
+            <w:r>
+              <w:rPr>
+                <w:noProof/>
+                <w:webHidden/>
+              </w:rPr>
+              <w:fldChar w:fldCharType="end"/>
+            </w:r>
+          </w:hyperlink>
+        </w:p>
+        <w:p>
+          <w:pPr>
+            <w:pStyle w:val="Sumrio1"/>
+            <w:tabs>
+              <w:tab w:val="right" w:leader="dot" w:pos="10762"/>
+            </w:tabs>
+            <w:rPr>
+              <w:rFonts w:eastAsiaTheme="minorEastAsia"/>
+              <w:noProof/>
+              <w:lang w:eastAsia="pt-BR"/>
+            </w:rPr>
+          </w:pPr>
+          <w:hyperlink w:anchor="_Toc241521414" w:history="1">
+            <w:r>
+              <w:rPr>
+                <w:rStyle w:val="Hyperlink"/>
+                <w:noProof/>
+              </w:rPr>
+              <w:t>Ato Penitencial</w:t>
+            </w:r>
+            <w:r>
+              <w:rPr>
+                <w:noProof/>
+                <w:webHidden/>
+              </w:rPr>
+              <w:tab/>
+            </w:r>
+            <w:r>
+              <w:rPr>
+                <w:noProof/>
+                <w:webHidden/>
+              </w:rPr>
+              <w:fldChar w:fldCharType="begin"/>
+            </w:r>
+            <w:r>
+              <w:rPr>
+                <w:noProof/>
+                <w:webHidden/>
+              </w:rPr>
+              <w:instrText xml:space="preserve"> PAGEREF _Toc241521414 \h </w:instrText>
+            </w:r>
+            <w:r>
+              <w:rPr>
+                <w:noProof/>
+                <w:webHidden/>
+              </w:rPr>
+            </w:r>
+            <w:r>
+              <w:rPr>
+                <w:noProof/>
+                <w:webHidden/>
+              </w:rPr>
+              <w:fldChar w:fldCharType="separate"/>
+            </w:r>
+            <w:r>
+              <w:rPr>
+                <w:noProof/>
+                <w:webHidden/>
+              </w:rPr>
+              <w:t>5</w:t>
+            </w:r>
+            <w:r>
+              <w:rPr>
+                <w:noProof/>
+                <w:webHidden/>
+              </w:rPr>
+              <w:fldChar w:fldCharType="end"/>
+            </w:r>
+          </w:hyperlink>
+        </w:p>
+        <w:p>
+          <w:pPr>
+            <w:pStyle w:val="Sumrio2"/>
+            <w:tabs>
+              <w:tab w:val="left" w:pos="720"/>
+              <w:tab w:val="right" w:leader="dot" w:pos="10762"/>
+            </w:tabs>
+            <w:rPr>
+              <w:rFonts w:eastAsiaTheme="minorEastAsia"/>
+              <w:noProof/>
+              <w:lang w:eastAsia="pt-BR"/>
+            </w:rPr>
+          </w:pPr>
+          <w:hyperlink w:anchor="_Toc241521415" w:history="1">
+            <w:r>
+              <w:rPr>
+                <w:rStyle w:val="Hyperlink"/>
+                <w:noProof/>
+              </w:rPr>
+              <w:t>3-</w:t>
+            </w:r>
+            <w:r>
+              <w:rPr>
+                <w:rFonts w:eastAsiaTheme="minorEastAsia"/>
+                <w:noProof/>
+                <w:lang w:eastAsia="pt-BR"/>
+              </w:rPr>
+              <w:tab/>
+            </w:r>
+            <w:r>
+              <w:rPr>
+                <w:rStyle w:val="Hyperlink"/>
+                <w:noProof/>
+              </w:rPr>
+              <w:t>CONFESSO A DEUS TODO PODEROSO - CAPELLA</w:t>
+            </w:r>
+            <w:r>
+              <w:rPr>
+                <w:noProof/>
+                <w:webHidden/>
+              </w:rPr>
+              <w:tab/>
+            </w:r>
+            <w:r>
+              <w:rPr>
+                <w:noProof/>
+                <w:webHidden/>
+              </w:rPr>
+              <w:fldChar w:fldCharType="begin"/>
+            </w:r>
+            <w:r>
+              <w:rPr>
+                <w:noProof/>
+                <w:webHidden/>
+              </w:rPr>
+              <w:instrText xml:space="preserve"> PAGEREF _Toc241521415 \h </w:instrText>
+            </w:r>
+            <w:r>
+              <w:rPr>
+                <w:noProof/>
+                <w:webHidden/>
+              </w:rPr>
+            </w:r>
+            <w:r>
+              <w:rPr>
+                <w:noProof/>
+                <w:webHidden/>
+              </w:rPr>
+              <w:fldChar w:fldCharType="separate"/>
+            </w:r>
+            <w:r>
+              <w:rPr>
+                <w:noProof/>
+                <w:webHidden/>
+              </w:rPr>
+              <w:t>5</w:t>
+            </w:r>
+            <w:r>
+              <w:rPr>
+                <w:noProof/>
+                <w:webHidden/>
+              </w:rPr>
+              <w:fldChar w:fldCharType="end"/>
+            </w:r>
+          </w:hyperlink>
+        </w:p>
+        <w:p>
+          <w:pPr>
+            <w:pStyle w:val="Sumrio1"/>
+            <w:tabs>
+              <w:tab w:val="right" w:leader="dot" w:pos="10762"/>
+            </w:tabs>
+            <w:rPr>
+              <w:rFonts w:eastAsiaTheme="minorEastAsia"/>
+              <w:noProof/>
+              <w:lang w:eastAsia="pt-BR"/>
+            </w:rPr>
+          </w:pPr>
+          <w:hyperlink w:anchor="_Toc241521416" w:history="1">
+            <w:r>
+              <w:rPr>
+                <w:rStyle w:val="Hyperlink"/>
+                <w:noProof/>
+              </w:rPr>
+              <w:t>Glória</w:t>
+            </w:r>
+            <w:r>
+              <w:rPr>
+                <w:noProof/>
+                <w:webHidden/>
+              </w:rPr>
+              <w:tab/>
+            </w:r>
+            <w:r>
+              <w:rPr>
+                <w:noProof/>
+                <w:webHidden/>
+              </w:rPr>
+              <w:fldChar w:fldCharType="begin"/>
+            </w:r>
+            <w:r>
+              <w:rPr>
+                <w:noProof/>
+                <w:webHidden/>
+              </w:rPr>
+              <w:instrText xml:space="preserve"> PAGEREF _Toc241521416 \h </w:instrText>
+            </w:r>
+            <w:r>
+              <w:rPr>
+                <w:noProof/>
+                <w:webHidden/>
+              </w:rPr>
+            </w:r>
+            <w:r>
+              <w:rPr>
+                <w:noProof/>
+                <w:webHidden/>
+              </w:rPr>
+              <w:fldChar w:fldCharType="separate"/>
+            </w:r>
+            <w:r>
+              <w:rPr>
+                <w:noProof/>
+                <w:webHidden/>
+              </w:rPr>
+              <w:t>6</w:t>
+            </w:r>
+            <w:r>
+              <w:rPr>
+                <w:noProof/>
+                <w:webHidden/>
+              </w:rPr>
+              <w:fldChar w:fldCharType="end"/>
+            </w:r>
+          </w:hyperlink>
+        </w:p>
+        <w:p>
+          <w:pPr>
+            <w:pStyle w:val="Sumrio2"/>
+            <w:tabs>
+              <w:tab w:val="left" w:pos="720"/>
+              <w:tab w:val="right" w:leader="dot" w:pos="10762"/>
+            </w:tabs>
+            <w:rPr>
+              <w:rFonts w:eastAsiaTheme="minorEastAsia"/>
+              <w:noProof/>
+              <w:lang w:eastAsia="pt-BR"/>
+            </w:rPr>
+          </w:pPr>
+          <w:hyperlink w:anchor="_Toc241521417" w:history="1">
+            <w:r>
+              <w:rPr>
+                <w:rStyle w:val="Hyperlink"/>
+                <w:noProof/>
+              </w:rPr>
+              <w:t>4-</w:t>
+            </w:r>
+            <w:r>
+              <w:rPr>
+                <w:rFonts w:eastAsiaTheme="minorEastAsia"/>
+                <w:noProof/>
+                <w:lang w:eastAsia="pt-BR"/>
+              </w:rPr>
+              <w:tab/>
+            </w:r>
+            <w:r>
+              <w:rPr>
+                <w:rStyle w:val="Hyperlink"/>
+                <w:noProof/>
+              </w:rPr>
+              <w:t>GLÓRIA – COM. SHALOM</w:t>
+            </w:r>
+            <w:r>
+              <w:rPr>
+                <w:noProof/>
+                <w:webHidden/>
+              </w:rPr>
+              <w:tab/>
+            </w:r>
+            <w:r>
+              <w:rPr>
+                <w:noProof/>
+                <w:webHidden/>
+              </w:rPr>
+              <w:fldChar w:fldCharType="begin"/>
+            </w:r>
+            <w:r>
+              <w:rPr>
+                <w:noProof/>
+                <w:webHidden/>
+              </w:rPr>
+              <w:instrText xml:space="preserve"> PAGEREF _Toc241521417 \h </w:instrText>
+            </w:r>
+            <w:r>
+              <w:rPr>
+                <w:noProof/>
+                <w:webHidden/>
+              </w:rPr>
+            </w:r>
+            <w:r>
+              <w:rPr>
+                <w:noProof/>
+                <w:webHidden/>
+              </w:rPr>
+              <w:fldChar w:fldCharType="separate"/>
+            </w:r>
+            <w:r>
+              <w:rPr>
+                <w:noProof/>
+                <w:webHidden/>
+              </w:rPr>
+              <w:t>6</w:t>
+            </w:r>
+            <w:r>
+              <w:rPr>
+                <w:noProof/>
+                <w:webHidden/>
+              </w:rPr>
+              <w:fldChar w:fldCharType="end"/>
+            </w:r>
+          </w:hyperlink>
+        </w:p>
+        <w:p>
+          <w:pPr>
+            <w:pStyle w:val="Sumrio2"/>
+            <w:tabs>
+              <w:tab w:val="left" w:pos="720"/>
+              <w:tab w:val="right" w:leader="dot" w:pos="10762"/>
+            </w:tabs>
+            <w:rPr>
+              <w:rFonts w:eastAsiaTheme="minorEastAsia"/>
+              <w:noProof/>
+              <w:lang w:eastAsia="pt-BR"/>
+            </w:rPr>
+          </w:pPr>
+          <w:hyperlink w:anchor="_Toc241521418" w:history="1">
+            <w:r>
+              <w:rPr>
+                <w:rStyle w:val="Hyperlink"/>
+                <w:noProof/>
+              </w:rPr>
+              <w:t>5-</w:t>
+            </w:r>
+            <w:r>
+              <w:rPr>
+                <w:rFonts w:eastAsiaTheme="minorEastAsia"/>
+                <w:noProof/>
+                <w:lang w:eastAsia="pt-BR"/>
+              </w:rPr>
+              <w:tab/>
+            </w:r>
+            <w:r>
+              <w:rPr>
+                <w:rStyle w:val="Hyperlink"/>
+                <w:noProof/>
+              </w:rPr>
+              <w:t>GLÓRIA – ELIANA RIBEIRO</w:t>
+            </w:r>
+            <w:r>
+              <w:rPr>
+                <w:noProof/>
+                <w:webHidden/>
+              </w:rPr>
+              <w:tab/>
+            </w:r>
+            <w:r>
+              <w:rPr>
+                <w:noProof/>
+                <w:webHidden/>
+              </w:rPr>
+              <w:fldChar w:fldCharType="begin"/>
+            </w:r>
+            <w:r>
+              <w:rPr>
+                <w:noProof/>
+                <w:webHidden/>
+              </w:rPr>
+              <w:instrText xml:space="preserve"> PAGEREF _Toc241521418 \h </w:instrText>
+            </w:r>
+            <w:r>
+              <w:rPr>
+                <w:noProof/>
+                <w:webHidden/>
+              </w:rPr>
+            </w:r>
+            <w:r>
+              <w:rPr>
+                <w:noProof/>
+                <w:webHidden/>
+              </w:rPr>
+              <w:fldChar w:fldCharType="separate"/>
+            </w:r>
+            <w:r>
+              <w:rPr>
+                <w:noProof/>
+                <w:webHidden/>
+              </w:rPr>
+              <w:t>7</w:t>
+            </w:r>
+            <w:r>
+              <w:rPr>
+                <w:noProof/>
+                <w:webHidden/>
+              </w:rPr>
+              <w:fldChar w:fldCharType="end"/>
+            </w:r>
+          </w:hyperlink>
+        </w:p>
+        <w:p>
+          <w:pPr>
+            <w:pStyle w:val="Sumrio2"/>
+            <w:tabs>
+              <w:tab w:val="left" w:pos="720"/>
+              <w:tab w:val="right" w:leader="dot" w:pos="10762"/>
+            </w:tabs>
+            <w:rPr>
+              <w:rFonts w:eastAsiaTheme="minorEastAsia"/>
+              <w:noProof/>
+              <w:lang w:eastAsia="pt-BR"/>
+            </w:rPr>
+          </w:pPr>
+          <w:hyperlink w:anchor="_Toc241521419" w:history="1">
+            <w:r>
+              <w:rPr>
+                <w:rStyle w:val="Hyperlink"/>
+                <w:noProof/>
+              </w:rPr>
+              <w:t>6-</w:t>
+            </w:r>
+            <w:r>
+              <w:rPr>
+                <w:rFonts w:eastAsiaTheme="minorEastAsia"/>
+                <w:noProof/>
+                <w:lang w:eastAsia="pt-BR"/>
+              </w:rPr>
+              <w:tab/>
+            </w:r>
+            <w:r>
+              <w:rPr>
+                <w:rStyle w:val="Hyperlink"/>
+                <w:noProof/>
+              </w:rPr>
+              <w:t>GLÓRIA - MINISTÉRIO AMOR E ADORAÇÃO</w:t>
+            </w:r>
+            <w:r>
+              <w:rPr>
+                <w:noProof/>
+                <w:webHidden/>
+              </w:rPr>
+              <w:tab/>
+            </w:r>
+            <w:r>
+              <w:rPr>
+                <w:noProof/>
+                <w:webHidden/>
+              </w:rPr>
+              <w:fldChar w:fldCharType="begin"/>
+            </w:r>
+            <w:r>
+              <w:rPr>
+                <w:noProof/>
+                <w:webHidden/>
+              </w:rPr>
+              <w:instrText xml:space="preserve"> PAGEREF _Toc241521419 \h </w:instrText>
+            </w:r>
+            <w:r>
+              <w:rPr>
+                <w:noProof/>
+                <w:webHidden/>
+              </w:rPr>
+            </w:r>
+            <w:r>
+              <w:rPr>
+                <w:noProof/>
+                <w:webHidden/>
+              </w:rPr>
+              <w:fldChar w:fldCharType="separate"/>
+            </w:r>
+            <w:r>
+              <w:rPr>
+                <w:noProof/>
+                <w:webHidden/>
+              </w:rPr>
+              <w:t>8</w:t>
+            </w:r>
+            <w:r>
+              <w:rPr>
+                <w:noProof/>
+                <w:webHidden/>
+              </w:rPr>
+              <w:fldChar w:fldCharType="end"/>
+            </w:r>
+          </w:hyperlink>
+        </w:p>
+        <w:p>
+          <w:pPr>
+            <w:pStyle w:val="Sumrio2"/>
+            <w:tabs>
+              <w:tab w:val="left" w:pos="720"/>
+              <w:tab w:val="right" w:leader="dot" w:pos="10762"/>
+            </w:tabs>
+            <w:rPr>
+              <w:rFonts w:eastAsiaTheme="minorEastAsia"/>
+              <w:noProof/>
+              <w:lang w:eastAsia="pt-BR"/>
+            </w:rPr>
+          </w:pPr>
+          <w:hyperlink w:anchor="_Toc241521420" w:history="1">
+            <w:r>
+              <w:rPr>
+                <w:rStyle w:val="Hyperlink"/>
+                <w:noProof/>
+              </w:rPr>
+              <w:t>7-</w:t>
+            </w:r>
+            <w:r>
+              <w:rPr>
+                <w:rFonts w:eastAsiaTheme="minorEastAsia"/>
+                <w:noProof/>
+                <w:lang w:eastAsia="pt-BR"/>
+              </w:rPr>
+              <w:tab/>
+            </w:r>
+            <w:r>
+              <w:rPr>
+                <w:rStyle w:val="Hyperlink"/>
+                <w:noProof/>
+              </w:rPr>
+              <w:t>GLÓRIA – QUE APRENDI COM O TAQUINHO</w:t>
+            </w:r>
+            <w:r>
+              <w:rPr>
+                <w:noProof/>
+                <w:webHidden/>
+              </w:rPr>
+              <w:tab/>
+            </w:r>
+            <w:r>
+              <w:rPr>
+                <w:noProof/>
+                <w:webHidden/>
+              </w:rPr>
+              <w:fldChar w:fldCharType="begin"/>
+            </w:r>
+            <w:r>
+              <w:rPr>
+                <w:noProof/>
+                <w:webHidden/>
+              </w:rPr>
+              <w:instrText xml:space="preserve"> PAGEREF _Toc241521420 \h </w:instrText>
+            </w:r>
+            <w:r>
+              <w:rPr>
+                <w:noProof/>
+                <w:webHidden/>
+              </w:rPr>
+            </w:r>
+            <w:r>
+              <w:rPr>
+                <w:noProof/>
+                <w:webHidden/>
+              </w:rPr>
+              <w:fldChar w:fldCharType="separate"/>
+            </w:r>
+            <w:r>
+              <w:rPr>
+                <w:noProof/>
+                <w:webHidden/>
+              </w:rPr>
+              <w:t>9</w:t>
             </w:r>
             <w:r>
               <w:rPr>
@@ -445,198 +973,14 @@
         <w:rPr>
           <w:rFonts w:ascii="Courier New" w:hAnsi="Courier New" w:cs="Courier New"/>
         </w:rPr>
-      </w:pPr>
-    </w:p>
-    <w:p>
-      <w:pPr>
-        <w:pStyle w:val="SemEspaamento"/>
-        <w:rPr>
-          <w:rFonts w:ascii="Courier New" w:hAnsi="Courier New" w:cs="Courier New"/>
-        </w:rPr>
-      </w:pPr>
-    </w:p>
-    <w:p>
-      <w:pPr>
-        <w:pStyle w:val="SemEspaamento"/>
-        <w:rPr>
-          <w:rFonts w:ascii="Courier New" w:hAnsi="Courier New" w:cs="Courier New"/>
-        </w:rPr>
-      </w:pPr>
-    </w:p>
-    <w:p>
-      <w:pPr>
-        <w:pStyle w:val="SemEspaamento"/>
-        <w:rPr>
-          <w:rFonts w:ascii="Courier New" w:hAnsi="Courier New" w:cs="Courier New"/>
-        </w:rPr>
-      </w:pPr>
-    </w:p>
-    <w:p>
-      <w:pPr>
-        <w:pStyle w:val="SemEspaamento"/>
-        <w:rPr>
-          <w:rFonts w:ascii="Courier New" w:hAnsi="Courier New" w:cs="Courier New"/>
-        </w:rPr>
-      </w:pPr>
-    </w:p>
-    <w:p>
-      <w:pPr>
-        <w:pStyle w:val="SemEspaamento"/>
-        <w:rPr>
-          <w:rFonts w:ascii="Courier New" w:hAnsi="Courier New" w:cs="Courier New"/>
-        </w:rPr>
-      </w:pPr>
-    </w:p>
-    <w:p>
-      <w:pPr>
-        <w:pStyle w:val="SemEspaamento"/>
-        <w:rPr>
-          <w:rFonts w:ascii="Courier New" w:hAnsi="Courier New" w:cs="Courier New"/>
-        </w:rPr>
-      </w:pPr>
-    </w:p>
-    <w:p>
-      <w:pPr>
-        <w:pStyle w:val="SemEspaamento"/>
-        <w:rPr>
-          <w:rFonts w:ascii="Courier New" w:hAnsi="Courier New" w:cs="Courier New"/>
-        </w:rPr>
-      </w:pPr>
-    </w:p>
-    <w:p>
-      <w:pPr>
-        <w:pStyle w:val="SemEspaamento"/>
-        <w:rPr>
-          <w:rFonts w:ascii="Courier New" w:hAnsi="Courier New" w:cs="Courier New"/>
-        </w:rPr>
-      </w:pPr>
-    </w:p>
-    <w:p>
-      <w:pPr>
-        <w:pStyle w:val="SemEspaamento"/>
-        <w:rPr>
-          <w:rFonts w:ascii="Courier New" w:hAnsi="Courier New" w:cs="Courier New"/>
-        </w:rPr>
-      </w:pPr>
-    </w:p>
-    <w:p>
-      <w:pPr>
-        <w:pStyle w:val="SemEspaamento"/>
-        <w:rPr>
-          <w:rFonts w:ascii="Courier New" w:hAnsi="Courier New" w:cs="Courier New"/>
-        </w:rPr>
-      </w:pPr>
-    </w:p>
-    <w:p>
-      <w:pPr>
-        <w:pStyle w:val="SemEspaamento"/>
-        <w:rPr>
-          <w:rFonts w:ascii="Courier New" w:hAnsi="Courier New" w:cs="Courier New"/>
-        </w:rPr>
-      </w:pPr>
-    </w:p>
-    <w:p>
-      <w:pPr>
-        <w:pStyle w:val="SemEspaamento"/>
-        <w:rPr>
-          <w:rFonts w:ascii="Courier New" w:hAnsi="Courier New" w:cs="Courier New"/>
-        </w:rPr>
-      </w:pPr>
-    </w:p>
-    <w:p>
-      <w:pPr>
-        <w:pStyle w:val="SemEspaamento"/>
-        <w:rPr>
-          <w:rFonts w:ascii="Courier New" w:hAnsi="Courier New" w:cs="Courier New"/>
-        </w:rPr>
-      </w:pPr>
-    </w:p>
-    <w:p>
-      <w:pPr>
-        <w:pStyle w:val="SemEspaamento"/>
-        <w:rPr>
-          <w:rFonts w:ascii="Courier New" w:hAnsi="Courier New" w:cs="Courier New"/>
-        </w:rPr>
-      </w:pPr>
-    </w:p>
-    <w:p>
-      <w:pPr>
-        <w:pStyle w:val="SemEspaamento"/>
-        <w:rPr>
-          <w:rFonts w:ascii="Courier New" w:hAnsi="Courier New" w:cs="Courier New"/>
-        </w:rPr>
-      </w:pPr>
-    </w:p>
-    <w:p>
-      <w:pPr>
-        <w:pStyle w:val="SemEspaamento"/>
-        <w:rPr>
-          <w:rFonts w:ascii="Courier New" w:hAnsi="Courier New" w:cs="Courier New"/>
-        </w:rPr>
-      </w:pPr>
-    </w:p>
-    <w:p>
-      <w:pPr>
-        <w:pStyle w:val="SemEspaamento"/>
-        <w:rPr>
-          <w:rFonts w:ascii="Courier New" w:hAnsi="Courier New" w:cs="Courier New"/>
-        </w:rPr>
-      </w:pPr>
-    </w:p>
-    <w:p>
-      <w:pPr>
-        <w:pStyle w:val="SemEspaamento"/>
-        <w:rPr>
-          <w:rFonts w:ascii="Courier New" w:hAnsi="Courier New" w:cs="Courier New"/>
-        </w:rPr>
-      </w:pPr>
-    </w:p>
-    <w:p>
-      <w:pPr>
-        <w:pStyle w:val="SemEspaamento"/>
-        <w:rPr>
-          <w:rFonts w:ascii="Courier New" w:hAnsi="Courier New" w:cs="Courier New"/>
-        </w:rPr>
-      </w:pPr>
-    </w:p>
-    <w:p>
-      <w:pPr>
-        <w:pStyle w:val="SemEspaamento"/>
-        <w:rPr>
-          <w:rFonts w:ascii="Courier New" w:hAnsi="Courier New" w:cs="Courier New"/>
-        </w:rPr>
-      </w:pPr>
-    </w:p>
-    <w:p>
-      <w:pPr>
-        <w:pStyle w:val="SemEspaamento"/>
-        <w:rPr>
-          <w:rFonts w:ascii="Courier New" w:hAnsi="Courier New" w:cs="Courier New"/>
-        </w:rPr>
-      </w:pPr>
-    </w:p>
-    <w:p>
-      <w:pPr>
-        <w:pStyle w:val="SemEspaamento"/>
-        <w:rPr>
-          <w:rFonts w:ascii="Courier New" w:hAnsi="Courier New" w:cs="Courier New"/>
-        </w:rPr>
-      </w:pPr>
-    </w:p>
-    <w:p>
-      <w:pPr>
-        <w:pStyle w:val="SemEspaamento"/>
-        <w:rPr>
-          <w:rFonts w:ascii="Courier New" w:hAnsi="Courier New" w:cs="Courier New"/>
-        </w:rPr>
-      </w:pPr>
-    </w:p>
-    <w:p>
-      <w:pPr>
-        <w:pStyle w:val="SemEspaamento"/>
-        <w:rPr>
-          <w:rFonts w:ascii="Courier New" w:hAnsi="Courier New" w:cs="Courier New"/>
-        </w:rPr>
+        <w:sectPr>
+          <w:footerReference w:type="default" r:id="rId9"/>
+          <w:pgSz w:w="11906" w:h="16838"/>
+          <w:pgMar w:top="567" w:right="567" w:bottom="567" w:left="567" w:header="567" w:footer="0" w:gutter="0"/>
+          <w:pgNumType w:start="0"/>
+          <w:cols w:space="708"/>
+          <w:docGrid w:linePitch="360"/>
+        </w:sectPr>
       </w:pPr>
     </w:p>
     <w:p>
@@ -651,91 +995,3145 @@
       <w:pPr>
         <w:pStyle w:val="Ttulo1"/>
       </w:pPr>
-      <w:bookmarkStart w:id="0" w:name="_Toc241505169"/>
-      <w:r>
-        <w:t>Música 1</w:t>
+      <w:bookmarkStart w:id="0" w:name="_Toc241521411"/>
+      <w:r>
+        <w:t>Cantos de Entrada</w:t>
       </w:r>
       <w:bookmarkEnd w:id="0"/>
     </w:p>
     <w:p>
+      <w:pPr>
+        <w:pStyle w:val="SemEspaamento"/>
+        <w:rPr>
+          <w:rFonts w:ascii="Courier New" w:hAnsi="Courier New" w:cs="Courier New"/>
+        </w:rPr>
+      </w:pPr>
+    </w:p>
+    <w:p>
+      <w:pPr>
+        <w:pStyle w:val="Ttulo2"/>
+      </w:pPr>
+      <w:bookmarkStart w:id="1" w:name="_Toc241521412"/>
+      <w:r>
+        <w:t>JUNTOS COMO IRMÃOS, MEMBROS DA IGREJA, VAMOS CAMINHANDO</w:t>
+      </w:r>
+      <w:bookmarkEnd w:id="1"/>
+    </w:p>
+    <w:p>
+      <w:pPr>
+        <w:pStyle w:val="SemEspaamento"/>
+        <w:rPr>
+          <w:rFonts w:ascii="Courier New" w:hAnsi="Courier New" w:cs="Courier New"/>
+        </w:rPr>
+      </w:pPr>
+    </w:p>
+    <w:p>
+      <w:pPr>
+        <w:pStyle w:val="SemEspaamento"/>
+        <w:rPr>
+          <w:rFonts w:ascii="Courier New" w:hAnsi="Courier New" w:cs="Courier New"/>
+          <w:b/>
+          <w:iCs/>
+          <w:color w:val="000000"/>
+        </w:rPr>
+      </w:pPr>
+      <w:r>
+        <w:rPr>
+          <w:rFonts w:ascii="Courier New" w:hAnsi="Courier New" w:cs="Courier New"/>
+          <w:b/>
+          <w:iCs/>
+          <w:color w:val="000000"/>
+        </w:rPr>
+        <w:t xml:space="preserve"> C                   Am                 F</w:t>
+      </w:r>
+    </w:p>
+    <w:p>
+      <w:pPr>
+        <w:pStyle w:val="SemEspaamento"/>
+        <w:rPr>
+          <w:rFonts w:ascii="Courier New" w:hAnsi="Courier New" w:cs="Courier New"/>
+          <w:b/>
+          <w:iCs/>
+          <w:color w:val="000000"/>
+        </w:rPr>
+      </w:pPr>
+      <w:r>
+        <w:rPr>
+          <w:rFonts w:ascii="Courier New" w:hAnsi="Courier New" w:cs="Courier New"/>
+          <w:b/>
+          <w:iCs/>
+          <w:color w:val="000000"/>
+        </w:rPr>
+        <w:t>JUNTOS COMO IRMÃOS, MEMBROS DA IGREJA,</w:t>
+      </w:r>
+      <w:r>
+        <w:rPr>
+          <w:rFonts w:ascii="Courier New" w:hAnsi="Courier New" w:cs="Courier New"/>
+          <w:b/>
+          <w:iCs/>
+          <w:color w:val="000000"/>
+        </w:rPr>
+        <w:t xml:space="preserve"> </w:t>
+      </w:r>
+      <w:r>
+        <w:rPr>
+          <w:rFonts w:ascii="Courier New" w:hAnsi="Courier New" w:cs="Courier New"/>
+          <w:b/>
+          <w:iCs/>
+          <w:color w:val="000000"/>
+        </w:rPr>
+        <w:t>VAMOS CAMINHANDO,</w:t>
+      </w:r>
+    </w:p>
+    <w:p>
+      <w:pPr>
+        <w:pStyle w:val="SemEspaamento"/>
+        <w:rPr>
+          <w:rFonts w:ascii="Courier New" w:hAnsi="Courier New" w:cs="Courier New"/>
+          <w:b/>
+          <w:iCs/>
+          <w:color w:val="000000"/>
+        </w:rPr>
+      </w:pPr>
+      <w:r>
+        <w:rPr>
+          <w:rFonts w:ascii="Courier New" w:hAnsi="Courier New" w:cs="Courier New"/>
+          <w:b/>
+          <w:iCs/>
+          <w:color w:val="000000"/>
+        </w:rPr>
+        <w:t xml:space="preserve"> </w:t>
+      </w:r>
+      <w:r>
+        <w:rPr>
+          <w:rFonts w:ascii="Courier New" w:hAnsi="Courier New" w:cs="Courier New"/>
+          <w:b/>
+          <w:iCs/>
+          <w:color w:val="000000"/>
+        </w:rPr>
+        <w:t>Dm</w:t>
+      </w:r>
+      <w:r>
+        <w:rPr>
+          <w:rFonts w:ascii="Courier New" w:hAnsi="Courier New" w:cs="Courier New"/>
+          <w:b/>
+          <w:iCs/>
+          <w:color w:val="000000"/>
+        </w:rPr>
+        <w:t xml:space="preserve">         G7    C           </w:t>
+      </w:r>
+      <w:r>
+        <w:rPr>
+          <w:rFonts w:ascii="Courier New" w:hAnsi="Courier New" w:cs="Courier New"/>
+          <w:b/>
+          <w:iCs/>
+          <w:color w:val="000000"/>
+        </w:rPr>
+        <w:t xml:space="preserve"> </w:t>
+      </w:r>
+      <w:r>
+        <w:rPr>
+          <w:rFonts w:ascii="Courier New" w:hAnsi="Courier New" w:cs="Courier New"/>
+          <w:b/>
+          <w:iCs/>
+          <w:color w:val="000000"/>
+        </w:rPr>
+        <w:t xml:space="preserve"> </w:t>
+      </w:r>
+      <w:r>
+        <w:rPr>
+          <w:rFonts w:ascii="Courier New" w:hAnsi="Courier New" w:cs="Courier New"/>
+          <w:b/>
+          <w:iCs/>
+          <w:color w:val="000000"/>
+        </w:rPr>
+        <w:t>C7</w:t>
+      </w:r>
+      <w:r>
+        <w:rPr>
+          <w:rFonts w:ascii="Courier New" w:hAnsi="Courier New" w:cs="Courier New"/>
+          <w:b/>
+          <w:iCs/>
+          <w:color w:val="000000"/>
+        </w:rPr>
+        <w:t xml:space="preserve">         F     G7     C</w:t>
+      </w:r>
+    </w:p>
+    <w:p>
+      <w:pPr>
+        <w:pStyle w:val="SemEspaamento"/>
+        <w:rPr>
+          <w:rFonts w:ascii="Courier New" w:hAnsi="Courier New" w:cs="Courier New"/>
+          <w:b/>
+          <w:iCs/>
+          <w:color w:val="000000"/>
+        </w:rPr>
+      </w:pPr>
+      <w:r>
+        <w:rPr>
+          <w:rFonts w:ascii="Courier New" w:hAnsi="Courier New" w:cs="Courier New"/>
+          <w:b/>
+          <w:iCs/>
+          <w:color w:val="000000"/>
+        </w:rPr>
+        <w:t>VAMOS CAMINHADO,</w:t>
+      </w:r>
+      <w:r>
+        <w:rPr>
+          <w:rFonts w:ascii="Courier New" w:hAnsi="Courier New" w:cs="Courier New"/>
+          <w:b/>
+          <w:iCs/>
+          <w:color w:val="000000"/>
+        </w:rPr>
+        <w:t xml:space="preserve"> </w:t>
+      </w:r>
+      <w:r>
+        <w:rPr>
+          <w:rFonts w:ascii="Courier New" w:hAnsi="Courier New" w:cs="Courier New"/>
+          <w:b/>
+          <w:iCs/>
+          <w:color w:val="000000"/>
+        </w:rPr>
+        <w:t>JUNTOS COMO IRMÃOS, AO ENCONTRO DO SENHOR!</w:t>
+      </w:r>
+    </w:p>
+    <w:p>
+      <w:pPr>
+        <w:pStyle w:val="SemEspaamento"/>
+        <w:rPr>
+          <w:rFonts w:ascii="Courier New" w:hAnsi="Courier New" w:cs="Courier New"/>
+          <w:color w:val="000000"/>
+        </w:rPr>
+      </w:pPr>
+    </w:p>
+    <w:p>
+      <w:pPr>
+        <w:pStyle w:val="SemEspaamento"/>
+        <w:rPr>
+          <w:rFonts w:ascii="Courier New" w:hAnsi="Courier New" w:cs="Courier New"/>
+          <w:b/>
+          <w:bCs/>
+          <w:color w:val="000000"/>
+        </w:rPr>
+      </w:pPr>
+      <w:r>
+        <w:rPr>
+          <w:rFonts w:ascii="Courier New" w:hAnsi="Courier New" w:cs="Courier New"/>
+          <w:b/>
+          <w:bCs/>
+          <w:color w:val="000000"/>
+        </w:rPr>
+        <w:t xml:space="preserve">          </w:t>
+      </w:r>
+      <w:r>
+        <w:rPr>
+          <w:rFonts w:ascii="Courier New" w:hAnsi="Courier New" w:cs="Courier New"/>
+          <w:b/>
+          <w:bCs/>
+          <w:color w:val="000000"/>
+        </w:rPr>
+        <w:t xml:space="preserve">C </w:t>
+      </w:r>
+      <w:r>
+        <w:rPr>
+          <w:rFonts w:ascii="Courier New" w:hAnsi="Courier New" w:cs="Courier New"/>
+          <w:b/>
+          <w:bCs/>
+          <w:color w:val="000000"/>
+        </w:rPr>
+        <w:t xml:space="preserve">                     </w:t>
+      </w:r>
+      <w:r>
+        <w:rPr>
+          <w:rFonts w:ascii="Courier New" w:hAnsi="Courier New" w:cs="Courier New"/>
+          <w:b/>
+          <w:bCs/>
+          <w:color w:val="000000"/>
+        </w:rPr>
+        <w:t>Am</w:t>
+      </w:r>
+    </w:p>
+    <w:p>
+      <w:pPr>
+        <w:pStyle w:val="SemEspaamento"/>
+        <w:rPr>
+          <w:rFonts w:ascii="Courier New" w:hAnsi="Courier New" w:cs="Courier New"/>
+          <w:color w:val="000000"/>
+        </w:rPr>
+      </w:pPr>
+      <w:r>
+        <w:rPr>
+          <w:rFonts w:ascii="Courier New" w:hAnsi="Courier New" w:cs="Courier New"/>
+          <w:color w:val="000000"/>
+        </w:rPr>
+        <w:t>1- SOMOS POVO QUE CAMINHA NUM DESERTO, COMO OUTRORA,</w:t>
+      </w:r>
+    </w:p>
+    <w:p>
+      <w:pPr>
+        <w:pStyle w:val="SemEspaamento"/>
+        <w:rPr>
+          <w:rFonts w:ascii="Courier New" w:hAnsi="Courier New" w:cs="Courier New"/>
+          <w:b/>
+          <w:bCs/>
+          <w:color w:val="000000"/>
+        </w:rPr>
+      </w:pPr>
+      <w:r>
+        <w:rPr>
+          <w:rFonts w:ascii="Courier New" w:hAnsi="Courier New" w:cs="Courier New"/>
+          <w:b/>
+          <w:bCs/>
+          <w:color w:val="000000"/>
+        </w:rPr>
+        <w:t xml:space="preserve">           </w:t>
+      </w:r>
+      <w:r>
+        <w:rPr>
+          <w:rFonts w:ascii="Courier New" w:hAnsi="Courier New" w:cs="Courier New"/>
+          <w:b/>
+          <w:bCs/>
+          <w:color w:val="000000"/>
+        </w:rPr>
+        <w:t xml:space="preserve">F </w:t>
+      </w:r>
+      <w:r>
+        <w:rPr>
+          <w:rFonts w:ascii="Courier New" w:hAnsi="Courier New" w:cs="Courier New"/>
+          <w:b/>
+          <w:bCs/>
+          <w:color w:val="000000"/>
+        </w:rPr>
+        <w:t xml:space="preserve">            </w:t>
+      </w:r>
+      <w:r>
+        <w:rPr>
+          <w:rFonts w:ascii="Courier New" w:hAnsi="Courier New" w:cs="Courier New"/>
+          <w:b/>
+          <w:bCs/>
+          <w:color w:val="000000"/>
+        </w:rPr>
+        <w:t xml:space="preserve">Dm </w:t>
+      </w:r>
+      <w:r>
+        <w:rPr>
+          <w:rFonts w:ascii="Courier New" w:hAnsi="Courier New" w:cs="Courier New"/>
+          <w:b/>
+          <w:bCs/>
+          <w:color w:val="000000"/>
+        </w:rPr>
+        <w:t xml:space="preserve">           </w:t>
+      </w:r>
+      <w:r>
+        <w:rPr>
+          <w:rFonts w:ascii="Courier New" w:hAnsi="Courier New" w:cs="Courier New"/>
+          <w:b/>
+          <w:bCs/>
+          <w:color w:val="000000"/>
+        </w:rPr>
+        <w:t xml:space="preserve">G7 </w:t>
+      </w:r>
+      <w:r>
+        <w:rPr>
+          <w:rFonts w:ascii="Courier New" w:hAnsi="Courier New" w:cs="Courier New"/>
+          <w:b/>
+          <w:bCs/>
+          <w:color w:val="000000"/>
+        </w:rPr>
+        <w:t xml:space="preserve">        </w:t>
+      </w:r>
+      <w:r>
+        <w:rPr>
+          <w:rFonts w:ascii="Courier New" w:hAnsi="Courier New" w:cs="Courier New"/>
+          <w:b/>
+          <w:bCs/>
+          <w:color w:val="000000"/>
+        </w:rPr>
+        <w:t>C</w:t>
+      </w:r>
+    </w:p>
+    <w:p>
+      <w:pPr>
+        <w:pStyle w:val="SemEspaamento"/>
+        <w:rPr>
+          <w:rFonts w:ascii="Courier New" w:hAnsi="Courier New" w:cs="Courier New"/>
+          <w:color w:val="000000"/>
+        </w:rPr>
+      </w:pPr>
+      <w:r>
+        <w:rPr>
+          <w:rFonts w:ascii="Courier New" w:hAnsi="Courier New" w:cs="Courier New"/>
+          <w:color w:val="000000"/>
+        </w:rPr>
+        <w:t xml:space="preserve">   </w:t>
+      </w:r>
+      <w:r>
+        <w:rPr>
+          <w:rFonts w:ascii="Courier New" w:hAnsi="Courier New" w:cs="Courier New"/>
+          <w:color w:val="000000"/>
+        </w:rPr>
+        <w:t>LADO A LADO, SEMPRE UNIDOS, PARA A TERRA PROMETIDA.</w:t>
+      </w:r>
+    </w:p>
+    <w:p>
+      <w:pPr>
+        <w:pStyle w:val="SemEspaamento"/>
+        <w:rPr>
+          <w:rFonts w:ascii="Courier New" w:hAnsi="Courier New" w:cs="Courier New"/>
+          <w:color w:val="000000"/>
+        </w:rPr>
+      </w:pPr>
+    </w:p>
+    <w:p>
+      <w:pPr>
+        <w:pStyle w:val="SemEspaamento"/>
+        <w:rPr>
+          <w:rFonts w:ascii="Courier New" w:hAnsi="Courier New" w:cs="Courier New"/>
+          <w:b/>
+          <w:bCs/>
+          <w:color w:val="000000"/>
+        </w:rPr>
+      </w:pPr>
+      <w:r>
+        <w:rPr>
+          <w:rFonts w:ascii="Courier New" w:hAnsi="Courier New" w:cs="Courier New"/>
+          <w:b/>
+          <w:bCs/>
+          <w:color w:val="000000"/>
+        </w:rPr>
+        <w:t xml:space="preserve">          </w:t>
+      </w:r>
+      <w:r>
+        <w:rPr>
+          <w:rFonts w:ascii="Courier New" w:hAnsi="Courier New" w:cs="Courier New"/>
+          <w:b/>
+          <w:bCs/>
+          <w:color w:val="000000"/>
+        </w:rPr>
+        <w:t xml:space="preserve">C </w:t>
+      </w:r>
+      <w:r>
+        <w:rPr>
+          <w:rFonts w:ascii="Courier New" w:hAnsi="Courier New" w:cs="Courier New"/>
+          <w:b/>
+          <w:bCs/>
+          <w:color w:val="000000"/>
+        </w:rPr>
+        <w:t xml:space="preserve">                    </w:t>
+      </w:r>
+      <w:r>
+        <w:rPr>
+          <w:rFonts w:ascii="Courier New" w:hAnsi="Courier New" w:cs="Courier New"/>
+          <w:b/>
+          <w:bCs/>
+          <w:color w:val="000000"/>
+        </w:rPr>
+        <w:t>Am</w:t>
+      </w:r>
+    </w:p>
+    <w:p>
+      <w:pPr>
+        <w:pStyle w:val="SemEspaamento"/>
+        <w:rPr>
+          <w:rFonts w:ascii="Courier New" w:hAnsi="Courier New" w:cs="Courier New"/>
+          <w:color w:val="000000"/>
+        </w:rPr>
+      </w:pPr>
+      <w:r>
+        <w:rPr>
+          <w:rFonts w:ascii="Courier New" w:hAnsi="Courier New" w:cs="Courier New"/>
+          <w:color w:val="000000"/>
+        </w:rPr>
+        <w:t>2- NA UNIDADE CAMINHEMOS, FOI JESUS QUEM NOS UNIU.</w:t>
+      </w:r>
+    </w:p>
+    <w:p>
+      <w:pPr>
+        <w:pStyle w:val="SemEspaamento"/>
+        <w:rPr>
+          <w:rFonts w:ascii="Courier New" w:hAnsi="Courier New" w:cs="Courier New"/>
+          <w:b/>
+          <w:bCs/>
+          <w:color w:val="000000"/>
+        </w:rPr>
+      </w:pPr>
+      <w:r>
+        <w:rPr>
+          <w:rFonts w:ascii="Courier New" w:hAnsi="Courier New" w:cs="Courier New"/>
+          <w:b/>
+          <w:bCs/>
+          <w:color w:val="000000"/>
+        </w:rPr>
+        <w:t xml:space="preserve">          </w:t>
+      </w:r>
+      <w:r>
+        <w:rPr>
+          <w:rFonts w:ascii="Courier New" w:hAnsi="Courier New" w:cs="Courier New"/>
+          <w:b/>
+          <w:bCs/>
+          <w:color w:val="000000"/>
+        </w:rPr>
+        <w:t xml:space="preserve">F </w:t>
+      </w:r>
+      <w:r>
+        <w:rPr>
+          <w:rFonts w:ascii="Courier New" w:hAnsi="Courier New" w:cs="Courier New"/>
+          <w:b/>
+          <w:bCs/>
+          <w:color w:val="000000"/>
+        </w:rPr>
+        <w:t xml:space="preserve">           </w:t>
+      </w:r>
+      <w:r>
+        <w:rPr>
+          <w:rFonts w:ascii="Courier New" w:hAnsi="Courier New" w:cs="Courier New"/>
+          <w:b/>
+          <w:bCs/>
+          <w:color w:val="000000"/>
+        </w:rPr>
+        <w:t xml:space="preserve">Dm </w:t>
+      </w:r>
+      <w:r>
+        <w:rPr>
+          <w:rFonts w:ascii="Courier New" w:hAnsi="Courier New" w:cs="Courier New"/>
+          <w:b/>
+          <w:bCs/>
+          <w:color w:val="000000"/>
+        </w:rPr>
+        <w:t xml:space="preserve">         </w:t>
+      </w:r>
+      <w:r>
+        <w:rPr>
+          <w:rFonts w:ascii="Courier New" w:hAnsi="Courier New" w:cs="Courier New"/>
+          <w:b/>
+          <w:bCs/>
+          <w:color w:val="000000"/>
+        </w:rPr>
+        <w:t xml:space="preserve">G7 </w:t>
+      </w:r>
+      <w:r>
+        <w:rPr>
+          <w:rFonts w:ascii="Courier New" w:hAnsi="Courier New" w:cs="Courier New"/>
+          <w:b/>
+          <w:bCs/>
+          <w:color w:val="000000"/>
+        </w:rPr>
+        <w:t xml:space="preserve">        </w:t>
+      </w:r>
+      <w:r>
+        <w:rPr>
+          <w:rFonts w:ascii="Courier New" w:hAnsi="Courier New" w:cs="Courier New"/>
+          <w:b/>
+          <w:bCs/>
+          <w:color w:val="000000"/>
+        </w:rPr>
+        <w:t>C</w:t>
+      </w:r>
+    </w:p>
+    <w:p>
+      <w:pPr>
+        <w:pStyle w:val="SemEspaamento"/>
+        <w:rPr>
+          <w:rFonts w:ascii="Courier New" w:hAnsi="Courier New" w:cs="Courier New"/>
+          <w:color w:val="000000"/>
+        </w:rPr>
+      </w:pPr>
+      <w:r>
+        <w:rPr>
+          <w:rFonts w:ascii="Courier New" w:hAnsi="Courier New" w:cs="Courier New"/>
+          <w:color w:val="000000"/>
+        </w:rPr>
+        <w:t xml:space="preserve">   </w:t>
+      </w:r>
+      <w:r>
+        <w:rPr>
+          <w:rFonts w:ascii="Courier New" w:hAnsi="Courier New" w:cs="Courier New"/>
+          <w:color w:val="000000"/>
+        </w:rPr>
+        <w:t>NOSSO DEUS HOJE LOUVEMOS, SEU AMOR NOS REUNIU.</w:t>
+      </w:r>
+    </w:p>
+    <w:p>
+      <w:pPr>
+        <w:pStyle w:val="SemEspaamento"/>
+        <w:rPr>
+          <w:rFonts w:ascii="Courier New" w:hAnsi="Courier New" w:cs="Courier New"/>
+          <w:color w:val="000000"/>
+        </w:rPr>
+      </w:pPr>
+    </w:p>
+    <w:p>
+      <w:pPr>
+        <w:pStyle w:val="SemEspaamento"/>
+        <w:rPr>
+          <w:rFonts w:ascii="Courier New" w:hAnsi="Courier New" w:cs="Courier New"/>
+          <w:b/>
+          <w:bCs/>
+          <w:color w:val="000000"/>
+        </w:rPr>
+      </w:pPr>
+      <w:r>
+        <w:rPr>
+          <w:rFonts w:ascii="Courier New" w:hAnsi="Courier New" w:cs="Courier New"/>
+          <w:b/>
+          <w:bCs/>
+          <w:color w:val="000000"/>
+        </w:rPr>
+        <w:t xml:space="preserve">        </w:t>
+      </w:r>
+      <w:r>
+        <w:rPr>
+          <w:rFonts w:ascii="Courier New" w:hAnsi="Courier New" w:cs="Courier New"/>
+          <w:b/>
+          <w:bCs/>
+          <w:color w:val="000000"/>
+        </w:rPr>
+        <w:t xml:space="preserve">C </w:t>
+      </w:r>
+      <w:r>
+        <w:rPr>
+          <w:rFonts w:ascii="Courier New" w:hAnsi="Courier New" w:cs="Courier New"/>
+          <w:b/>
+          <w:bCs/>
+          <w:color w:val="000000"/>
+        </w:rPr>
+        <w:t xml:space="preserve">           </w:t>
+      </w:r>
+      <w:r>
+        <w:rPr>
+          <w:rFonts w:ascii="Courier New" w:hAnsi="Courier New" w:cs="Courier New"/>
+          <w:b/>
+          <w:bCs/>
+          <w:color w:val="000000"/>
+        </w:rPr>
+        <w:t xml:space="preserve">         </w:t>
+      </w:r>
+      <w:r>
+        <w:rPr>
+          <w:rFonts w:ascii="Courier New" w:hAnsi="Courier New" w:cs="Courier New"/>
+          <w:b/>
+          <w:bCs/>
+          <w:color w:val="000000"/>
+        </w:rPr>
+        <w:t xml:space="preserve">         </w:t>
+      </w:r>
+      <w:r>
+        <w:rPr>
+          <w:rFonts w:ascii="Courier New" w:hAnsi="Courier New" w:cs="Courier New"/>
+          <w:b/>
+          <w:bCs/>
+          <w:color w:val="000000"/>
+        </w:rPr>
+        <w:t>Am</w:t>
+      </w:r>
+    </w:p>
+    <w:p>
+      <w:pPr>
+        <w:pStyle w:val="SemEspaamento"/>
+        <w:rPr>
+          <w:rFonts w:ascii="Courier New" w:hAnsi="Courier New" w:cs="Courier New"/>
+          <w:color w:val="000000"/>
+        </w:rPr>
+      </w:pPr>
+      <w:r>
+        <w:rPr>
+          <w:rFonts w:ascii="Courier New" w:hAnsi="Courier New" w:cs="Courier New"/>
+          <w:color w:val="000000"/>
+        </w:rPr>
+        <w:t>3- A IGREJA ESTÁ EM MARCHA A UM MUNDO NOVO VAMOS NÓS.</w:t>
+      </w:r>
+    </w:p>
+    <w:p>
+      <w:pPr>
+        <w:pStyle w:val="SemEspaamento"/>
+        <w:rPr>
+          <w:rFonts w:ascii="Courier New" w:hAnsi="Courier New" w:cs="Courier New"/>
+          <w:b/>
+          <w:bCs/>
+          <w:color w:val="000000"/>
+        </w:rPr>
+      </w:pPr>
+      <w:r>
+        <w:rPr>
+          <w:rFonts w:ascii="Courier New" w:hAnsi="Courier New" w:cs="Courier New"/>
+          <w:b/>
+          <w:bCs/>
+          <w:color w:val="000000"/>
+        </w:rPr>
+        <w:t xml:space="preserve">         </w:t>
+      </w:r>
+      <w:r>
+        <w:rPr>
+          <w:rFonts w:ascii="Courier New" w:hAnsi="Courier New" w:cs="Courier New"/>
+          <w:b/>
+          <w:bCs/>
+          <w:color w:val="000000"/>
+        </w:rPr>
+        <w:t xml:space="preserve">F </w:t>
+      </w:r>
+      <w:r>
+        <w:rPr>
+          <w:rFonts w:ascii="Courier New" w:hAnsi="Courier New" w:cs="Courier New"/>
+          <w:b/>
+          <w:bCs/>
+          <w:color w:val="000000"/>
+        </w:rPr>
+        <w:t xml:space="preserve">        </w:t>
+      </w:r>
+      <w:r>
+        <w:rPr>
+          <w:rFonts w:ascii="Courier New" w:hAnsi="Courier New" w:cs="Courier New"/>
+          <w:b/>
+          <w:bCs/>
+          <w:color w:val="000000"/>
+        </w:rPr>
+        <w:t xml:space="preserve">Dm </w:t>
+      </w:r>
+      <w:r>
+        <w:rPr>
+          <w:rFonts w:ascii="Courier New" w:hAnsi="Courier New" w:cs="Courier New"/>
+          <w:b/>
+          <w:bCs/>
+          <w:color w:val="000000"/>
+        </w:rPr>
+        <w:t xml:space="preserve">       </w:t>
+      </w:r>
+      <w:r>
+        <w:rPr>
+          <w:rFonts w:ascii="Courier New" w:hAnsi="Courier New" w:cs="Courier New"/>
+          <w:b/>
+          <w:bCs/>
+          <w:color w:val="000000"/>
+        </w:rPr>
+        <w:t xml:space="preserve">G7 </w:t>
+      </w:r>
+      <w:r>
+        <w:rPr>
+          <w:rFonts w:ascii="Courier New" w:hAnsi="Courier New" w:cs="Courier New"/>
+          <w:b/>
+          <w:bCs/>
+          <w:color w:val="000000"/>
+        </w:rPr>
+        <w:t xml:space="preserve">        </w:t>
+      </w:r>
+      <w:r>
+        <w:rPr>
+          <w:rFonts w:ascii="Courier New" w:hAnsi="Courier New" w:cs="Courier New"/>
+          <w:b/>
+          <w:bCs/>
+          <w:color w:val="000000"/>
+        </w:rPr>
+        <w:t>C</w:t>
+      </w:r>
+    </w:p>
+    <w:p>
+      <w:pPr>
+        <w:pStyle w:val="SemEspaamento"/>
+        <w:rPr>
+          <w:rFonts w:ascii="Courier New" w:hAnsi="Courier New" w:cs="Courier New"/>
+          <w:color w:val="000000"/>
+        </w:rPr>
+      </w:pPr>
+      <w:r>
+        <w:rPr>
+          <w:rFonts w:ascii="Courier New" w:hAnsi="Courier New" w:cs="Courier New"/>
+          <w:color w:val="000000"/>
+        </w:rPr>
+        <w:t xml:space="preserve">   </w:t>
+      </w:r>
+      <w:r>
+        <w:rPr>
+          <w:rFonts w:ascii="Courier New" w:hAnsi="Courier New" w:cs="Courier New"/>
+          <w:color w:val="000000"/>
+        </w:rPr>
+        <w:t>ONDE REINARÁ A PAZ, ONDE REINARÁ O AMOR.</w:t>
+      </w:r>
+    </w:p>
+    <w:p>
+      <w:pPr>
+        <w:pStyle w:val="SemEspaamento"/>
+        <w:rPr>
+          <w:rFonts w:ascii="Courier New" w:hAnsi="Courier New" w:cs="Courier New"/>
+        </w:rPr>
+      </w:pPr>
+    </w:p>
+    <w:p>
+      <w:pPr>
+        <w:pStyle w:val="Ttulo2"/>
+      </w:pPr>
+      <w:bookmarkStart w:id="2" w:name="_Toc241521413"/>
+      <w:r>
+        <w:t>EM CORO A DEUS LOUVEMOS, ETERNO É SEU AMOR</w:t>
+      </w:r>
+      <w:bookmarkEnd w:id="2"/>
+    </w:p>
+    <w:p>
+      <w:pPr>
+        <w:pStyle w:val="SemEspaamento"/>
+        <w:rPr>
+          <w:rFonts w:ascii="Courier New" w:hAnsi="Courier New" w:cs="Courier New"/>
+        </w:rPr>
+      </w:pPr>
+    </w:p>
+    <w:p>
+      <w:pPr>
+        <w:pStyle w:val="SemEspaamento"/>
+        <w:rPr>
+          <w:rFonts w:ascii="Courier New" w:hAnsi="Courier New" w:cs="Courier New"/>
+          <w:b/>
+          <w:bCs/>
+        </w:rPr>
+      </w:pPr>
+      <w:r>
+        <w:rPr>
+          <w:rFonts w:ascii="Courier New" w:hAnsi="Courier New" w:cs="Courier New"/>
+          <w:b/>
+          <w:bCs/>
+        </w:rPr>
+        <w:t xml:space="preserve">   D      A7     D       A7           D</w:t>
+      </w:r>
+    </w:p>
+    <w:p>
+      <w:pPr>
+        <w:pStyle w:val="SemEspaamento"/>
+        <w:rPr>
+          <w:rFonts w:ascii="Courier New" w:hAnsi="Courier New" w:cs="Courier New"/>
+        </w:rPr>
+      </w:pPr>
+      <w:r>
+        <w:rPr>
+          <w:rFonts w:ascii="Courier New" w:hAnsi="Courier New" w:cs="Courier New"/>
+        </w:rPr>
+        <w:t>1. EM CORO A DEUS LOUVEMOS, ETERNO É SEU AMOR</w:t>
+      </w:r>
+    </w:p>
+    <w:p>
+      <w:pPr>
+        <w:pStyle w:val="SemEspaamento"/>
+        <w:rPr>
+          <w:rFonts w:ascii="Courier New" w:hAnsi="Courier New" w:cs="Courier New"/>
+          <w:b/>
+          <w:bCs/>
+        </w:rPr>
+      </w:pPr>
+      <w:r>
+        <w:rPr>
+          <w:rFonts w:ascii="Courier New" w:hAnsi="Courier New" w:cs="Courier New"/>
+          <w:b/>
+          <w:bCs/>
+        </w:rPr>
+        <w:t xml:space="preserve">   D         A7     D      A7           </w:t>
+      </w:r>
+      <w:proofErr w:type="gramStart"/>
+      <w:r>
+        <w:rPr>
+          <w:rFonts w:ascii="Courier New" w:hAnsi="Courier New" w:cs="Courier New"/>
+          <w:b/>
+          <w:bCs/>
+        </w:rPr>
+        <w:t>D  D</w:t>
+      </w:r>
+      <w:proofErr w:type="gramEnd"/>
+      <w:r>
+        <w:rPr>
+          <w:rFonts w:ascii="Courier New" w:hAnsi="Courier New" w:cs="Courier New"/>
+          <w:b/>
+          <w:bCs/>
+        </w:rPr>
+        <w:t>7</w:t>
+      </w:r>
+    </w:p>
+    <w:p>
+      <w:pPr>
+        <w:pStyle w:val="SemEspaamento"/>
+        <w:rPr>
+          <w:rFonts w:ascii="Courier New" w:hAnsi="Courier New" w:cs="Courier New"/>
+        </w:rPr>
+      </w:pPr>
+      <w:r>
+        <w:rPr>
+          <w:rFonts w:ascii="Courier New" w:hAnsi="Courier New" w:cs="Courier New"/>
+        </w:rPr>
+        <w:t xml:space="preserve">   POIS DEUS É ADMIRÁVEL, ETERNO É SEU AMOR</w:t>
+      </w:r>
+    </w:p>
+    <w:p>
+      <w:pPr>
+        <w:pStyle w:val="SemEspaamento"/>
+        <w:rPr>
+          <w:rFonts w:ascii="Courier New" w:hAnsi="Courier New" w:cs="Courier New"/>
+          <w:b/>
+          <w:bCs/>
+        </w:rPr>
+      </w:pPr>
+    </w:p>
+    <w:p>
+      <w:pPr>
+        <w:pStyle w:val="SemEspaamento"/>
+        <w:rPr>
+          <w:rFonts w:ascii="Courier New" w:hAnsi="Courier New" w:cs="Courier New"/>
+          <w:b/>
+          <w:bCs/>
+        </w:rPr>
+      </w:pPr>
+      <w:r>
+        <w:rPr>
+          <w:rFonts w:ascii="Courier New" w:hAnsi="Courier New" w:cs="Courier New"/>
+          <w:b/>
+          <w:bCs/>
+        </w:rPr>
+        <w:t xml:space="preserve">   G       A7   </w:t>
+      </w:r>
+      <w:proofErr w:type="gramStart"/>
+      <w:r>
+        <w:rPr>
+          <w:rFonts w:ascii="Courier New" w:hAnsi="Courier New" w:cs="Courier New"/>
+          <w:b/>
+          <w:bCs/>
+        </w:rPr>
+        <w:t xml:space="preserve">D  </w:t>
+      </w:r>
       <w:proofErr w:type="spellStart"/>
       <w:r>
-        <w:t>Asjkdfhakjshdf</w:t>
+        <w:rPr>
+          <w:rFonts w:ascii="Courier New" w:hAnsi="Courier New" w:cs="Courier New"/>
+          <w:b/>
+          <w:bCs/>
+        </w:rPr>
+        <w:t>Bm</w:t>
       </w:r>
       <w:proofErr w:type="spellEnd"/>
-    </w:p>
-    <w:p>
+      <w:proofErr w:type="gramEnd"/>
+      <w:r>
+        <w:rPr>
+          <w:rFonts w:ascii="Courier New" w:hAnsi="Courier New" w:cs="Courier New"/>
+          <w:b/>
+          <w:bCs/>
+        </w:rPr>
+        <w:t xml:space="preserve">     Em   A7    </w:t>
+      </w:r>
+      <w:proofErr w:type="gramStart"/>
+      <w:r>
+        <w:rPr>
+          <w:rFonts w:ascii="Courier New" w:hAnsi="Courier New" w:cs="Courier New"/>
+          <w:b/>
+          <w:bCs/>
+        </w:rPr>
+        <w:t>D  D</w:t>
+      </w:r>
+      <w:proofErr w:type="gramEnd"/>
+      <w:r>
+        <w:rPr>
+          <w:rFonts w:ascii="Courier New" w:hAnsi="Courier New" w:cs="Courier New"/>
+          <w:b/>
+          <w:bCs/>
+        </w:rPr>
+        <w:t>7</w:t>
+      </w:r>
+    </w:p>
+    <w:p>
+      <w:pPr>
+        <w:pStyle w:val="SemEspaamento"/>
+        <w:rPr>
+          <w:rFonts w:ascii="Courier New" w:hAnsi="Courier New" w:cs="Courier New"/>
+          <w:b/>
+          <w:bCs/>
+        </w:rPr>
+      </w:pPr>
+      <w:r>
+        <w:rPr>
+          <w:rFonts w:ascii="Courier New" w:hAnsi="Courier New" w:cs="Courier New"/>
+          <w:b/>
+          <w:bCs/>
+        </w:rPr>
+        <w:t>POR NÓS FEZ MARAVILHAS, LOUVEMOS O SENHOR!</w:t>
+      </w:r>
+    </w:p>
+    <w:p>
+      <w:pPr>
+        <w:pStyle w:val="SemEspaamento"/>
+        <w:rPr>
+          <w:rFonts w:ascii="Courier New" w:hAnsi="Courier New" w:cs="Courier New"/>
+          <w:b/>
+          <w:bCs/>
+        </w:rPr>
+      </w:pPr>
+      <w:r>
+        <w:rPr>
+          <w:rFonts w:ascii="Courier New" w:hAnsi="Courier New" w:cs="Courier New"/>
+          <w:b/>
+          <w:bCs/>
+        </w:rPr>
+        <w:t xml:space="preserve">   G       A7 </w:t>
+      </w:r>
+      <w:proofErr w:type="gramStart"/>
+      <w:r>
+        <w:rPr>
+          <w:rFonts w:ascii="Courier New" w:hAnsi="Courier New" w:cs="Courier New"/>
+          <w:b/>
+          <w:bCs/>
+        </w:rPr>
+        <w:t xml:space="preserve">D  </w:t>
+      </w:r>
       <w:proofErr w:type="spellStart"/>
       <w:r>
-        <w:t>Aslkdjfhlakshdf</w:t>
+        <w:rPr>
+          <w:rFonts w:ascii="Courier New" w:hAnsi="Courier New" w:cs="Courier New"/>
+          <w:b/>
+          <w:bCs/>
+        </w:rPr>
+        <w:t>Bm</w:t>
       </w:r>
       <w:proofErr w:type="spellEnd"/>
+      <w:proofErr w:type="gramEnd"/>
+      <w:r>
+        <w:rPr>
+          <w:rFonts w:ascii="Courier New" w:hAnsi="Courier New" w:cs="Courier New"/>
+          <w:b/>
+          <w:bCs/>
+        </w:rPr>
+        <w:t xml:space="preserve">       Em   A7    D</w:t>
+      </w:r>
+    </w:p>
+    <w:p>
+      <w:pPr>
+        <w:pStyle w:val="SemEspaamento"/>
+        <w:rPr>
+          <w:rFonts w:ascii="Courier New" w:hAnsi="Courier New" w:cs="Courier New"/>
+          <w:b/>
+          <w:bCs/>
+        </w:rPr>
+      </w:pPr>
+      <w:r>
+        <w:rPr>
+          <w:rFonts w:ascii="Courier New" w:hAnsi="Courier New" w:cs="Courier New"/>
+          <w:b/>
+          <w:bCs/>
+        </w:rPr>
+        <w:t>POR NÓS FEZ MARAVILHAS, LOUVEMOS O SENHOR!</w:t>
+      </w:r>
+    </w:p>
+    <w:p>
+      <w:pPr>
+        <w:pStyle w:val="SemEspaamento"/>
+        <w:rPr>
+          <w:rFonts w:ascii="Courier New" w:hAnsi="Courier New" w:cs="Courier New"/>
+          <w:b/>
+          <w:bCs/>
+        </w:rPr>
+      </w:pPr>
+    </w:p>
+    <w:p>
+      <w:pPr>
+        <w:pStyle w:val="SemEspaamento"/>
+        <w:rPr>
+          <w:rFonts w:ascii="Courier New" w:hAnsi="Courier New" w:cs="Courier New"/>
+          <w:b/>
+          <w:bCs/>
+        </w:rPr>
+      </w:pPr>
+      <w:r>
+        <w:rPr>
+          <w:rFonts w:ascii="Courier New" w:hAnsi="Courier New" w:cs="Courier New"/>
+          <w:b/>
+          <w:bCs/>
+        </w:rPr>
+        <w:t xml:space="preserve">       D      A7     D      A7           D</w:t>
+      </w:r>
+    </w:p>
+    <w:p>
+      <w:pPr>
+        <w:pStyle w:val="SemEspaamento"/>
+        <w:rPr>
+          <w:rFonts w:ascii="Courier New" w:hAnsi="Courier New" w:cs="Courier New"/>
+        </w:rPr>
+      </w:pPr>
+      <w:r>
+        <w:rPr>
+          <w:rFonts w:ascii="Courier New" w:hAnsi="Courier New" w:cs="Courier New"/>
+        </w:rPr>
+        <w:t>2. CRIOU O CÉU E A TERRA, ETERNO É SEU AMOR</w:t>
+      </w:r>
+    </w:p>
+    <w:p>
+      <w:pPr>
+        <w:pStyle w:val="SemEspaamento"/>
+        <w:rPr>
+          <w:rFonts w:ascii="Courier New" w:hAnsi="Courier New" w:cs="Courier New"/>
+          <w:b/>
+          <w:bCs/>
+        </w:rPr>
+      </w:pPr>
+      <w:r>
+        <w:rPr>
+          <w:rFonts w:ascii="Courier New" w:hAnsi="Courier New" w:cs="Courier New"/>
+          <w:b/>
+          <w:bCs/>
+        </w:rPr>
+        <w:t xml:space="preserve">   D         A7     D     A7           </w:t>
+      </w:r>
+      <w:proofErr w:type="gramStart"/>
+      <w:r>
+        <w:rPr>
+          <w:rFonts w:ascii="Courier New" w:hAnsi="Courier New" w:cs="Courier New"/>
+          <w:b/>
+          <w:bCs/>
+        </w:rPr>
+        <w:t>D  D</w:t>
+      </w:r>
+      <w:proofErr w:type="gramEnd"/>
+      <w:r>
+        <w:rPr>
+          <w:rFonts w:ascii="Courier New" w:hAnsi="Courier New" w:cs="Courier New"/>
+          <w:b/>
+          <w:bCs/>
+        </w:rPr>
+        <w:t>7</w:t>
+      </w:r>
+    </w:p>
+    <w:p>
+      <w:pPr>
+        <w:pStyle w:val="SemEspaamento"/>
+        <w:rPr>
+          <w:rFonts w:ascii="Courier New" w:hAnsi="Courier New" w:cs="Courier New"/>
+        </w:rPr>
+      </w:pPr>
+      <w:r>
+        <w:rPr>
+          <w:rFonts w:ascii="Courier New" w:hAnsi="Courier New" w:cs="Courier New"/>
+        </w:rPr>
+        <w:t xml:space="preserve">   CRIOU O SOL E A LUA, ETERNO É SEU AMOR</w:t>
+      </w:r>
+    </w:p>
+    <w:p>
+      <w:pPr>
+        <w:pStyle w:val="SemEspaamento"/>
+        <w:rPr>
+          <w:rFonts w:ascii="Courier New" w:hAnsi="Courier New" w:cs="Courier New"/>
+          <w:b/>
+          <w:bCs/>
+        </w:rPr>
+      </w:pPr>
+    </w:p>
+    <w:p>
+      <w:pPr>
+        <w:pStyle w:val="SemEspaamento"/>
+        <w:rPr>
+          <w:rFonts w:ascii="Courier New" w:hAnsi="Courier New" w:cs="Courier New"/>
+          <w:b/>
+          <w:bCs/>
+        </w:rPr>
+      </w:pPr>
+      <w:r>
+        <w:rPr>
+          <w:rFonts w:ascii="Courier New" w:hAnsi="Courier New" w:cs="Courier New"/>
+          <w:b/>
+          <w:bCs/>
+        </w:rPr>
+        <w:t xml:space="preserve">       D      A7     D         A7           D</w:t>
+      </w:r>
+    </w:p>
+    <w:p>
+      <w:pPr>
+        <w:pStyle w:val="SemEspaamento"/>
+        <w:rPr>
+          <w:rFonts w:ascii="Courier New" w:hAnsi="Courier New" w:cs="Courier New"/>
+        </w:rPr>
+      </w:pPr>
+      <w:r>
+        <w:rPr>
+          <w:rFonts w:ascii="Courier New" w:hAnsi="Courier New" w:cs="Courier New"/>
+        </w:rPr>
+        <w:t>3. FEZ ÁGUAS, NUVENS, CHUVAS, ETERNO É SEU AMOR</w:t>
+      </w:r>
+    </w:p>
+    <w:p>
+      <w:pPr>
+        <w:pStyle w:val="SemEspaamento"/>
+        <w:rPr>
+          <w:rFonts w:ascii="Courier New" w:hAnsi="Courier New" w:cs="Courier New"/>
+          <w:b/>
+          <w:bCs/>
+        </w:rPr>
+      </w:pPr>
+      <w:r>
+        <w:rPr>
+          <w:rFonts w:ascii="Courier New" w:hAnsi="Courier New" w:cs="Courier New"/>
+          <w:b/>
+          <w:bCs/>
+        </w:rPr>
+        <w:t xml:space="preserve">   D            A7     D        A7           </w:t>
+      </w:r>
+      <w:proofErr w:type="gramStart"/>
+      <w:r>
+        <w:rPr>
+          <w:rFonts w:ascii="Courier New" w:hAnsi="Courier New" w:cs="Courier New"/>
+          <w:b/>
+          <w:bCs/>
+        </w:rPr>
+        <w:t>D  D</w:t>
+      </w:r>
+      <w:proofErr w:type="gramEnd"/>
+      <w:r>
+        <w:rPr>
+          <w:rFonts w:ascii="Courier New" w:hAnsi="Courier New" w:cs="Courier New"/>
+          <w:b/>
+          <w:bCs/>
+        </w:rPr>
+        <w:t>7</w:t>
+      </w:r>
+    </w:p>
+    <w:p>
+      <w:pPr>
+        <w:pStyle w:val="SemEspaamento"/>
+        <w:rPr>
+          <w:rFonts w:ascii="Courier New" w:hAnsi="Courier New" w:cs="Courier New"/>
+        </w:rPr>
+      </w:pPr>
+      <w:r>
+        <w:rPr>
+          <w:rFonts w:ascii="Courier New" w:hAnsi="Courier New" w:cs="Courier New"/>
+        </w:rPr>
+        <w:t xml:space="preserve">   FEZ PEDRAS, TERRAS, MONTES, ETERNO É SEU AMOR</w:t>
+      </w:r>
+    </w:p>
+    <w:p>
+      <w:pPr>
+        <w:pStyle w:val="SemEspaamento"/>
+        <w:rPr>
+          <w:rFonts w:ascii="Courier New" w:hAnsi="Courier New" w:cs="Courier New"/>
+          <w:b/>
+          <w:bCs/>
+        </w:rPr>
+      </w:pPr>
+    </w:p>
+    <w:p>
+      <w:pPr>
+        <w:pStyle w:val="SemEspaamento"/>
+        <w:rPr>
+          <w:rFonts w:ascii="Courier New" w:hAnsi="Courier New" w:cs="Courier New"/>
+          <w:b/>
+          <w:bCs/>
+        </w:rPr>
+      </w:pPr>
+      <w:r>
+        <w:rPr>
+          <w:rFonts w:ascii="Courier New" w:hAnsi="Courier New" w:cs="Courier New"/>
+          <w:b/>
+          <w:bCs/>
+        </w:rPr>
+        <w:t xml:space="preserve">       D    A7    D    A7           D</w:t>
+      </w:r>
+    </w:p>
+    <w:p>
+      <w:pPr>
+        <w:pStyle w:val="SemEspaamento"/>
+        <w:rPr>
+          <w:rFonts w:ascii="Courier New" w:hAnsi="Courier New" w:cs="Courier New"/>
+        </w:rPr>
+      </w:pPr>
+      <w:r>
+        <w:rPr>
+          <w:rFonts w:ascii="Courier New" w:hAnsi="Courier New" w:cs="Courier New"/>
+        </w:rPr>
+        <w:t>4. DISTRIBUIU A VIDA, ETERNO É SEU AMOR</w:t>
+      </w:r>
+    </w:p>
+    <w:p>
+      <w:pPr>
+        <w:pStyle w:val="SemEspaamento"/>
+        <w:rPr>
+          <w:rFonts w:ascii="Courier New" w:hAnsi="Courier New" w:cs="Courier New"/>
+          <w:b/>
+          <w:bCs/>
+        </w:rPr>
+      </w:pPr>
+      <w:r>
+        <w:rPr>
+          <w:rFonts w:ascii="Courier New" w:hAnsi="Courier New" w:cs="Courier New"/>
+          <w:b/>
+          <w:bCs/>
+        </w:rPr>
+        <w:t xml:space="preserve">   D         A7     D      A7           </w:t>
+      </w:r>
+      <w:proofErr w:type="gramStart"/>
+      <w:r>
+        <w:rPr>
+          <w:rFonts w:ascii="Courier New" w:hAnsi="Courier New" w:cs="Courier New"/>
+          <w:b/>
+          <w:bCs/>
+        </w:rPr>
+        <w:t>D  D</w:t>
+      </w:r>
+      <w:proofErr w:type="gramEnd"/>
+      <w:r>
+        <w:rPr>
+          <w:rFonts w:ascii="Courier New" w:hAnsi="Courier New" w:cs="Courier New"/>
+          <w:b/>
+          <w:bCs/>
+        </w:rPr>
+        <w:t>7</w:t>
+      </w:r>
+    </w:p>
+    <w:p>
+      <w:pPr>
+        <w:pStyle w:val="SemEspaamento"/>
+        <w:rPr>
+          <w:rFonts w:ascii="Courier New" w:hAnsi="Courier New" w:cs="Courier New"/>
+        </w:rPr>
+      </w:pPr>
+      <w:r>
+        <w:rPr>
+          <w:rFonts w:ascii="Courier New" w:hAnsi="Courier New" w:cs="Courier New"/>
+        </w:rPr>
+        <w:t xml:space="preserve">   NA PLANTA, PEIXE E AVE, ETERNO É SEU AMOR</w:t>
+      </w:r>
+    </w:p>
+    <w:p>
+      <w:pPr>
+        <w:pStyle w:val="SemEspaamento"/>
+        <w:rPr>
+          <w:rFonts w:ascii="Courier New" w:hAnsi="Courier New" w:cs="Courier New"/>
+          <w:b/>
+          <w:bCs/>
+        </w:rPr>
+      </w:pPr>
+    </w:p>
+    <w:p>
+      <w:pPr>
+        <w:pStyle w:val="SemEspaamento"/>
+        <w:rPr>
+          <w:rFonts w:ascii="Courier New" w:hAnsi="Courier New" w:cs="Courier New"/>
+          <w:b/>
+          <w:bCs/>
+        </w:rPr>
+      </w:pPr>
+      <w:r>
+        <w:rPr>
+          <w:rFonts w:ascii="Courier New" w:hAnsi="Courier New" w:cs="Courier New"/>
+          <w:b/>
+          <w:bCs/>
+        </w:rPr>
+        <w:t xml:space="preserve">     D     A7    D      A7           D</w:t>
+      </w:r>
+    </w:p>
+    <w:p>
+      <w:pPr>
+        <w:pStyle w:val="SemEspaamento"/>
+        <w:rPr>
+          <w:rFonts w:ascii="Courier New" w:hAnsi="Courier New" w:cs="Courier New"/>
+        </w:rPr>
+      </w:pPr>
+      <w:r>
+        <w:rPr>
+          <w:rFonts w:ascii="Courier New" w:hAnsi="Courier New" w:cs="Courier New"/>
+        </w:rPr>
+        <w:t>5. E FEZ À SUA IMAGEM, ETERNO É SEU AMOR</w:t>
+      </w:r>
+    </w:p>
+    <w:p>
+      <w:pPr>
+        <w:pStyle w:val="SemEspaamento"/>
+        <w:rPr>
+          <w:rFonts w:ascii="Courier New" w:hAnsi="Courier New" w:cs="Courier New"/>
+          <w:b/>
+          <w:bCs/>
+        </w:rPr>
+      </w:pPr>
+      <w:r>
+        <w:rPr>
+          <w:rFonts w:ascii="Courier New" w:hAnsi="Courier New" w:cs="Courier New"/>
+          <w:b/>
+          <w:bCs/>
+        </w:rPr>
+        <w:t xml:space="preserve">   D         A7     D      A7           </w:t>
+      </w:r>
+      <w:proofErr w:type="gramStart"/>
+      <w:r>
+        <w:rPr>
+          <w:rFonts w:ascii="Courier New" w:hAnsi="Courier New" w:cs="Courier New"/>
+          <w:b/>
+          <w:bCs/>
+        </w:rPr>
+        <w:t>D  D</w:t>
+      </w:r>
+      <w:proofErr w:type="gramEnd"/>
+      <w:r>
+        <w:rPr>
+          <w:rFonts w:ascii="Courier New" w:hAnsi="Courier New" w:cs="Courier New"/>
+          <w:b/>
+          <w:bCs/>
+        </w:rPr>
+        <w:t>7</w:t>
+      </w:r>
+    </w:p>
+    <w:p>
+      <w:pPr>
+        <w:pStyle w:val="SemEspaamento"/>
+        <w:rPr>
+          <w:rFonts w:ascii="Courier New" w:hAnsi="Courier New" w:cs="Courier New"/>
+        </w:rPr>
+      </w:pPr>
+      <w:r>
+        <w:rPr>
+          <w:rFonts w:ascii="Courier New" w:hAnsi="Courier New" w:cs="Courier New"/>
+        </w:rPr>
+        <w:t xml:space="preserve">   O HOMEM LIVRE E FORTE, ETERNO É SEU AMOR</w:t>
+      </w:r>
+    </w:p>
+    <w:p>
+      <w:pPr>
+        <w:pStyle w:val="SemEspaamento"/>
+        <w:rPr>
+          <w:rFonts w:ascii="Courier New" w:hAnsi="Courier New" w:cs="Courier New"/>
+        </w:rPr>
+      </w:pPr>
+    </w:p>
+    <w:p>
+      <w:pPr>
+        <w:pStyle w:val="SemEspaamento"/>
+        <w:rPr>
+          <w:rFonts w:ascii="Courier New" w:hAnsi="Courier New" w:cs="Courier New"/>
+        </w:rPr>
+      </w:pPr>
+    </w:p>
+    <w:p>
+      <w:pPr>
+        <w:pStyle w:val="SemEspaamento"/>
+        <w:rPr>
+          <w:rFonts w:ascii="Courier New" w:hAnsi="Courier New" w:cs="Courier New"/>
+        </w:rPr>
+      </w:pPr>
+    </w:p>
+    <w:p>
+      <w:pPr>
+        <w:pStyle w:val="SemEspaamento"/>
+        <w:rPr>
+          <w:rFonts w:ascii="Courier New" w:hAnsi="Courier New" w:cs="Courier New"/>
+        </w:rPr>
+      </w:pPr>
+    </w:p>
+    <w:p>
+      <w:pPr>
+        <w:pStyle w:val="SemEspaamento"/>
+        <w:rPr>
+          <w:rFonts w:ascii="Courier New" w:hAnsi="Courier New" w:cs="Courier New"/>
+        </w:rPr>
+      </w:pPr>
+    </w:p>
+    <w:p>
+      <w:pPr>
+        <w:pStyle w:val="SemEspaamento"/>
+        <w:rPr>
+          <w:rFonts w:ascii="Courier New" w:hAnsi="Courier New" w:cs="Courier New"/>
+        </w:rPr>
+      </w:pPr>
+    </w:p>
+    <w:p>
+      <w:pPr>
+        <w:pStyle w:val="SemEspaamento"/>
+        <w:rPr>
+          <w:rFonts w:ascii="Courier New" w:hAnsi="Courier New" w:cs="Courier New"/>
+        </w:rPr>
+      </w:pPr>
+    </w:p>
+    <w:p>
+      <w:pPr>
+        <w:pStyle w:val="SemEspaamento"/>
+        <w:rPr>
+          <w:rFonts w:ascii="Courier New" w:hAnsi="Courier New" w:cs="Courier New"/>
+        </w:rPr>
+      </w:pPr>
+    </w:p>
+    <w:p>
+      <w:pPr>
+        <w:pStyle w:val="SemEspaamento"/>
+        <w:rPr>
+          <w:rFonts w:ascii="Courier New" w:hAnsi="Courier New" w:cs="Courier New"/>
+        </w:rPr>
+      </w:pPr>
+    </w:p>
+    <w:p>
+      <w:pPr>
+        <w:pStyle w:val="SemEspaamento"/>
+        <w:rPr>
+          <w:rFonts w:ascii="Courier New" w:hAnsi="Courier New" w:cs="Courier New"/>
+        </w:rPr>
+      </w:pPr>
+    </w:p>
+    <w:p>
+      <w:pPr>
+        <w:pStyle w:val="SemEspaamento"/>
+        <w:rPr>
+          <w:rFonts w:ascii="Courier New" w:hAnsi="Courier New" w:cs="Courier New"/>
+        </w:rPr>
+      </w:pPr>
+    </w:p>
+    <w:p>
+      <w:pPr>
+        <w:pStyle w:val="SemEspaamento"/>
+        <w:rPr>
+          <w:rFonts w:ascii="Courier New" w:hAnsi="Courier New" w:cs="Courier New"/>
+        </w:rPr>
+      </w:pPr>
+    </w:p>
+    <w:p>
+      <w:pPr>
+        <w:pStyle w:val="SemEspaamento"/>
+        <w:rPr>
+          <w:rFonts w:ascii="Courier New" w:hAnsi="Courier New" w:cs="Courier New"/>
+        </w:rPr>
+      </w:pPr>
+    </w:p>
+    <w:p>
+      <w:pPr>
+        <w:pStyle w:val="SemEspaamento"/>
+        <w:rPr>
+          <w:rFonts w:ascii="Courier New" w:hAnsi="Courier New" w:cs="Courier New"/>
+        </w:rPr>
+      </w:pPr>
+    </w:p>
+    <w:p>
+      <w:pPr>
+        <w:pStyle w:val="SemEspaamento"/>
+        <w:rPr>
+          <w:rFonts w:ascii="Courier New" w:hAnsi="Courier New" w:cs="Courier New"/>
+        </w:rPr>
+      </w:pPr>
+    </w:p>
+    <w:p>
+      <w:pPr>
+        <w:pStyle w:val="SemEspaamento"/>
+        <w:rPr>
+          <w:rFonts w:ascii="Courier New" w:hAnsi="Courier New" w:cs="Courier New"/>
+        </w:rPr>
+      </w:pPr>
+    </w:p>
+    <w:p>
+      <w:pPr>
+        <w:pStyle w:val="SemEspaamento"/>
+        <w:rPr>
+          <w:rFonts w:ascii="Courier New" w:hAnsi="Courier New" w:cs="Courier New"/>
+        </w:rPr>
+      </w:pPr>
+    </w:p>
+    <w:p>
+      <w:pPr>
+        <w:pStyle w:val="SemEspaamento"/>
+        <w:rPr>
+          <w:rFonts w:ascii="Courier New" w:hAnsi="Courier New" w:cs="Courier New"/>
+        </w:rPr>
+      </w:pPr>
+    </w:p>
+    <w:p>
+      <w:pPr>
+        <w:pStyle w:val="SemEspaamento"/>
+        <w:rPr>
+          <w:rFonts w:ascii="Courier New" w:hAnsi="Courier New" w:cs="Courier New"/>
+        </w:rPr>
+      </w:pPr>
+    </w:p>
+    <w:p>
+      <w:pPr>
+        <w:pStyle w:val="SemEspaamento"/>
+        <w:rPr>
+          <w:rFonts w:ascii="Courier New" w:hAnsi="Courier New" w:cs="Courier New"/>
+        </w:rPr>
+      </w:pPr>
+    </w:p>
+    <w:p>
+      <w:pPr>
+        <w:pStyle w:val="SemEspaamento"/>
+        <w:rPr>
+          <w:rFonts w:ascii="Courier New" w:hAnsi="Courier New" w:cs="Courier New"/>
+        </w:rPr>
+      </w:pPr>
+    </w:p>
+    <w:p>
+      <w:pPr>
+        <w:pStyle w:val="SemEspaamento"/>
+        <w:rPr>
+          <w:rFonts w:ascii="Courier New" w:hAnsi="Courier New" w:cs="Courier New"/>
+        </w:rPr>
+      </w:pPr>
+    </w:p>
+    <w:p>
+      <w:pPr>
+        <w:pStyle w:val="SemEspaamento"/>
+        <w:rPr>
+          <w:rFonts w:ascii="Courier New" w:hAnsi="Courier New" w:cs="Courier New"/>
+        </w:rPr>
+      </w:pPr>
+    </w:p>
+    <w:p>
+      <w:pPr>
+        <w:pStyle w:val="SemEspaamento"/>
+        <w:rPr>
+          <w:rFonts w:ascii="Courier New" w:hAnsi="Courier New" w:cs="Courier New"/>
+        </w:rPr>
+      </w:pPr>
+    </w:p>
+    <w:p>
+      <w:pPr>
+        <w:pStyle w:val="SemEspaamento"/>
+        <w:rPr>
+          <w:rFonts w:ascii="Courier New" w:hAnsi="Courier New" w:cs="Courier New"/>
+        </w:rPr>
+      </w:pPr>
+    </w:p>
+    <w:p>
+      <w:pPr>
+        <w:pStyle w:val="SemEspaamento"/>
+        <w:rPr>
+          <w:rFonts w:ascii="Courier New" w:hAnsi="Courier New" w:cs="Courier New"/>
+        </w:rPr>
+      </w:pPr>
+    </w:p>
+    <w:p>
+      <w:pPr>
+        <w:pStyle w:val="SemEspaamento"/>
+        <w:rPr>
+          <w:rFonts w:ascii="Courier New" w:hAnsi="Courier New" w:cs="Courier New"/>
+        </w:rPr>
+      </w:pPr>
+    </w:p>
+    <w:p>
+      <w:pPr>
+        <w:pStyle w:val="SemEspaamento"/>
+        <w:rPr>
+          <w:rFonts w:ascii="Courier New" w:hAnsi="Courier New" w:cs="Courier New"/>
+        </w:rPr>
+      </w:pPr>
+    </w:p>
+    <w:p>
+      <w:pPr>
+        <w:pStyle w:val="SemEspaamento"/>
+        <w:rPr>
+          <w:rFonts w:ascii="Courier New" w:hAnsi="Courier New" w:cs="Courier New"/>
+        </w:rPr>
+      </w:pPr>
+    </w:p>
+    <w:p>
+      <w:pPr>
+        <w:pStyle w:val="SemEspaamento"/>
+        <w:rPr>
+          <w:rFonts w:ascii="Courier New" w:hAnsi="Courier New" w:cs="Courier New"/>
+        </w:rPr>
+      </w:pPr>
+    </w:p>
+    <w:p>
+      <w:pPr>
+        <w:pStyle w:val="SemEspaamento"/>
+        <w:rPr>
+          <w:rFonts w:ascii="Courier New" w:hAnsi="Courier New" w:cs="Courier New"/>
+        </w:rPr>
+      </w:pPr>
+    </w:p>
+    <w:p>
+      <w:pPr>
+        <w:pStyle w:val="SemEspaamento"/>
+        <w:rPr>
+          <w:rFonts w:ascii="Courier New" w:hAnsi="Courier New" w:cs="Courier New"/>
+        </w:rPr>
+      </w:pPr>
+    </w:p>
+    <w:p>
+      <w:pPr>
+        <w:pStyle w:val="SemEspaamento"/>
+        <w:rPr>
+          <w:rFonts w:ascii="Courier New" w:hAnsi="Courier New" w:cs="Courier New"/>
+        </w:rPr>
+      </w:pPr>
+    </w:p>
+    <w:p>
+      <w:pPr>
+        <w:pStyle w:val="SemEspaamento"/>
+        <w:rPr>
+          <w:rFonts w:ascii="Courier New" w:hAnsi="Courier New" w:cs="Courier New"/>
+        </w:rPr>
+      </w:pPr>
+    </w:p>
+    <w:p>
+      <w:pPr>
+        <w:pStyle w:val="SemEspaamento"/>
+        <w:rPr>
+          <w:rFonts w:ascii="Courier New" w:hAnsi="Courier New" w:cs="Courier New"/>
+        </w:rPr>
+      </w:pPr>
+    </w:p>
+    <w:p>
+      <w:pPr>
+        <w:pStyle w:val="SemEspaamento"/>
+        <w:rPr>
+          <w:rFonts w:ascii="Courier New" w:hAnsi="Courier New" w:cs="Courier New"/>
+        </w:rPr>
+      </w:pPr>
+    </w:p>
+    <w:p>
+      <w:pPr>
+        <w:pStyle w:val="SemEspaamento"/>
+        <w:rPr>
+          <w:rFonts w:ascii="Courier New" w:hAnsi="Courier New" w:cs="Courier New"/>
+        </w:rPr>
+      </w:pPr>
+    </w:p>
+    <w:p>
+      <w:pPr>
+        <w:pStyle w:val="SemEspaamento"/>
+        <w:rPr>
+          <w:rFonts w:ascii="Courier New" w:hAnsi="Courier New" w:cs="Courier New"/>
+        </w:rPr>
+      </w:pPr>
+    </w:p>
+    <w:p>
+      <w:pPr>
+        <w:pStyle w:val="SemEspaamento"/>
+        <w:rPr>
+          <w:rFonts w:ascii="Courier New" w:hAnsi="Courier New" w:cs="Courier New"/>
+        </w:rPr>
+      </w:pPr>
+    </w:p>
+    <w:p>
+      <w:pPr>
+        <w:pStyle w:val="SemEspaamento"/>
+        <w:rPr>
+          <w:rFonts w:ascii="Courier New" w:hAnsi="Courier New" w:cs="Courier New"/>
+        </w:rPr>
+      </w:pPr>
+    </w:p>
+    <w:p>
+      <w:pPr>
+        <w:pStyle w:val="SemEspaamento"/>
+        <w:rPr>
+          <w:rFonts w:ascii="Courier New" w:hAnsi="Courier New" w:cs="Courier New"/>
+        </w:rPr>
+      </w:pPr>
+    </w:p>
+    <w:p>
+      <w:pPr>
+        <w:pStyle w:val="SemEspaamento"/>
+        <w:rPr>
+          <w:rFonts w:ascii="Courier New" w:hAnsi="Courier New" w:cs="Courier New"/>
+        </w:rPr>
+      </w:pPr>
+    </w:p>
+    <w:p>
+      <w:pPr>
+        <w:pStyle w:val="SemEspaamento"/>
+        <w:rPr>
+          <w:rFonts w:ascii="Courier New" w:hAnsi="Courier New" w:cs="Courier New"/>
+        </w:rPr>
+      </w:pPr>
+    </w:p>
+    <w:p>
+      <w:pPr>
+        <w:pStyle w:val="SemEspaamento"/>
+        <w:rPr>
+          <w:rFonts w:ascii="Courier New" w:hAnsi="Courier New" w:cs="Courier New"/>
+        </w:rPr>
+      </w:pPr>
+    </w:p>
+    <w:p>
+      <w:pPr>
+        <w:pStyle w:val="SemEspaamento"/>
+        <w:rPr>
+          <w:rFonts w:ascii="Courier New" w:hAnsi="Courier New" w:cs="Courier New"/>
+        </w:rPr>
+      </w:pPr>
+    </w:p>
+    <w:p>
+      <w:pPr>
+        <w:pStyle w:val="SemEspaamento"/>
+        <w:rPr>
+          <w:rFonts w:ascii="Courier New" w:hAnsi="Courier New" w:cs="Courier New"/>
+        </w:rPr>
+      </w:pPr>
+    </w:p>
+    <w:p>
+      <w:pPr>
+        <w:pStyle w:val="SemEspaamento"/>
+        <w:rPr>
+          <w:rFonts w:ascii="Courier New" w:hAnsi="Courier New" w:cs="Courier New"/>
+        </w:rPr>
+      </w:pPr>
+    </w:p>
+    <w:p>
+      <w:pPr>
+        <w:pStyle w:val="SemEspaamento"/>
+        <w:rPr>
+          <w:rFonts w:ascii="Courier New" w:hAnsi="Courier New" w:cs="Courier New"/>
+        </w:rPr>
+      </w:pPr>
+    </w:p>
+    <w:p>
+      <w:pPr>
+        <w:pStyle w:val="SemEspaamento"/>
+        <w:rPr>
+          <w:rFonts w:ascii="Courier New" w:hAnsi="Courier New" w:cs="Courier New"/>
+        </w:rPr>
+      </w:pPr>
+    </w:p>
+    <w:p>
+      <w:pPr>
+        <w:pStyle w:val="SemEspaamento"/>
+        <w:rPr>
+          <w:rFonts w:ascii="Courier New" w:hAnsi="Courier New" w:cs="Courier New"/>
+        </w:rPr>
+      </w:pPr>
+    </w:p>
+    <w:p>
+      <w:pPr>
+        <w:pStyle w:val="SemEspaamento"/>
+        <w:rPr>
+          <w:rFonts w:ascii="Courier New" w:hAnsi="Courier New" w:cs="Courier New"/>
+        </w:rPr>
+      </w:pPr>
+    </w:p>
+    <w:p>
+      <w:pPr>
+        <w:pStyle w:val="SemEspaamento"/>
+        <w:rPr>
+          <w:rFonts w:ascii="Courier New" w:hAnsi="Courier New" w:cs="Courier New"/>
+        </w:rPr>
+      </w:pPr>
+    </w:p>
+    <w:p>
+      <w:pPr>
+        <w:pStyle w:val="SemEspaamento"/>
+        <w:rPr>
+          <w:rFonts w:ascii="Courier New" w:hAnsi="Courier New" w:cs="Courier New"/>
+        </w:rPr>
+      </w:pPr>
+    </w:p>
+    <w:p>
+      <w:pPr>
+        <w:pStyle w:val="SemEspaamento"/>
+        <w:rPr>
+          <w:rFonts w:ascii="Courier New" w:hAnsi="Courier New" w:cs="Courier New"/>
+        </w:rPr>
+      </w:pPr>
+    </w:p>
+    <w:p>
+      <w:pPr>
+        <w:pStyle w:val="SemEspaamento"/>
+        <w:rPr>
+          <w:rFonts w:ascii="Courier New" w:hAnsi="Courier New" w:cs="Courier New"/>
+        </w:rPr>
+      </w:pPr>
+    </w:p>
+    <w:p>
+      <w:pPr>
+        <w:pStyle w:val="SemEspaamento"/>
+        <w:rPr>
+          <w:rFonts w:ascii="Courier New" w:hAnsi="Courier New" w:cs="Courier New"/>
+        </w:rPr>
+      </w:pPr>
+    </w:p>
+    <w:p>
+      <w:pPr>
+        <w:pStyle w:val="SemEspaamento"/>
+        <w:rPr>
+          <w:rFonts w:ascii="Courier New" w:hAnsi="Courier New" w:cs="Courier New"/>
+        </w:rPr>
+      </w:pPr>
+    </w:p>
+    <w:p>
+      <w:pPr>
+        <w:pStyle w:val="SemEspaamento"/>
+        <w:rPr>
+          <w:rFonts w:ascii="Courier New" w:hAnsi="Courier New" w:cs="Courier New"/>
+        </w:rPr>
+      </w:pPr>
+    </w:p>
+    <w:p>
+      <w:pPr>
+        <w:pStyle w:val="SemEspaamento"/>
+        <w:rPr>
+          <w:rFonts w:ascii="Courier New" w:hAnsi="Courier New" w:cs="Courier New"/>
+        </w:rPr>
+      </w:pPr>
+    </w:p>
+    <w:p>
+      <w:pPr>
+        <w:pStyle w:val="SemEspaamento"/>
+        <w:rPr>
+          <w:rFonts w:ascii="Courier New" w:hAnsi="Courier New" w:cs="Courier New"/>
+        </w:rPr>
+      </w:pPr>
+    </w:p>
+    <w:p>
+      <w:pPr>
+        <w:pStyle w:val="SemEspaamento"/>
+        <w:rPr>
+          <w:rFonts w:ascii="Courier New" w:hAnsi="Courier New" w:cs="Courier New"/>
+        </w:rPr>
+      </w:pPr>
+    </w:p>
+    <w:p>
+      <w:pPr>
+        <w:pStyle w:val="SemEspaamento"/>
+        <w:rPr>
+          <w:rFonts w:ascii="Courier New" w:hAnsi="Courier New" w:cs="Courier New"/>
+        </w:rPr>
+      </w:pPr>
+    </w:p>
+    <w:p>
+      <w:pPr>
+        <w:pStyle w:val="SemEspaamento"/>
+        <w:rPr>
+          <w:rFonts w:ascii="Courier New" w:hAnsi="Courier New" w:cs="Courier New"/>
+        </w:rPr>
+      </w:pPr>
+    </w:p>
+    <w:p>
+      <w:pPr>
+        <w:pStyle w:val="SemEspaamento"/>
+        <w:rPr>
+          <w:rFonts w:ascii="Courier New" w:hAnsi="Courier New" w:cs="Courier New"/>
+        </w:rPr>
+      </w:pPr>
+    </w:p>
+    <w:p>
+      <w:pPr>
+        <w:pStyle w:val="SemEspaamento"/>
+        <w:rPr>
+          <w:rFonts w:ascii="Courier New" w:hAnsi="Courier New" w:cs="Courier New"/>
+        </w:rPr>
+      </w:pPr>
+    </w:p>
+    <w:p>
+      <w:pPr>
+        <w:pStyle w:val="SemEspaamento"/>
+        <w:rPr>
+          <w:rFonts w:ascii="Courier New" w:hAnsi="Courier New" w:cs="Courier New"/>
+        </w:rPr>
+      </w:pPr>
+    </w:p>
+    <w:p>
+      <w:pPr>
+        <w:pStyle w:val="SemEspaamento"/>
+        <w:rPr>
+          <w:rFonts w:ascii="Courier New" w:hAnsi="Courier New" w:cs="Courier New"/>
+        </w:rPr>
+      </w:pPr>
+    </w:p>
+    <w:p>
+      <w:pPr>
+        <w:pStyle w:val="SemEspaamento"/>
+        <w:rPr>
+          <w:rFonts w:ascii="Courier New" w:hAnsi="Courier New" w:cs="Courier New"/>
+        </w:rPr>
+      </w:pPr>
+    </w:p>
+    <w:p>
+      <w:pPr>
+        <w:pStyle w:val="SemEspaamento"/>
+        <w:rPr>
+          <w:rFonts w:ascii="Courier New" w:hAnsi="Courier New" w:cs="Courier New"/>
+        </w:rPr>
+      </w:pPr>
+    </w:p>
+    <w:p>
+      <w:pPr>
+        <w:pStyle w:val="SemEspaamento"/>
+        <w:rPr>
+          <w:rFonts w:ascii="Courier New" w:hAnsi="Courier New" w:cs="Courier New"/>
+        </w:rPr>
+      </w:pPr>
+    </w:p>
+    <w:p>
+      <w:pPr>
+        <w:pStyle w:val="SemEspaamento"/>
+        <w:rPr>
+          <w:rFonts w:ascii="Courier New" w:hAnsi="Courier New" w:cs="Courier New"/>
+        </w:rPr>
+      </w:pPr>
+    </w:p>
+    <w:p>
+      <w:pPr>
+        <w:pStyle w:val="SemEspaamento"/>
+        <w:rPr>
+          <w:rFonts w:ascii="Courier New" w:hAnsi="Courier New" w:cs="Courier New"/>
+        </w:rPr>
+      </w:pPr>
+    </w:p>
+    <w:p>
+      <w:pPr>
+        <w:pStyle w:val="SemEspaamento"/>
+        <w:rPr>
+          <w:rFonts w:ascii="Courier New" w:hAnsi="Courier New" w:cs="Courier New"/>
+        </w:rPr>
+      </w:pPr>
+    </w:p>
+    <w:p>
+      <w:pPr>
+        <w:pStyle w:val="SemEspaamento"/>
+        <w:rPr>
+          <w:rFonts w:ascii="Courier New" w:hAnsi="Courier New" w:cs="Courier New"/>
+        </w:rPr>
+      </w:pPr>
+    </w:p>
+    <w:p>
+      <w:pPr>
+        <w:pStyle w:val="SemEspaamento"/>
+        <w:rPr>
+          <w:rFonts w:ascii="Courier New" w:hAnsi="Courier New" w:cs="Courier New"/>
+        </w:rPr>
+      </w:pPr>
+    </w:p>
+    <w:p>
+      <w:pPr>
+        <w:pStyle w:val="SemEspaamento"/>
+        <w:rPr>
+          <w:rFonts w:ascii="Courier New" w:hAnsi="Courier New" w:cs="Courier New"/>
+        </w:rPr>
+      </w:pPr>
+    </w:p>
+    <w:p>
+      <w:pPr>
+        <w:pStyle w:val="SemEspaamento"/>
+        <w:rPr>
+          <w:rFonts w:ascii="Courier New" w:hAnsi="Courier New" w:cs="Courier New"/>
+        </w:rPr>
+      </w:pPr>
+    </w:p>
+    <w:p>
+      <w:pPr>
+        <w:pStyle w:val="SemEspaamento"/>
+        <w:rPr>
+          <w:rFonts w:ascii="Courier New" w:hAnsi="Courier New" w:cs="Courier New"/>
+        </w:rPr>
+      </w:pPr>
+    </w:p>
+    <w:p>
+      <w:pPr>
+        <w:pStyle w:val="SemEspaamento"/>
+        <w:rPr>
+          <w:rFonts w:ascii="Courier New" w:hAnsi="Courier New" w:cs="Courier New"/>
+        </w:rPr>
+      </w:pPr>
+    </w:p>
+    <w:p>
+      <w:pPr>
+        <w:pStyle w:val="SemEspaamento"/>
+        <w:rPr>
+          <w:rFonts w:ascii="Courier New" w:hAnsi="Courier New" w:cs="Courier New"/>
+        </w:rPr>
+      </w:pPr>
+    </w:p>
+    <w:p>
+      <w:pPr>
+        <w:pStyle w:val="SemEspaamento"/>
+        <w:rPr>
+          <w:rFonts w:ascii="Courier New" w:hAnsi="Courier New" w:cs="Courier New"/>
+        </w:rPr>
+      </w:pPr>
+    </w:p>
+    <w:p>
+      <w:pPr>
+        <w:pStyle w:val="SemEspaamento"/>
+        <w:rPr>
+          <w:rFonts w:ascii="Courier New" w:hAnsi="Courier New" w:cs="Courier New"/>
+        </w:rPr>
+      </w:pPr>
+    </w:p>
+    <w:p>
+      <w:pPr>
+        <w:pStyle w:val="SemEspaamento"/>
+        <w:rPr>
+          <w:rFonts w:ascii="Courier New" w:hAnsi="Courier New" w:cs="Courier New"/>
+        </w:rPr>
+      </w:pPr>
+    </w:p>
+    <w:p>
+      <w:pPr>
+        <w:pStyle w:val="SemEspaamento"/>
+        <w:rPr>
+          <w:rFonts w:ascii="Courier New" w:hAnsi="Courier New" w:cs="Courier New"/>
+        </w:rPr>
+      </w:pPr>
+    </w:p>
+    <w:p>
+      <w:pPr>
+        <w:pStyle w:val="SemEspaamento"/>
+        <w:rPr>
+          <w:rFonts w:ascii="Courier New" w:hAnsi="Courier New" w:cs="Courier New"/>
+        </w:rPr>
+      </w:pPr>
+    </w:p>
+    <w:p>
+      <w:pPr>
+        <w:pStyle w:val="SemEspaamento"/>
+        <w:rPr>
+          <w:rFonts w:ascii="Courier New" w:hAnsi="Courier New" w:cs="Courier New"/>
+        </w:rPr>
+      </w:pPr>
+    </w:p>
+    <w:p>
+      <w:pPr>
+        <w:pStyle w:val="SemEspaamento"/>
+        <w:rPr>
+          <w:rFonts w:ascii="Courier New" w:hAnsi="Courier New" w:cs="Courier New"/>
+        </w:rPr>
+      </w:pPr>
+    </w:p>
+    <w:p>
+      <w:pPr>
+        <w:pStyle w:val="SemEspaamento"/>
+        <w:rPr>
+          <w:rFonts w:ascii="Courier New" w:hAnsi="Courier New" w:cs="Courier New"/>
+        </w:rPr>
+      </w:pPr>
+    </w:p>
+    <w:p>
+      <w:pPr>
+        <w:pStyle w:val="SemEspaamento"/>
+        <w:rPr>
+          <w:rFonts w:ascii="Courier New" w:hAnsi="Courier New" w:cs="Courier New"/>
+        </w:rPr>
+      </w:pPr>
+    </w:p>
+    <w:p>
+      <w:pPr>
+        <w:pStyle w:val="SemEspaamento"/>
+        <w:rPr>
+          <w:rFonts w:ascii="Courier New" w:hAnsi="Courier New" w:cs="Courier New"/>
+        </w:rPr>
+      </w:pPr>
+    </w:p>
+    <w:p>
+      <w:pPr>
+        <w:pStyle w:val="SemEspaamento"/>
+        <w:rPr>
+          <w:rFonts w:ascii="Courier New" w:hAnsi="Courier New" w:cs="Courier New"/>
+        </w:rPr>
+      </w:pPr>
+    </w:p>
+    <w:p>
+      <w:pPr>
+        <w:pStyle w:val="SemEspaamento"/>
+        <w:rPr>
+          <w:rFonts w:ascii="Courier New" w:hAnsi="Courier New" w:cs="Courier New"/>
+        </w:rPr>
+      </w:pPr>
+    </w:p>
+    <w:p>
+      <w:pPr>
+        <w:pStyle w:val="SemEspaamento"/>
+        <w:rPr>
+          <w:rFonts w:ascii="Courier New" w:hAnsi="Courier New" w:cs="Courier New"/>
+        </w:rPr>
+      </w:pPr>
+    </w:p>
+    <w:p>
+      <w:pPr>
+        <w:pStyle w:val="SemEspaamento"/>
+        <w:rPr>
+          <w:rFonts w:ascii="Courier New" w:hAnsi="Courier New" w:cs="Courier New"/>
+        </w:rPr>
+      </w:pPr>
+    </w:p>
+    <w:p>
+      <w:pPr>
+        <w:pStyle w:val="SemEspaamento"/>
+        <w:rPr>
+          <w:rFonts w:ascii="Courier New" w:hAnsi="Courier New" w:cs="Courier New"/>
+        </w:rPr>
+      </w:pPr>
+    </w:p>
+    <w:p>
+      <w:pPr>
+        <w:pStyle w:val="SemEspaamento"/>
+        <w:rPr>
+          <w:rFonts w:ascii="Courier New" w:hAnsi="Courier New" w:cs="Courier New"/>
+        </w:rPr>
+      </w:pPr>
+    </w:p>
+    <w:p>
+      <w:pPr>
+        <w:pStyle w:val="SemEspaamento"/>
+        <w:rPr>
+          <w:rFonts w:ascii="Courier New" w:hAnsi="Courier New" w:cs="Courier New"/>
+        </w:rPr>
+      </w:pPr>
+    </w:p>
+    <w:p>
+      <w:pPr>
+        <w:pStyle w:val="SemEspaamento"/>
+        <w:rPr>
+          <w:rFonts w:ascii="Courier New" w:hAnsi="Courier New" w:cs="Courier New"/>
+        </w:rPr>
+      </w:pPr>
+    </w:p>
+    <w:p>
+      <w:pPr>
+        <w:pStyle w:val="SemEspaamento"/>
+        <w:rPr>
+          <w:rFonts w:ascii="Courier New" w:hAnsi="Courier New" w:cs="Courier New"/>
+        </w:rPr>
+      </w:pPr>
+    </w:p>
+    <w:p>
+      <w:pPr>
+        <w:pStyle w:val="SemEspaamento"/>
+        <w:rPr>
+          <w:rFonts w:ascii="Courier New" w:hAnsi="Courier New" w:cs="Courier New"/>
+        </w:rPr>
+      </w:pPr>
+    </w:p>
+    <w:p>
+      <w:pPr>
+        <w:pStyle w:val="SemEspaamento"/>
+        <w:rPr>
+          <w:rFonts w:ascii="Courier New" w:hAnsi="Courier New" w:cs="Courier New"/>
+        </w:rPr>
+      </w:pPr>
+    </w:p>
+    <w:p>
+      <w:pPr>
+        <w:pStyle w:val="SemEspaamento"/>
+        <w:rPr>
+          <w:rFonts w:ascii="Courier New" w:hAnsi="Courier New" w:cs="Courier New"/>
+        </w:rPr>
+      </w:pPr>
+    </w:p>
+    <w:p>
+      <w:pPr>
+        <w:pStyle w:val="SemEspaamento"/>
+        <w:rPr>
+          <w:rFonts w:ascii="Courier New" w:hAnsi="Courier New" w:cs="Courier New"/>
+        </w:rPr>
+      </w:pPr>
+    </w:p>
+    <w:p>
+      <w:pPr>
+        <w:pStyle w:val="SemEspaamento"/>
+        <w:rPr>
+          <w:rFonts w:ascii="Courier New" w:hAnsi="Courier New" w:cs="Courier New"/>
+        </w:rPr>
+      </w:pPr>
+    </w:p>
+    <w:p>
+      <w:pPr>
+        <w:pStyle w:val="SemEspaamento"/>
+        <w:rPr>
+          <w:rFonts w:ascii="Courier New" w:hAnsi="Courier New" w:cs="Courier New"/>
+        </w:rPr>
+      </w:pPr>
+    </w:p>
+    <w:p>
+      <w:pPr>
+        <w:pStyle w:val="SemEspaamento"/>
+        <w:rPr>
+          <w:rFonts w:ascii="Courier New" w:hAnsi="Courier New" w:cs="Courier New"/>
+        </w:rPr>
+      </w:pPr>
+    </w:p>
+    <w:p>
+      <w:pPr>
+        <w:pStyle w:val="SemEspaamento"/>
+        <w:rPr>
+          <w:rFonts w:ascii="Courier New" w:hAnsi="Courier New" w:cs="Courier New"/>
+        </w:rPr>
+      </w:pPr>
+    </w:p>
+    <w:p>
+      <w:pPr>
+        <w:pStyle w:val="SemEspaamento"/>
+        <w:rPr>
+          <w:rFonts w:ascii="Courier New" w:hAnsi="Courier New" w:cs="Courier New"/>
+        </w:rPr>
+      </w:pPr>
+    </w:p>
+    <w:p>
+      <w:pPr>
+        <w:pStyle w:val="SemEspaamento"/>
+        <w:rPr>
+          <w:rFonts w:ascii="Courier New" w:hAnsi="Courier New" w:cs="Courier New"/>
+        </w:rPr>
+      </w:pPr>
+    </w:p>
+    <w:p>
+      <w:pPr>
+        <w:pStyle w:val="SemEspaamento"/>
+        <w:rPr>
+          <w:rFonts w:ascii="Courier New" w:hAnsi="Courier New" w:cs="Courier New"/>
+        </w:rPr>
+      </w:pPr>
+    </w:p>
+    <w:p>
+      <w:pPr>
+        <w:pStyle w:val="SemEspaamento"/>
+        <w:rPr>
+          <w:rFonts w:ascii="Courier New" w:hAnsi="Courier New" w:cs="Courier New"/>
+        </w:rPr>
+      </w:pPr>
+    </w:p>
+    <w:p>
+      <w:pPr>
+        <w:pStyle w:val="SemEspaamento"/>
+        <w:rPr>
+          <w:rFonts w:ascii="Courier New" w:hAnsi="Courier New" w:cs="Courier New"/>
+        </w:rPr>
+      </w:pPr>
+    </w:p>
+    <w:p>
+      <w:pPr>
+        <w:pStyle w:val="SemEspaamento"/>
+        <w:rPr>
+          <w:rFonts w:ascii="Courier New" w:hAnsi="Courier New" w:cs="Courier New"/>
+        </w:rPr>
+      </w:pPr>
+    </w:p>
+    <w:p>
+      <w:pPr>
+        <w:pStyle w:val="SemEspaamento"/>
+        <w:rPr>
+          <w:rFonts w:ascii="Courier New" w:hAnsi="Courier New" w:cs="Courier New"/>
+        </w:rPr>
+        <w:sectPr>
+          <w:headerReference w:type="default" r:id="rId10"/>
+          <w:pgSz w:w="11906" w:h="16838"/>
+          <w:pgMar w:top="567" w:right="567" w:bottom="567" w:left="567" w:header="397" w:footer="0" w:gutter="0"/>
+          <w:cols w:space="708"/>
+          <w:docGrid w:linePitch="360"/>
+        </w:sectPr>
+      </w:pPr>
+    </w:p>
+    <w:p>
+      <w:pPr>
+        <w:pStyle w:val="SemEspaamento"/>
+        <w:rPr>
+          <w:rFonts w:ascii="Courier New" w:hAnsi="Courier New" w:cs="Courier New"/>
+        </w:rPr>
+      </w:pPr>
     </w:p>
     <w:p>
       <w:pPr>
         <w:pStyle w:val="Ttulo1"/>
       </w:pPr>
-      <w:bookmarkStart w:id="1" w:name="_Toc241505170"/>
-      <w:r>
-        <w:t>Música 2</w:t>
-      </w:r>
-      <w:bookmarkEnd w:id="1"/>
-    </w:p>
-    <w:p>
-      <w:pPr>
-        <w:pStyle w:val="SemEspaamento"/>
-        <w:rPr>
-          <w:rFonts w:ascii="Courier New" w:hAnsi="Courier New" w:cs="Courier New"/>
-        </w:rPr>
-      </w:pPr>
-    </w:p>
-    <w:p>
-      <w:pPr>
-        <w:pStyle w:val="SemEspaamento"/>
-        <w:rPr>
-          <w:rFonts w:ascii="Courier New" w:hAnsi="Courier New" w:cs="Courier New"/>
-        </w:rPr>
-      </w:pPr>
+      <w:bookmarkStart w:id="3" w:name="_Toc241521414"/>
+      <w:r>
+        <w:t>Ato Penitencial</w:t>
+      </w:r>
+      <w:bookmarkEnd w:id="3"/>
+    </w:p>
+    <w:p>
+      <w:pPr>
+        <w:pStyle w:val="SemEspaamento"/>
+        <w:rPr>
+          <w:rFonts w:ascii="Courier New" w:hAnsi="Courier New" w:cs="Courier New"/>
+        </w:rPr>
+      </w:pPr>
+    </w:p>
+    <w:p>
+      <w:pPr>
+        <w:pStyle w:val="Ttulo2"/>
+        <w:rPr>
+          <w:color w:val="000000" w:themeColor="text1"/>
+        </w:rPr>
+      </w:pPr>
+      <w:bookmarkStart w:id="4" w:name="_Toc241521415"/>
+      <w:r>
+        <w:t>CONFESSO A DEUS TODO PODEROSO</w:t>
+      </w:r>
+      <w:r>
+        <w:t xml:space="preserve"> - CAPELLA</w:t>
+      </w:r>
+      <w:bookmarkEnd w:id="4"/>
+    </w:p>
+    <w:p>
+      <w:pPr>
+        <w:pStyle w:val="SemEspaamento"/>
+        <w:rPr>
+          <w:rFonts w:ascii="Courier New" w:hAnsi="Courier New" w:cs="Courier New"/>
+        </w:rPr>
+      </w:pPr>
+    </w:p>
+    <w:p>
+      <w:pPr>
+        <w:pStyle w:val="SemEspaamento"/>
+        <w:rPr>
+          <w:rFonts w:ascii="Courier New" w:hAnsi="Courier New" w:cs="Courier New"/>
+          <w:b/>
+          <w:bCs/>
+        </w:rPr>
+      </w:pPr>
+      <w:r>
+        <w:rPr>
+          <w:rFonts w:ascii="Courier New" w:hAnsi="Courier New" w:cs="Courier New"/>
+          <w:b/>
+          <w:bCs/>
+        </w:rPr>
+        <w:t xml:space="preserve">Cm               </w:t>
+      </w:r>
       <w:proofErr w:type="spellStart"/>
       <w:r>
         <w:rPr>
           <w:rFonts w:ascii="Courier New" w:hAnsi="Courier New" w:cs="Courier New"/>
-        </w:rPr>
-        <w:t>Asdjkhalksjd</w:t>
+          <w:b/>
+          <w:bCs/>
+        </w:rPr>
+        <w:t>Bb</w:t>
       </w:r>
       <w:proofErr w:type="spellEnd"/>
-    </w:p>
-    <w:p>
-      <w:pPr>
-        <w:pStyle w:val="SemEspaamento"/>
-        <w:rPr>
-          <w:rFonts w:ascii="Courier New" w:hAnsi="Courier New" w:cs="Courier New"/>
-        </w:rPr>
-      </w:pPr>
+      <w:r>
+        <w:rPr>
+          <w:rFonts w:ascii="Courier New" w:hAnsi="Courier New" w:cs="Courier New"/>
+          <w:b/>
+          <w:bCs/>
+        </w:rPr>
+        <w:t xml:space="preserve">      </w:t>
+      </w:r>
       <w:proofErr w:type="spellStart"/>
       <w:r>
         <w:rPr>
           <w:rFonts w:ascii="Courier New" w:hAnsi="Courier New" w:cs="Courier New"/>
-        </w:rPr>
-        <w:t>Akjsdfhlkajsd</w:t>
+          <w:b/>
+          <w:bCs/>
+        </w:rPr>
+        <w:t>Eb</w:t>
       </w:r>
       <w:proofErr w:type="spellEnd"/>
-    </w:p>
-    <w:p>
-      <w:pPr>
-        <w:pStyle w:val="SemEspaamento"/>
-        <w:rPr>
-          <w:rFonts w:ascii="Courier New" w:hAnsi="Courier New" w:cs="Courier New"/>
-        </w:rPr>
-      </w:pPr>
+      <w:r>
+        <w:rPr>
+          <w:rFonts w:ascii="Courier New" w:hAnsi="Courier New" w:cs="Courier New"/>
+          <w:b/>
+          <w:bCs/>
+        </w:rPr>
+        <w:t xml:space="preserve">               </w:t>
+      </w:r>
       <w:proofErr w:type="spellStart"/>
       <w:r>
         <w:rPr>
           <w:rFonts w:ascii="Courier New" w:hAnsi="Courier New" w:cs="Courier New"/>
-        </w:rPr>
-        <w:t>kajsdfjlsd</w:t>
+          <w:b/>
+          <w:bCs/>
+        </w:rPr>
+        <w:t>Ab</w:t>
       </w:r>
       <w:proofErr w:type="spellEnd"/>
+      <w:r>
+        <w:rPr>
+          <w:rFonts w:ascii="Courier New" w:hAnsi="Courier New" w:cs="Courier New"/>
+          <w:b/>
+          <w:bCs/>
+        </w:rPr>
+        <w:t xml:space="preserve">        F#º          G4 G</w:t>
+      </w:r>
+    </w:p>
+    <w:p>
+      <w:pPr>
+        <w:pStyle w:val="SemEspaamento"/>
+        <w:rPr>
+          <w:rFonts w:ascii="Courier New" w:hAnsi="Courier New" w:cs="Courier New"/>
+        </w:rPr>
+      </w:pPr>
+      <w:r>
+        <w:rPr>
+          <w:rFonts w:ascii="Courier New" w:hAnsi="Courier New" w:cs="Courier New"/>
+        </w:rPr>
+        <w:t>CONFESSO A DEUS TODO PODEROSO, E A VÓS IRMÃOS QUE PEQUEI MUITAS VEZES</w:t>
+      </w:r>
+    </w:p>
+    <w:p>
+      <w:pPr>
+        <w:pStyle w:val="SemEspaamento"/>
+        <w:rPr>
+          <w:rFonts w:ascii="Courier New" w:hAnsi="Courier New" w:cs="Courier New"/>
+          <w:b/>
+          <w:bCs/>
+        </w:rPr>
+      </w:pPr>
+      <w:r>
+        <w:rPr>
+          <w:rFonts w:ascii="Courier New" w:hAnsi="Courier New" w:cs="Courier New"/>
+          <w:b/>
+          <w:bCs/>
+        </w:rPr>
+        <w:t xml:space="preserve">          Cm         </w:t>
+      </w:r>
+      <w:proofErr w:type="spellStart"/>
+      <w:r>
+        <w:rPr>
+          <w:rFonts w:ascii="Courier New" w:hAnsi="Courier New" w:cs="Courier New"/>
+          <w:b/>
+          <w:bCs/>
+        </w:rPr>
+        <w:t>Bb</w:t>
+      </w:r>
+      <w:proofErr w:type="spellEnd"/>
+      <w:r>
+        <w:rPr>
+          <w:rFonts w:ascii="Courier New" w:hAnsi="Courier New" w:cs="Courier New"/>
+          <w:b/>
+          <w:bCs/>
+        </w:rPr>
+        <w:t xml:space="preserve">                  </w:t>
+      </w:r>
+      <w:proofErr w:type="spellStart"/>
+      <w:r>
+        <w:rPr>
+          <w:rFonts w:ascii="Courier New" w:hAnsi="Courier New" w:cs="Courier New"/>
+          <w:b/>
+          <w:bCs/>
+        </w:rPr>
+        <w:t>Eb</w:t>
+      </w:r>
+      <w:proofErr w:type="spellEnd"/>
+    </w:p>
+    <w:p>
+      <w:pPr>
+        <w:pStyle w:val="SemEspaamento"/>
+        <w:rPr>
+          <w:rFonts w:ascii="Courier New" w:hAnsi="Courier New" w:cs="Courier New"/>
+        </w:rPr>
+      </w:pPr>
+      <w:r>
+        <w:rPr>
+          <w:rFonts w:ascii="Courier New" w:hAnsi="Courier New" w:cs="Courier New"/>
+        </w:rPr>
+        <w:t>POR PENSAMENTOS, E PALAVRAS, ATOS E OMISSÕES,</w:t>
+      </w:r>
+    </w:p>
+    <w:p>
+      <w:pPr>
+        <w:pStyle w:val="SemEspaamento"/>
+        <w:rPr>
+          <w:rFonts w:ascii="Courier New" w:hAnsi="Courier New" w:cs="Courier New"/>
+          <w:b/>
+          <w:bCs/>
+        </w:rPr>
+      </w:pPr>
+      <w:r>
+        <w:rPr>
+          <w:rFonts w:ascii="Courier New" w:hAnsi="Courier New" w:cs="Courier New"/>
+          <w:b/>
+          <w:bCs/>
+        </w:rPr>
+        <w:t xml:space="preserve">           </w:t>
+      </w:r>
+      <w:proofErr w:type="spellStart"/>
+      <w:r>
+        <w:rPr>
+          <w:rFonts w:ascii="Courier New" w:hAnsi="Courier New" w:cs="Courier New"/>
+          <w:b/>
+          <w:bCs/>
+        </w:rPr>
+        <w:t>Ab</w:t>
+      </w:r>
+      <w:proofErr w:type="spellEnd"/>
+      <w:r>
+        <w:rPr>
+          <w:rFonts w:ascii="Courier New" w:hAnsi="Courier New" w:cs="Courier New"/>
+          <w:b/>
+          <w:bCs/>
+        </w:rPr>
+        <w:t xml:space="preserve">           F#º                     G4 G</w:t>
+      </w:r>
+    </w:p>
+    <w:p>
+      <w:pPr>
+        <w:pStyle w:val="SemEspaamento"/>
+        <w:rPr>
+          <w:rFonts w:ascii="Courier New" w:hAnsi="Courier New" w:cs="Courier New"/>
+        </w:rPr>
+      </w:pPr>
+      <w:r>
+        <w:rPr>
+          <w:rFonts w:ascii="Courier New" w:hAnsi="Courier New" w:cs="Courier New"/>
+        </w:rPr>
+        <w:t>POR MINHA CULPA, MINHA CULPA, MINHA TÃO GRANDE CULPA.</w:t>
+      </w:r>
+    </w:p>
+    <w:p>
+      <w:pPr>
+        <w:pStyle w:val="SemEspaamento"/>
+        <w:rPr>
+          <w:rFonts w:ascii="Courier New" w:hAnsi="Courier New" w:cs="Courier New"/>
+        </w:rPr>
+      </w:pPr>
+      <w:r>
+        <w:rPr>
+          <w:rFonts w:ascii="Courier New" w:hAnsi="Courier New" w:cs="Courier New"/>
+        </w:rPr>
+        <w:t xml:space="preserve"> </w:t>
+      </w:r>
+    </w:p>
+    <w:p>
+      <w:pPr>
+        <w:pStyle w:val="SemEspaamento"/>
+        <w:rPr>
+          <w:rFonts w:ascii="Courier New" w:hAnsi="Courier New" w:cs="Courier New"/>
+          <w:b/>
+          <w:bCs/>
+        </w:rPr>
+      </w:pPr>
+      <w:r>
+        <w:rPr>
+          <w:rFonts w:ascii="Courier New" w:hAnsi="Courier New" w:cs="Courier New"/>
+          <w:b/>
+          <w:bCs/>
+        </w:rPr>
+        <w:t xml:space="preserve">          Cm      </w:t>
+      </w:r>
+      <w:proofErr w:type="spellStart"/>
+      <w:r>
+        <w:rPr>
+          <w:rFonts w:ascii="Courier New" w:hAnsi="Courier New" w:cs="Courier New"/>
+          <w:b/>
+          <w:bCs/>
+        </w:rPr>
+        <w:t>Bb</w:t>
+      </w:r>
+      <w:proofErr w:type="spellEnd"/>
+      <w:r>
+        <w:rPr>
+          <w:rFonts w:ascii="Courier New" w:hAnsi="Courier New" w:cs="Courier New"/>
+          <w:b/>
+          <w:bCs/>
+        </w:rPr>
+        <w:t xml:space="preserve">                </w:t>
+      </w:r>
+      <w:proofErr w:type="spellStart"/>
+      <w:r>
+        <w:rPr>
+          <w:rFonts w:ascii="Courier New" w:hAnsi="Courier New" w:cs="Courier New"/>
+          <w:b/>
+          <w:bCs/>
+        </w:rPr>
+        <w:t>Eb</w:t>
+      </w:r>
+      <w:proofErr w:type="spellEnd"/>
+    </w:p>
+    <w:p>
+      <w:pPr>
+        <w:pStyle w:val="SemEspaamento"/>
+        <w:rPr>
+          <w:rFonts w:ascii="Courier New" w:hAnsi="Courier New" w:cs="Courier New"/>
+        </w:rPr>
+      </w:pPr>
+      <w:r>
+        <w:rPr>
+          <w:rFonts w:ascii="Courier New" w:hAnsi="Courier New" w:cs="Courier New"/>
+        </w:rPr>
+        <w:t>E PEÇO À VIRGEM MARIA, AOS ANJOS E SANTOS,</w:t>
+      </w:r>
+    </w:p>
+    <w:p>
+      <w:pPr>
+        <w:pStyle w:val="SemEspaamento"/>
+        <w:rPr>
+          <w:rFonts w:ascii="Courier New" w:hAnsi="Courier New" w:cs="Courier New"/>
+          <w:b/>
+          <w:bCs/>
+        </w:rPr>
+      </w:pPr>
+      <w:r>
+        <w:rPr>
+          <w:rFonts w:ascii="Courier New" w:hAnsi="Courier New" w:cs="Courier New"/>
+          <w:b/>
+          <w:bCs/>
+        </w:rPr>
+        <w:t xml:space="preserve">            </w:t>
+      </w:r>
+      <w:proofErr w:type="spellStart"/>
+      <w:r>
+        <w:rPr>
+          <w:rFonts w:ascii="Courier New" w:hAnsi="Courier New" w:cs="Courier New"/>
+          <w:b/>
+          <w:bCs/>
+        </w:rPr>
+        <w:t>Ab</w:t>
+      </w:r>
+      <w:proofErr w:type="spellEnd"/>
+      <w:r>
+        <w:rPr>
+          <w:rFonts w:ascii="Courier New" w:hAnsi="Courier New" w:cs="Courier New"/>
+          <w:b/>
+          <w:bCs/>
+        </w:rPr>
+        <w:t xml:space="preserve">          F#º            G4 G            </w:t>
+      </w:r>
+      <w:proofErr w:type="spellStart"/>
+      <w:r>
+        <w:rPr>
+          <w:rFonts w:ascii="Courier New" w:hAnsi="Courier New" w:cs="Courier New"/>
+          <w:b/>
+          <w:bCs/>
+        </w:rPr>
+        <w:t>Ab</w:t>
+      </w:r>
+      <w:proofErr w:type="spellEnd"/>
+    </w:p>
+    <w:p>
+      <w:pPr>
+        <w:pStyle w:val="SemEspaamento"/>
+        <w:rPr>
+          <w:rFonts w:ascii="Courier New" w:hAnsi="Courier New" w:cs="Courier New"/>
+        </w:rPr>
+      </w:pPr>
+      <w:r>
+        <w:rPr>
+          <w:rFonts w:ascii="Courier New" w:hAnsi="Courier New" w:cs="Courier New"/>
+        </w:rPr>
+        <w:t>E A VÓS, IRMÃOS QUE ROGUEIS POR MIM, A DEUS, NOSSO SENHOR.</w:t>
+      </w:r>
+    </w:p>
+    <w:p>
+      <w:pPr>
+        <w:pStyle w:val="SemEspaamento"/>
+        <w:rPr>
+          <w:rFonts w:ascii="Courier New" w:hAnsi="Courier New" w:cs="Courier New"/>
+        </w:rPr>
+      </w:pPr>
+    </w:p>
+    <w:p>
+      <w:pPr>
+        <w:pStyle w:val="SemEspaamento"/>
+        <w:rPr>
+          <w:rFonts w:ascii="Courier New" w:hAnsi="Courier New" w:cs="Courier New"/>
+          <w:b/>
+          <w:bCs/>
+        </w:rPr>
+      </w:pPr>
+      <w:r>
+        <w:rPr>
+          <w:rFonts w:ascii="Courier New" w:hAnsi="Courier New" w:cs="Courier New"/>
+          <w:b/>
+          <w:bCs/>
+        </w:rPr>
+        <w:t xml:space="preserve"> Cm </w:t>
+      </w:r>
+    </w:p>
+    <w:p>
+      <w:pPr>
+        <w:pStyle w:val="SemEspaamento"/>
+        <w:rPr>
+          <w:rFonts w:ascii="Courier New" w:hAnsi="Courier New" w:cs="Courier New"/>
+        </w:rPr>
+      </w:pPr>
+      <w:r>
+        <w:rPr>
+          <w:rFonts w:ascii="Courier New" w:hAnsi="Courier New" w:cs="Courier New"/>
+        </w:rPr>
+        <w:t xml:space="preserve">DEUS TODO PODEROSO TENHA COMPAIXÃO DE NÓS </w:t>
+      </w:r>
+    </w:p>
+    <w:p>
+      <w:pPr>
+        <w:pStyle w:val="SemEspaamento"/>
+        <w:rPr>
+          <w:rFonts w:ascii="Courier New" w:hAnsi="Courier New" w:cs="Courier New"/>
+          <w:b/>
+          <w:bCs/>
+        </w:rPr>
+      </w:pPr>
+      <w:r>
+        <w:rPr>
+          <w:rFonts w:ascii="Courier New" w:hAnsi="Courier New" w:cs="Courier New"/>
+          <w:b/>
+          <w:bCs/>
+        </w:rPr>
+        <w:t xml:space="preserve">                                             </w:t>
+      </w:r>
+      <w:proofErr w:type="spellStart"/>
+      <w:r>
+        <w:rPr>
+          <w:rFonts w:ascii="Courier New" w:hAnsi="Courier New" w:cs="Courier New"/>
+          <w:b/>
+          <w:bCs/>
+        </w:rPr>
+        <w:t>Ab</w:t>
+      </w:r>
+      <w:proofErr w:type="spellEnd"/>
+      <w:r>
+        <w:rPr>
+          <w:rFonts w:ascii="Courier New" w:hAnsi="Courier New" w:cs="Courier New"/>
+          <w:b/>
+          <w:bCs/>
+        </w:rPr>
+        <w:t xml:space="preserve"> G C    </w:t>
+      </w:r>
+      <w:proofErr w:type="spellStart"/>
+      <w:r>
+        <w:rPr>
+          <w:rFonts w:ascii="Courier New" w:hAnsi="Courier New" w:cs="Courier New"/>
+          <w:b/>
+          <w:bCs/>
+        </w:rPr>
+        <w:t>C</w:t>
+      </w:r>
+      <w:proofErr w:type="spellEnd"/>
+    </w:p>
+    <w:p>
+      <w:pPr>
+        <w:pStyle w:val="SemEspaamento"/>
+        <w:rPr>
+          <w:rFonts w:ascii="Courier New" w:hAnsi="Courier New" w:cs="Courier New"/>
+        </w:rPr>
+      </w:pPr>
+      <w:r>
+        <w:rPr>
+          <w:rFonts w:ascii="Courier New" w:hAnsi="Courier New" w:cs="Courier New"/>
+        </w:rPr>
+        <w:t>PERDOE OS NOSSO PECADOS E NOS CONDUZA A VIDA ETERNA - AAMÉM</w:t>
+      </w:r>
+    </w:p>
+    <w:p>
+      <w:pPr>
+        <w:pStyle w:val="SemEspaamento"/>
+        <w:rPr>
+          <w:rFonts w:ascii="Courier New" w:hAnsi="Courier New" w:cs="Courier New"/>
+          <w:b/>
+          <w:bCs/>
+        </w:rPr>
+      </w:pPr>
+    </w:p>
+    <w:p>
+      <w:pPr>
+        <w:pStyle w:val="SemEspaamento"/>
+        <w:rPr>
+          <w:rFonts w:ascii="Courier New" w:hAnsi="Courier New" w:cs="Courier New"/>
+          <w:b/>
+          <w:bCs/>
+        </w:rPr>
+      </w:pPr>
+      <w:r>
+        <w:rPr>
+          <w:rFonts w:ascii="Courier New" w:hAnsi="Courier New" w:cs="Courier New"/>
+          <w:b/>
+          <w:bCs/>
+        </w:rPr>
+        <w:t xml:space="preserve">        C        F       C            </w:t>
+      </w:r>
+      <w:proofErr w:type="spellStart"/>
+      <w:r>
+        <w:rPr>
+          <w:rFonts w:ascii="Courier New" w:hAnsi="Courier New" w:cs="Courier New"/>
+          <w:b/>
+          <w:bCs/>
+        </w:rPr>
+        <w:t>C</w:t>
+      </w:r>
+      <w:proofErr w:type="spellEnd"/>
+      <w:r>
+        <w:rPr>
+          <w:rFonts w:ascii="Courier New" w:hAnsi="Courier New" w:cs="Courier New"/>
+          <w:b/>
+          <w:bCs/>
+        </w:rPr>
+        <w:t xml:space="preserve">        F       C</w:t>
+      </w:r>
+    </w:p>
+    <w:p>
+      <w:pPr>
+        <w:pStyle w:val="SemEspaamento"/>
+        <w:rPr>
+          <w:rFonts w:ascii="Courier New" w:hAnsi="Courier New" w:cs="Courier New"/>
+        </w:rPr>
+      </w:pPr>
+      <w:r>
+        <w:rPr>
+          <w:rFonts w:ascii="Courier New" w:hAnsi="Courier New" w:cs="Courier New"/>
+        </w:rPr>
+        <w:t>SENHOR TENDE PIEDADE DE NÓS - SENHOR TENDE PIEDADE DE NÓS</w:t>
+      </w:r>
+    </w:p>
+    <w:p>
+      <w:pPr>
+        <w:pStyle w:val="SemEspaamento"/>
+        <w:rPr>
+          <w:rFonts w:ascii="Courier New" w:hAnsi="Courier New" w:cs="Courier New"/>
+          <w:b/>
+          <w:bCs/>
+        </w:rPr>
+      </w:pPr>
+      <w:r>
+        <w:rPr>
+          <w:rFonts w:ascii="Courier New" w:hAnsi="Courier New" w:cs="Courier New"/>
+          <w:b/>
+          <w:bCs/>
+        </w:rPr>
+        <w:t xml:space="preserve">        Dm       F       G            Dm       F       G</w:t>
+      </w:r>
+    </w:p>
+    <w:p>
+      <w:pPr>
+        <w:pStyle w:val="SemEspaamento"/>
+        <w:rPr>
+          <w:rFonts w:ascii="Courier New" w:hAnsi="Courier New" w:cs="Courier New"/>
+        </w:rPr>
+      </w:pPr>
+      <w:r>
+        <w:rPr>
+          <w:rFonts w:ascii="Courier New" w:hAnsi="Courier New" w:cs="Courier New"/>
+        </w:rPr>
+        <w:t>CRISTO TENDE PIEDADE DE NÓS - CRISTO TENDE PIEDADE DE NÓS</w:t>
+      </w:r>
+    </w:p>
+    <w:p>
+      <w:pPr>
+        <w:pStyle w:val="SemEspaamento"/>
+        <w:rPr>
+          <w:rFonts w:ascii="Courier New" w:hAnsi="Courier New" w:cs="Courier New"/>
+          <w:b/>
+          <w:bCs/>
+        </w:rPr>
+      </w:pPr>
+      <w:r>
+        <w:rPr>
+          <w:rFonts w:ascii="Courier New" w:hAnsi="Courier New" w:cs="Courier New"/>
+          <w:b/>
+          <w:bCs/>
+        </w:rPr>
+        <w:t xml:space="preserve">        Am       F       C            Am       F       C</w:t>
+      </w:r>
+    </w:p>
+    <w:p>
+      <w:pPr>
+        <w:pStyle w:val="SemEspaamento"/>
+        <w:rPr>
+          <w:rFonts w:ascii="Courier New" w:hAnsi="Courier New" w:cs="Courier New"/>
+        </w:rPr>
+      </w:pPr>
+      <w:r>
+        <w:rPr>
+          <w:rFonts w:ascii="Courier New" w:hAnsi="Courier New" w:cs="Courier New"/>
+        </w:rPr>
+        <w:t>SENHOR TENDE PIEDADE DE NÓS - SENHOR TENDE PIEDADE DE NÓS</w:t>
+      </w:r>
+    </w:p>
+    <w:p>
+      <w:pPr>
+        <w:pStyle w:val="SemEspaamento"/>
+        <w:rPr>
+          <w:rFonts w:ascii="Courier New" w:hAnsi="Courier New" w:cs="Courier New"/>
+        </w:rPr>
+      </w:pPr>
+    </w:p>
+    <w:p>
+      <w:pPr>
+        <w:pStyle w:val="SemEspaamento"/>
+        <w:rPr>
+          <w:rFonts w:ascii="Courier New" w:hAnsi="Courier New" w:cs="Courier New"/>
+        </w:rPr>
+      </w:pPr>
+    </w:p>
+    <w:p>
+      <w:pPr>
+        <w:pStyle w:val="SemEspaamento"/>
+        <w:rPr>
+          <w:rFonts w:ascii="Courier New" w:hAnsi="Courier New" w:cs="Courier New"/>
+        </w:rPr>
+      </w:pPr>
+    </w:p>
+    <w:p>
+      <w:pPr>
+        <w:pStyle w:val="SemEspaamento"/>
+        <w:rPr>
+          <w:rFonts w:ascii="Courier New" w:hAnsi="Courier New" w:cs="Courier New"/>
+        </w:rPr>
+      </w:pPr>
+    </w:p>
+    <w:p>
+      <w:pPr>
+        <w:pStyle w:val="SemEspaamento"/>
+        <w:rPr>
+          <w:rFonts w:ascii="Courier New" w:hAnsi="Courier New" w:cs="Courier New"/>
+        </w:rPr>
+      </w:pPr>
+    </w:p>
+    <w:p>
+      <w:pPr>
+        <w:pStyle w:val="SemEspaamento"/>
+        <w:rPr>
+          <w:rFonts w:ascii="Courier New" w:hAnsi="Courier New" w:cs="Courier New"/>
+        </w:rPr>
+      </w:pPr>
+    </w:p>
+    <w:p>
+      <w:pPr>
+        <w:pStyle w:val="SemEspaamento"/>
+        <w:rPr>
+          <w:rFonts w:ascii="Courier New" w:hAnsi="Courier New" w:cs="Courier New"/>
+        </w:rPr>
+      </w:pPr>
+    </w:p>
+    <w:p>
+      <w:pPr>
+        <w:pStyle w:val="SemEspaamento"/>
+        <w:rPr>
+          <w:rFonts w:ascii="Courier New" w:hAnsi="Courier New" w:cs="Courier New"/>
+        </w:rPr>
+      </w:pPr>
+    </w:p>
+    <w:p>
+      <w:pPr>
+        <w:pStyle w:val="SemEspaamento"/>
+        <w:rPr>
+          <w:rFonts w:ascii="Courier New" w:hAnsi="Courier New" w:cs="Courier New"/>
+        </w:rPr>
+      </w:pPr>
+    </w:p>
+    <w:p>
+      <w:pPr>
+        <w:pStyle w:val="SemEspaamento"/>
+        <w:rPr>
+          <w:rFonts w:ascii="Courier New" w:hAnsi="Courier New" w:cs="Courier New"/>
+        </w:rPr>
+      </w:pPr>
+    </w:p>
+    <w:p>
+      <w:pPr>
+        <w:pStyle w:val="SemEspaamento"/>
+        <w:rPr>
+          <w:rFonts w:ascii="Courier New" w:hAnsi="Courier New" w:cs="Courier New"/>
+        </w:rPr>
+      </w:pPr>
+    </w:p>
+    <w:p>
+      <w:pPr>
+        <w:pStyle w:val="SemEspaamento"/>
+        <w:rPr>
+          <w:rFonts w:ascii="Courier New" w:hAnsi="Courier New" w:cs="Courier New"/>
+        </w:rPr>
+      </w:pPr>
+    </w:p>
+    <w:p>
+      <w:pPr>
+        <w:pStyle w:val="SemEspaamento"/>
+        <w:rPr>
+          <w:rFonts w:ascii="Courier New" w:hAnsi="Courier New" w:cs="Courier New"/>
+        </w:rPr>
+      </w:pPr>
+    </w:p>
+    <w:p>
+      <w:pPr>
+        <w:pStyle w:val="SemEspaamento"/>
+        <w:rPr>
+          <w:rFonts w:ascii="Courier New" w:hAnsi="Courier New" w:cs="Courier New"/>
+        </w:rPr>
+      </w:pPr>
+    </w:p>
+    <w:p>
+      <w:pPr>
+        <w:pStyle w:val="SemEspaamento"/>
+        <w:rPr>
+          <w:rFonts w:ascii="Courier New" w:hAnsi="Courier New" w:cs="Courier New"/>
+        </w:rPr>
+      </w:pPr>
+    </w:p>
+    <w:p>
+      <w:pPr>
+        <w:pStyle w:val="SemEspaamento"/>
+        <w:rPr>
+          <w:rFonts w:ascii="Courier New" w:hAnsi="Courier New" w:cs="Courier New"/>
+        </w:rPr>
+      </w:pPr>
+    </w:p>
+    <w:p>
+      <w:pPr>
+        <w:pStyle w:val="SemEspaamento"/>
+        <w:rPr>
+          <w:rFonts w:ascii="Courier New" w:hAnsi="Courier New" w:cs="Courier New"/>
+        </w:rPr>
+      </w:pPr>
+    </w:p>
+    <w:p>
+      <w:pPr>
+        <w:pStyle w:val="SemEspaamento"/>
+        <w:rPr>
+          <w:rFonts w:ascii="Courier New" w:hAnsi="Courier New" w:cs="Courier New"/>
+        </w:rPr>
+      </w:pPr>
+    </w:p>
+    <w:p>
+      <w:pPr>
+        <w:pStyle w:val="SemEspaamento"/>
+        <w:rPr>
+          <w:rFonts w:ascii="Courier New" w:hAnsi="Courier New" w:cs="Courier New"/>
+        </w:rPr>
+      </w:pPr>
+    </w:p>
+    <w:p>
+      <w:pPr>
+        <w:pStyle w:val="SemEspaamento"/>
+        <w:rPr>
+          <w:rFonts w:ascii="Courier New" w:hAnsi="Courier New" w:cs="Courier New"/>
+        </w:rPr>
+      </w:pPr>
+    </w:p>
+    <w:p>
+      <w:pPr>
+        <w:pStyle w:val="SemEspaamento"/>
+        <w:rPr>
+          <w:rFonts w:ascii="Courier New" w:hAnsi="Courier New" w:cs="Courier New"/>
+        </w:rPr>
+      </w:pPr>
+    </w:p>
+    <w:p>
+      <w:pPr>
+        <w:pStyle w:val="SemEspaamento"/>
+        <w:rPr>
+          <w:rFonts w:ascii="Courier New" w:hAnsi="Courier New" w:cs="Courier New"/>
+        </w:rPr>
+      </w:pPr>
+    </w:p>
+    <w:p>
+      <w:pPr>
+        <w:pStyle w:val="SemEspaamento"/>
+        <w:rPr>
+          <w:rFonts w:ascii="Courier New" w:hAnsi="Courier New" w:cs="Courier New"/>
+        </w:rPr>
+      </w:pPr>
+    </w:p>
+    <w:p>
+      <w:pPr>
+        <w:pStyle w:val="SemEspaamento"/>
+        <w:rPr>
+          <w:rFonts w:ascii="Courier New" w:hAnsi="Courier New" w:cs="Courier New"/>
+        </w:rPr>
+      </w:pPr>
+    </w:p>
+    <w:p>
+      <w:pPr>
+        <w:pStyle w:val="SemEspaamento"/>
+        <w:rPr>
+          <w:rFonts w:ascii="Courier New" w:hAnsi="Courier New" w:cs="Courier New"/>
+        </w:rPr>
+      </w:pPr>
+    </w:p>
+    <w:p>
+      <w:pPr>
+        <w:pStyle w:val="SemEspaamento"/>
+        <w:rPr>
+          <w:rFonts w:ascii="Courier New" w:hAnsi="Courier New" w:cs="Courier New"/>
+        </w:rPr>
+      </w:pPr>
+    </w:p>
+    <w:p>
+      <w:pPr>
+        <w:pStyle w:val="SemEspaamento"/>
+        <w:rPr>
+          <w:rFonts w:ascii="Courier New" w:hAnsi="Courier New" w:cs="Courier New"/>
+        </w:rPr>
+      </w:pPr>
+    </w:p>
+    <w:p>
+      <w:pPr>
+        <w:pStyle w:val="SemEspaamento"/>
+        <w:rPr>
+          <w:rFonts w:ascii="Courier New" w:hAnsi="Courier New" w:cs="Courier New"/>
+        </w:rPr>
+        <w:sectPr>
+          <w:headerReference w:type="default" r:id="rId11"/>
+          <w:pgSz w:w="11906" w:h="16838"/>
+          <w:pgMar w:top="567" w:right="567" w:bottom="567" w:left="567" w:header="397" w:footer="0" w:gutter="0"/>
+          <w:cols w:space="708"/>
+          <w:docGrid w:linePitch="360"/>
+        </w:sectPr>
+      </w:pPr>
     </w:p>
     <w:p>
       <w:pPr>
@@ -748,16 +4146,3468 @@
     <w:p>
       <w:pPr>
         <w:pStyle w:val="Ttulo1"/>
-        <w:rPr>
-          <w:szCs w:val="24"/>
-        </w:rPr>
-      </w:pPr>
-      <w:bookmarkStart w:id="2" w:name="_Toc241505171"/>
+      </w:pPr>
+      <w:bookmarkStart w:id="5" w:name="_Toc241521416"/>
+      <w:r>
+        <w:t>Glória</w:t>
+      </w:r>
+      <w:bookmarkEnd w:id="5"/>
+    </w:p>
+    <w:p>
+      <w:pPr>
+        <w:pStyle w:val="SemEspaamento"/>
+        <w:rPr>
+          <w:rFonts w:ascii="Courier New" w:hAnsi="Courier New" w:cs="Courier New"/>
+        </w:rPr>
+      </w:pPr>
+    </w:p>
+    <w:p>
+      <w:pPr>
+        <w:pStyle w:val="Ttulo2"/>
+      </w:pPr>
+      <w:bookmarkStart w:id="6" w:name="_Toc241521417"/>
+      <w:r>
+        <w:t>GLÓRIA – COM. SHALOM</w:t>
+      </w:r>
+      <w:bookmarkEnd w:id="6"/>
+    </w:p>
+    <w:p>
+      <w:pPr>
+        <w:pStyle w:val="SemEspaamento"/>
+        <w:rPr>
+          <w:rFonts w:ascii="Courier New" w:hAnsi="Courier New" w:cs="Courier New"/>
+        </w:rPr>
+      </w:pPr>
+    </w:p>
+    <w:p>
+      <w:pPr>
+        <w:pStyle w:val="SemEspaamento"/>
+        <w:rPr>
+          <w:rFonts w:ascii="Courier New" w:hAnsi="Courier New" w:cs="Courier New"/>
+          <w:b/>
+          <w:bCs/>
+        </w:rPr>
+      </w:pPr>
+      <w:proofErr w:type="spellStart"/>
+      <w:r>
+        <w:rPr>
+          <w:rFonts w:ascii="Courier New" w:hAnsi="Courier New" w:cs="Courier New"/>
+          <w:b/>
+          <w:bCs/>
+        </w:rPr>
+        <w:t>Intro</w:t>
+      </w:r>
+      <w:proofErr w:type="spellEnd"/>
+      <w:r>
+        <w:rPr>
+          <w:rFonts w:ascii="Courier New" w:hAnsi="Courier New" w:cs="Courier New"/>
+          <w:b/>
+          <w:bCs/>
+        </w:rPr>
+        <w:t xml:space="preserve">: || </w:t>
+      </w:r>
+      <w:proofErr w:type="spellStart"/>
+      <w:r>
+        <w:rPr>
+          <w:rFonts w:ascii="Courier New" w:hAnsi="Courier New" w:cs="Courier New"/>
+          <w:b/>
+          <w:bCs/>
+        </w:rPr>
+        <w:t>Bm</w:t>
+      </w:r>
+      <w:proofErr w:type="spellEnd"/>
+      <w:r>
+        <w:rPr>
+          <w:rFonts w:ascii="Courier New" w:hAnsi="Courier New" w:cs="Courier New"/>
+          <w:b/>
+          <w:bCs/>
+        </w:rPr>
+        <w:t xml:space="preserve"> | A | G ||</w:t>
+      </w:r>
+    </w:p>
+    <w:p>
+      <w:pPr>
+        <w:pStyle w:val="SemEspaamento"/>
+        <w:rPr>
+          <w:rFonts w:ascii="Courier New" w:hAnsi="Courier New" w:cs="Courier New"/>
+          <w:b/>
+          <w:bCs/>
+        </w:rPr>
+      </w:pPr>
+    </w:p>
+    <w:p>
+      <w:pPr>
+        <w:pStyle w:val="SemEspaamento"/>
+        <w:rPr>
+          <w:rFonts w:ascii="Courier New" w:hAnsi="Courier New" w:cs="Courier New"/>
+          <w:b/>
+          <w:bCs/>
+        </w:rPr>
+      </w:pPr>
+      <w:r>
+        <w:rPr>
+          <w:rFonts w:ascii="Courier New" w:hAnsi="Courier New" w:cs="Courier New"/>
+          <w:b/>
+          <w:bCs/>
+        </w:rPr>
+        <w:t xml:space="preserve">  G   A9          G   A9    A/B </w:t>
+      </w:r>
+      <w:proofErr w:type="spellStart"/>
+      <w:r>
+        <w:rPr>
+          <w:rFonts w:ascii="Courier New" w:hAnsi="Courier New" w:cs="Courier New"/>
+          <w:b/>
+          <w:bCs/>
+        </w:rPr>
+        <w:t>Bm</w:t>
+      </w:r>
+      <w:proofErr w:type="spellEnd"/>
+      <w:r>
+        <w:rPr>
+          <w:rFonts w:ascii="Courier New" w:hAnsi="Courier New" w:cs="Courier New"/>
+          <w:b/>
+          <w:bCs/>
+        </w:rPr>
+        <w:t xml:space="preserve"> </w:t>
+      </w:r>
+    </w:p>
+    <w:p>
+      <w:pPr>
+        <w:pStyle w:val="SemEspaamento"/>
+        <w:rPr>
+          <w:rFonts w:ascii="Courier New" w:hAnsi="Courier New" w:cs="Courier New"/>
+          <w:b/>
+          <w:bCs/>
+        </w:rPr>
+      </w:pPr>
+      <w:r>
+        <w:rPr>
+          <w:rFonts w:ascii="Courier New" w:hAnsi="Courier New" w:cs="Courier New"/>
+          <w:b/>
+          <w:bCs/>
+        </w:rPr>
+        <w:t xml:space="preserve">GLÓRIA, GLÓRIA A DEUS NAS ALTURAS </w:t>
+      </w:r>
+    </w:p>
+    <w:p>
+      <w:pPr>
+        <w:pStyle w:val="SemEspaamento"/>
+        <w:rPr>
+          <w:rFonts w:ascii="Courier New" w:hAnsi="Courier New" w:cs="Courier New"/>
+          <w:b/>
+          <w:bCs/>
+        </w:rPr>
+      </w:pPr>
+      <w:r>
+        <w:rPr>
+          <w:rFonts w:ascii="Courier New" w:hAnsi="Courier New" w:cs="Courier New"/>
+          <w:b/>
+          <w:bCs/>
+        </w:rPr>
+        <w:t>D/F# A9   G   A9      G     A</w:t>
+      </w:r>
+      <w:proofErr w:type="gramStart"/>
+      <w:r>
+        <w:rPr>
+          <w:rFonts w:ascii="Courier New" w:hAnsi="Courier New" w:cs="Courier New"/>
+          <w:b/>
+          <w:bCs/>
+        </w:rPr>
+        <w:t xml:space="preserve">9  </w:t>
+      </w:r>
+      <w:proofErr w:type="spellStart"/>
+      <w:r>
+        <w:rPr>
+          <w:rFonts w:ascii="Courier New" w:hAnsi="Courier New" w:cs="Courier New"/>
+          <w:b/>
+          <w:bCs/>
+        </w:rPr>
+        <w:t>Bm</w:t>
+      </w:r>
+      <w:proofErr w:type="spellEnd"/>
+      <w:proofErr w:type="gramEnd"/>
+    </w:p>
+    <w:p>
+      <w:pPr>
+        <w:pStyle w:val="SemEspaamento"/>
+        <w:rPr>
+          <w:rFonts w:ascii="Courier New" w:hAnsi="Courier New" w:cs="Courier New"/>
+          <w:b/>
+          <w:bCs/>
+        </w:rPr>
+      </w:pPr>
+      <w:r>
+        <w:rPr>
+          <w:rFonts w:ascii="Courier New" w:hAnsi="Courier New" w:cs="Courier New"/>
+          <w:b/>
+          <w:bCs/>
+        </w:rPr>
+        <w:t xml:space="preserve">Ô    </w:t>
+      </w:r>
+      <w:proofErr w:type="spellStart"/>
+      <w:r>
+        <w:rPr>
+          <w:rFonts w:ascii="Courier New" w:hAnsi="Courier New" w:cs="Courier New"/>
+          <w:b/>
+          <w:bCs/>
+        </w:rPr>
+        <w:t>Ô</w:t>
+      </w:r>
+      <w:proofErr w:type="spellEnd"/>
+      <w:r>
+        <w:rPr>
+          <w:rFonts w:ascii="Courier New" w:hAnsi="Courier New" w:cs="Courier New"/>
+          <w:b/>
+          <w:bCs/>
+        </w:rPr>
+        <w:t xml:space="preserve">, GLÓRIA   E A NÓS A SUA PAZ </w:t>
+      </w:r>
+    </w:p>
+    <w:p>
+      <w:pPr>
+        <w:pStyle w:val="SemEspaamento"/>
+        <w:rPr>
+          <w:rFonts w:ascii="Courier New" w:hAnsi="Courier New" w:cs="Courier New"/>
+        </w:rPr>
+      </w:pPr>
+    </w:p>
+    <w:p>
+      <w:pPr>
+        <w:pStyle w:val="SemEspaamento"/>
+        <w:rPr>
+          <w:rFonts w:ascii="Courier New" w:hAnsi="Courier New" w:cs="Courier New"/>
+          <w:b/>
+          <w:bCs/>
+        </w:rPr>
+      </w:pPr>
+      <w:r>
+        <w:rPr>
+          <w:rFonts w:ascii="Courier New" w:hAnsi="Courier New" w:cs="Courier New"/>
+          <w:b/>
+          <w:bCs/>
+        </w:rPr>
+        <w:t xml:space="preserve">           Em           A        </w:t>
+      </w:r>
+      <w:proofErr w:type="spellStart"/>
+      <w:r>
+        <w:rPr>
+          <w:rFonts w:ascii="Courier New" w:hAnsi="Courier New" w:cs="Courier New"/>
+          <w:b/>
+          <w:bCs/>
+        </w:rPr>
+        <w:t>Bm</w:t>
+      </w:r>
+      <w:proofErr w:type="spellEnd"/>
+      <w:r>
+        <w:rPr>
+          <w:rFonts w:ascii="Courier New" w:hAnsi="Courier New" w:cs="Courier New"/>
+          <w:b/>
+          <w:bCs/>
+        </w:rPr>
+        <w:t xml:space="preserve">       </w:t>
+      </w:r>
+      <w:proofErr w:type="spellStart"/>
+      <w:r>
+        <w:rPr>
+          <w:rFonts w:ascii="Courier New" w:hAnsi="Courier New" w:cs="Courier New"/>
+          <w:b/>
+          <w:bCs/>
+        </w:rPr>
+        <w:t>F#m</w:t>
+      </w:r>
+      <w:proofErr w:type="spellEnd"/>
+    </w:p>
+    <w:p>
+      <w:pPr>
+        <w:pStyle w:val="SemEspaamento"/>
+        <w:rPr>
+          <w:rFonts w:ascii="Courier New" w:hAnsi="Courier New" w:cs="Courier New"/>
+        </w:rPr>
+      </w:pPr>
+      <w:r>
+        <w:rPr>
+          <w:rFonts w:ascii="Courier New" w:hAnsi="Courier New" w:cs="Courier New"/>
+        </w:rPr>
+        <w:t>1. SENHOR DEUS REI DOS CEÚS DEUS PAI ONIPOTENTE</w:t>
+      </w:r>
+    </w:p>
+    <w:p>
+      <w:pPr>
+        <w:pStyle w:val="SemEspaamento"/>
+        <w:rPr>
+          <w:rFonts w:ascii="Courier New" w:hAnsi="Courier New" w:cs="Courier New"/>
+          <w:b/>
+          <w:bCs/>
+        </w:rPr>
+      </w:pPr>
+      <w:r>
+        <w:rPr>
+          <w:rFonts w:ascii="Courier New" w:hAnsi="Courier New" w:cs="Courier New"/>
+          <w:b/>
+          <w:bCs/>
+        </w:rPr>
+        <w:t xml:space="preserve">           G         A9       Em9       Asus        A   F#7</w:t>
+      </w:r>
+    </w:p>
+    <w:p>
+      <w:pPr>
+        <w:pStyle w:val="SemEspaamento"/>
+        <w:rPr>
+          <w:rFonts w:ascii="Courier New" w:hAnsi="Courier New" w:cs="Courier New"/>
+        </w:rPr>
+      </w:pPr>
+      <w:r>
+        <w:rPr>
+          <w:rFonts w:ascii="Courier New" w:hAnsi="Courier New" w:cs="Courier New"/>
+        </w:rPr>
+        <w:t xml:space="preserve">   VOS LOUVAMOS BENDIZEMOS ADORAMOS NÓS VOS GLORIFICAMOS</w:t>
+      </w:r>
+    </w:p>
+    <w:p>
+      <w:pPr>
+        <w:pStyle w:val="SemEspaamento"/>
+        <w:rPr>
+          <w:rFonts w:ascii="Courier New" w:hAnsi="Courier New" w:cs="Courier New"/>
+          <w:b/>
+          <w:bCs/>
+        </w:rPr>
+      </w:pPr>
+      <w:r>
+        <w:rPr>
+          <w:rFonts w:ascii="Courier New" w:hAnsi="Courier New" w:cs="Courier New"/>
+          <w:b/>
+          <w:bCs/>
+        </w:rPr>
+        <w:t xml:space="preserve">     </w:t>
+      </w:r>
+      <w:proofErr w:type="spellStart"/>
+      <w:r>
+        <w:rPr>
+          <w:rFonts w:ascii="Courier New" w:hAnsi="Courier New" w:cs="Courier New"/>
+          <w:b/>
+          <w:bCs/>
+        </w:rPr>
+        <w:t>Bm</w:t>
+      </w:r>
+      <w:proofErr w:type="spellEnd"/>
+      <w:r>
+        <w:rPr>
+          <w:rFonts w:ascii="Courier New" w:hAnsi="Courier New" w:cs="Courier New"/>
+          <w:b/>
+          <w:bCs/>
+        </w:rPr>
+        <w:t xml:space="preserve">      </w:t>
+      </w:r>
+      <w:proofErr w:type="spellStart"/>
+      <w:r>
+        <w:rPr>
+          <w:rFonts w:ascii="Courier New" w:hAnsi="Courier New" w:cs="Courier New"/>
+          <w:b/>
+          <w:bCs/>
+        </w:rPr>
+        <w:t>F#m</w:t>
+      </w:r>
+      <w:proofErr w:type="spellEnd"/>
+      <w:r>
+        <w:rPr>
+          <w:rFonts w:ascii="Courier New" w:hAnsi="Courier New" w:cs="Courier New"/>
+          <w:b/>
+          <w:bCs/>
+        </w:rPr>
+        <w:t xml:space="preserve">     G          Em D/F# </w:t>
+      </w:r>
+      <w:proofErr w:type="gramStart"/>
+      <w:r>
+        <w:rPr>
+          <w:rFonts w:ascii="Courier New" w:hAnsi="Courier New" w:cs="Courier New"/>
+          <w:b/>
+          <w:bCs/>
+        </w:rPr>
+        <w:t>G  A</w:t>
+      </w:r>
+      <w:proofErr w:type="gramEnd"/>
+      <w:r>
+        <w:rPr>
+          <w:rFonts w:ascii="Courier New" w:hAnsi="Courier New" w:cs="Courier New"/>
+          <w:b/>
+          <w:bCs/>
+        </w:rPr>
+        <w:t xml:space="preserve">9 </w:t>
+      </w:r>
+    </w:p>
+    <w:p>
+      <w:pPr>
+        <w:pStyle w:val="SemEspaamento"/>
+        <w:rPr>
+          <w:rFonts w:ascii="Courier New" w:hAnsi="Courier New" w:cs="Courier New"/>
+        </w:rPr>
+      </w:pPr>
+      <w:r>
+        <w:rPr>
+          <w:rFonts w:ascii="Courier New" w:hAnsi="Courier New" w:cs="Courier New"/>
+        </w:rPr>
+        <w:t xml:space="preserve">   E NÓS VOS DAMOS GRAÇAS, POR VOSSA   GLÓRIA... (REFRÂO) </w:t>
+      </w:r>
+    </w:p>
+    <w:p>
+      <w:pPr>
+        <w:pStyle w:val="SemEspaamento"/>
+        <w:rPr>
+          <w:rFonts w:ascii="Courier New" w:hAnsi="Courier New" w:cs="Courier New"/>
+        </w:rPr>
+      </w:pPr>
+    </w:p>
+    <w:p>
+      <w:pPr>
+        <w:pStyle w:val="SemEspaamento"/>
+        <w:rPr>
+          <w:rFonts w:ascii="Courier New" w:hAnsi="Courier New" w:cs="Courier New"/>
+          <w:b/>
+          <w:bCs/>
+        </w:rPr>
+      </w:pPr>
+      <w:r>
+        <w:rPr>
+          <w:rFonts w:ascii="Courier New" w:hAnsi="Courier New" w:cs="Courier New"/>
+          <w:b/>
+          <w:bCs/>
+        </w:rPr>
+        <w:t xml:space="preserve">           Em           A           </w:t>
+      </w:r>
+      <w:proofErr w:type="spellStart"/>
+      <w:r>
+        <w:rPr>
+          <w:rFonts w:ascii="Courier New" w:hAnsi="Courier New" w:cs="Courier New"/>
+          <w:b/>
+          <w:bCs/>
+        </w:rPr>
+        <w:t>Bm</w:t>
+      </w:r>
+      <w:proofErr w:type="spellEnd"/>
+      <w:r>
+        <w:rPr>
+          <w:rFonts w:ascii="Courier New" w:hAnsi="Courier New" w:cs="Courier New"/>
+          <w:b/>
+          <w:bCs/>
+        </w:rPr>
+        <w:t xml:space="preserve">      </w:t>
+      </w:r>
+      <w:proofErr w:type="spellStart"/>
+      <w:r>
+        <w:rPr>
+          <w:rFonts w:ascii="Courier New" w:hAnsi="Courier New" w:cs="Courier New"/>
+          <w:b/>
+          <w:bCs/>
+        </w:rPr>
+        <w:t>F#m</w:t>
+      </w:r>
+      <w:proofErr w:type="spellEnd"/>
+      <w:r>
+        <w:rPr>
+          <w:rFonts w:ascii="Courier New" w:hAnsi="Courier New" w:cs="Courier New"/>
+          <w:b/>
+          <w:bCs/>
+        </w:rPr>
+        <w:t xml:space="preserve"> </w:t>
+      </w:r>
+    </w:p>
+    <w:p>
+      <w:pPr>
+        <w:pStyle w:val="SemEspaamento"/>
+        <w:rPr>
+          <w:rFonts w:ascii="Courier New" w:hAnsi="Courier New" w:cs="Courier New"/>
+        </w:rPr>
+      </w:pPr>
+      <w:r>
+        <w:rPr>
+          <w:rFonts w:ascii="Courier New" w:hAnsi="Courier New" w:cs="Courier New"/>
+        </w:rPr>
+        <w:t xml:space="preserve">2. JESUS CRISTO SENHOR DEUS, FILHO ÚNICO DO PAI, </w:t>
+      </w:r>
+    </w:p>
+    <w:p>
+      <w:pPr>
+        <w:pStyle w:val="SemEspaamento"/>
+        <w:rPr>
+          <w:rFonts w:ascii="Courier New" w:hAnsi="Courier New" w:cs="Courier New"/>
+          <w:b/>
+          <w:bCs/>
+        </w:rPr>
+      </w:pPr>
+      <w:r>
+        <w:rPr>
+          <w:rFonts w:ascii="Courier New" w:hAnsi="Courier New" w:cs="Courier New"/>
+          <w:b/>
+          <w:bCs/>
+        </w:rPr>
+        <w:t xml:space="preserve">      G                   A                A/B     </w:t>
+      </w:r>
+      <w:proofErr w:type="spellStart"/>
+      <w:r>
+        <w:rPr>
+          <w:rFonts w:ascii="Courier New" w:hAnsi="Courier New" w:cs="Courier New"/>
+          <w:b/>
+          <w:bCs/>
+        </w:rPr>
+        <w:t>Bm</w:t>
+      </w:r>
+      <w:proofErr w:type="spellEnd"/>
+      <w:r>
+        <w:rPr>
+          <w:rFonts w:ascii="Courier New" w:hAnsi="Courier New" w:cs="Courier New"/>
+          <w:b/>
+          <w:bCs/>
+        </w:rPr>
+        <w:t xml:space="preserve"> </w:t>
+      </w:r>
+    </w:p>
+    <w:p>
+      <w:pPr>
+        <w:pStyle w:val="SemEspaamento"/>
+        <w:rPr>
+          <w:rFonts w:ascii="Courier New" w:hAnsi="Courier New" w:cs="Courier New"/>
+        </w:rPr>
+      </w:pPr>
+      <w:r>
+        <w:rPr>
+          <w:rFonts w:ascii="Courier New" w:hAnsi="Courier New" w:cs="Courier New"/>
+        </w:rPr>
+        <w:t xml:space="preserve">   CORDEIRO DE DEUS QUE TIRAIS O PECADO DO MUNDO, TENDE PIEDADE </w:t>
+      </w:r>
+    </w:p>
+    <w:p>
+      <w:pPr>
+        <w:pStyle w:val="SemEspaamento"/>
+        <w:rPr>
+          <w:rFonts w:ascii="Courier New" w:hAnsi="Courier New" w:cs="Courier New"/>
+          <w:b/>
+          <w:bCs/>
+        </w:rPr>
+      </w:pPr>
+      <w:r>
+        <w:rPr>
+          <w:rFonts w:ascii="Courier New" w:hAnsi="Courier New" w:cs="Courier New"/>
+          <w:b/>
+          <w:bCs/>
+        </w:rPr>
+        <w:t xml:space="preserve">    G         A                A/B   </w:t>
+      </w:r>
+      <w:proofErr w:type="spellStart"/>
+      <w:r>
+        <w:rPr>
+          <w:rFonts w:ascii="Courier New" w:hAnsi="Courier New" w:cs="Courier New"/>
+          <w:b/>
+          <w:bCs/>
+        </w:rPr>
+        <w:t>Bm</w:t>
+      </w:r>
+      <w:proofErr w:type="spellEnd"/>
+      <w:r>
+        <w:rPr>
+          <w:rFonts w:ascii="Courier New" w:hAnsi="Courier New" w:cs="Courier New"/>
+          <w:b/>
+          <w:bCs/>
+        </w:rPr>
+        <w:t xml:space="preserve"> </w:t>
+      </w:r>
+    </w:p>
+    <w:p>
+      <w:pPr>
+        <w:pStyle w:val="SemEspaamento"/>
+        <w:rPr>
+          <w:rFonts w:ascii="Courier New" w:hAnsi="Courier New" w:cs="Courier New"/>
+        </w:rPr>
+      </w:pPr>
+      <w:r>
+        <w:rPr>
+          <w:rFonts w:ascii="Courier New" w:hAnsi="Courier New" w:cs="Courier New"/>
+        </w:rPr>
+        <w:t xml:space="preserve">   VÓS QUE ESTAIS </w:t>
+      </w:r>
+      <w:proofErr w:type="gramStart"/>
+      <w:r>
+        <w:rPr>
+          <w:rFonts w:ascii="Courier New" w:hAnsi="Courier New" w:cs="Courier New"/>
+        </w:rPr>
+        <w:t>A</w:t>
+      </w:r>
+      <w:proofErr w:type="gramEnd"/>
+      <w:r>
+        <w:rPr>
+          <w:rFonts w:ascii="Courier New" w:hAnsi="Courier New" w:cs="Courier New"/>
+        </w:rPr>
+        <w:t xml:space="preserve"> DIREITA DO PAI, TENDE PIEDADE </w:t>
+      </w:r>
+    </w:p>
+    <w:p>
+      <w:pPr>
+        <w:pStyle w:val="SemEspaamento"/>
+        <w:rPr>
+          <w:rFonts w:ascii="Courier New" w:hAnsi="Courier New" w:cs="Courier New"/>
+          <w:b/>
+          <w:bCs/>
+        </w:rPr>
+      </w:pPr>
+      <w:r>
+        <w:rPr>
+          <w:rFonts w:ascii="Courier New" w:hAnsi="Courier New" w:cs="Courier New"/>
+          <w:b/>
+          <w:bCs/>
+        </w:rPr>
+        <w:t xml:space="preserve">    G         A                Em     A/C# </w:t>
+      </w:r>
+    </w:p>
+    <w:p>
+      <w:pPr>
+        <w:pStyle w:val="SemEspaamento"/>
+        <w:rPr>
+          <w:rFonts w:ascii="Courier New" w:hAnsi="Courier New" w:cs="Courier New"/>
+        </w:rPr>
+      </w:pPr>
+      <w:r>
+        <w:rPr>
+          <w:rFonts w:ascii="Courier New" w:hAnsi="Courier New" w:cs="Courier New"/>
+        </w:rPr>
+        <w:t xml:space="preserve">   VÓS QUE TIRAIS O PECADO DO MUNDO, TENDE PIEDADE </w:t>
+      </w:r>
+    </w:p>
+    <w:p>
+      <w:pPr>
+        <w:pStyle w:val="SemEspaamento"/>
+        <w:rPr>
+          <w:rFonts w:ascii="Courier New" w:hAnsi="Courier New" w:cs="Courier New"/>
+          <w:b/>
+          <w:bCs/>
+        </w:rPr>
+      </w:pPr>
+      <w:r>
+        <w:rPr>
+          <w:rFonts w:ascii="Courier New" w:hAnsi="Courier New" w:cs="Courier New"/>
+          <w:b/>
+          <w:bCs/>
+        </w:rPr>
+        <w:t xml:space="preserve">      </w:t>
+      </w:r>
+      <w:proofErr w:type="spellStart"/>
+      <w:r>
+        <w:rPr>
+          <w:rFonts w:ascii="Courier New" w:hAnsi="Courier New" w:cs="Courier New"/>
+          <w:b/>
+          <w:bCs/>
+        </w:rPr>
+        <w:t>Bm</w:t>
+      </w:r>
+      <w:proofErr w:type="spellEnd"/>
+      <w:r>
+        <w:rPr>
+          <w:rFonts w:ascii="Courier New" w:hAnsi="Courier New" w:cs="Courier New"/>
+          <w:b/>
+          <w:bCs/>
+        </w:rPr>
+        <w:t xml:space="preserve">     </w:t>
+      </w:r>
+      <w:proofErr w:type="spellStart"/>
+      <w:r>
+        <w:rPr>
+          <w:rFonts w:ascii="Courier New" w:hAnsi="Courier New" w:cs="Courier New"/>
+          <w:b/>
+          <w:bCs/>
+        </w:rPr>
+        <w:t>F#m</w:t>
+      </w:r>
+      <w:proofErr w:type="spellEnd"/>
+      <w:r>
+        <w:rPr>
+          <w:rFonts w:ascii="Courier New" w:hAnsi="Courier New" w:cs="Courier New"/>
+          <w:b/>
+          <w:bCs/>
+        </w:rPr>
+        <w:t xml:space="preserve">    G          Em D/F# </w:t>
+      </w:r>
+      <w:proofErr w:type="gramStart"/>
+      <w:r>
+        <w:rPr>
+          <w:rFonts w:ascii="Courier New" w:hAnsi="Courier New" w:cs="Courier New"/>
+          <w:b/>
+          <w:bCs/>
+        </w:rPr>
+        <w:t>G  A</w:t>
+      </w:r>
+      <w:proofErr w:type="gramEnd"/>
+      <w:r>
+        <w:rPr>
+          <w:rFonts w:ascii="Courier New" w:hAnsi="Courier New" w:cs="Courier New"/>
+          <w:b/>
+          <w:bCs/>
+        </w:rPr>
+        <w:t xml:space="preserve">9 </w:t>
+      </w:r>
+    </w:p>
+    <w:p>
+      <w:pPr>
+        <w:pStyle w:val="SemEspaamento"/>
+        <w:rPr>
+          <w:rFonts w:ascii="Courier New" w:hAnsi="Courier New" w:cs="Courier New"/>
+        </w:rPr>
+      </w:pPr>
+      <w:r>
+        <w:rPr>
+          <w:rFonts w:ascii="Courier New" w:hAnsi="Courier New" w:cs="Courier New"/>
+        </w:rPr>
+        <w:t xml:space="preserve">   ACOLHEI A NOSSA </w:t>
+      </w:r>
+      <w:proofErr w:type="gramStart"/>
+      <w:r>
+        <w:rPr>
+          <w:rFonts w:ascii="Courier New" w:hAnsi="Courier New" w:cs="Courier New"/>
+        </w:rPr>
+        <w:t xml:space="preserve">SÚPLICA,   </w:t>
+      </w:r>
+      <w:proofErr w:type="gramEnd"/>
+      <w:r>
+        <w:rPr>
+          <w:rFonts w:ascii="Courier New" w:hAnsi="Courier New" w:cs="Courier New"/>
+        </w:rPr>
+        <w:t xml:space="preserve">         GLÓRIA... (REFRÂO) </w:t>
+      </w:r>
+    </w:p>
+    <w:p>
+      <w:pPr>
+        <w:pStyle w:val="SemEspaamento"/>
+        <w:rPr>
+          <w:rFonts w:ascii="Courier New" w:hAnsi="Courier New" w:cs="Courier New"/>
+        </w:rPr>
+      </w:pPr>
+    </w:p>
+    <w:p>
+      <w:pPr>
+        <w:pStyle w:val="SemEspaamento"/>
+        <w:rPr>
+          <w:rFonts w:ascii="Courier New" w:hAnsi="Courier New" w:cs="Courier New"/>
+          <w:b/>
+          <w:bCs/>
+        </w:rPr>
+      </w:pPr>
+      <w:r>
+        <w:rPr>
+          <w:rFonts w:ascii="Courier New" w:hAnsi="Courier New" w:cs="Courier New"/>
+          <w:b/>
+          <w:bCs/>
+        </w:rPr>
+        <w:t xml:space="preserve">      Em          D/F#    G         A       </w:t>
+      </w:r>
+      <w:proofErr w:type="spellStart"/>
+      <w:proofErr w:type="gramStart"/>
+      <w:r>
+        <w:rPr>
+          <w:rFonts w:ascii="Courier New" w:hAnsi="Courier New" w:cs="Courier New"/>
+          <w:b/>
+          <w:bCs/>
+        </w:rPr>
+        <w:t>Bm</w:t>
+      </w:r>
+      <w:proofErr w:type="spellEnd"/>
+      <w:r>
+        <w:rPr>
+          <w:rFonts w:ascii="Courier New" w:hAnsi="Courier New" w:cs="Courier New"/>
+          <w:b/>
+          <w:bCs/>
+        </w:rPr>
+        <w:t xml:space="preserve">  Em</w:t>
+      </w:r>
+      <w:proofErr w:type="gramEnd"/>
+      <w:r>
+        <w:rPr>
+          <w:rFonts w:ascii="Courier New" w:hAnsi="Courier New" w:cs="Courier New"/>
+          <w:b/>
+          <w:bCs/>
+        </w:rPr>
+        <w:t xml:space="preserve"> </w:t>
+      </w:r>
+    </w:p>
+    <w:p>
+      <w:pPr>
+        <w:pStyle w:val="SemEspaamento"/>
+        <w:rPr>
+          <w:rFonts w:ascii="Courier New" w:hAnsi="Courier New" w:cs="Courier New"/>
+        </w:rPr>
+      </w:pPr>
+      <w:r>
+        <w:rPr>
+          <w:rFonts w:ascii="Courier New" w:hAnsi="Courier New" w:cs="Courier New"/>
+        </w:rPr>
+        <w:t xml:space="preserve">3. SÓ VÓS SOIS O SANTO SENHOR, O ALTÍSSIMO, </w:t>
+      </w:r>
+      <w:proofErr w:type="gramStart"/>
+      <w:r>
+        <w:rPr>
+          <w:rFonts w:ascii="Courier New" w:hAnsi="Courier New" w:cs="Courier New"/>
+        </w:rPr>
+        <w:t>SÓ  VÓS</w:t>
+      </w:r>
+      <w:proofErr w:type="gramEnd"/>
+      <w:r>
+        <w:rPr>
+          <w:rFonts w:ascii="Courier New" w:hAnsi="Courier New" w:cs="Courier New"/>
+        </w:rPr>
+        <w:t xml:space="preserve"> </w:t>
+      </w:r>
+    </w:p>
+    <w:p>
+      <w:pPr>
+        <w:pStyle w:val="SemEspaamento"/>
+        <w:rPr>
+          <w:rFonts w:ascii="Courier New" w:hAnsi="Courier New" w:cs="Courier New"/>
+          <w:b/>
+          <w:bCs/>
+        </w:rPr>
+      </w:pPr>
+      <w:r>
+        <w:rPr>
+          <w:rFonts w:ascii="Courier New" w:hAnsi="Courier New" w:cs="Courier New"/>
+          <w:b/>
+          <w:bCs/>
+        </w:rPr>
+        <w:t xml:space="preserve">    D     A/C#          </w:t>
+      </w:r>
+      <w:proofErr w:type="spellStart"/>
+      <w:proofErr w:type="gramStart"/>
+      <w:r>
+        <w:rPr>
+          <w:rFonts w:ascii="Courier New" w:hAnsi="Courier New" w:cs="Courier New"/>
+          <w:b/>
+          <w:bCs/>
+        </w:rPr>
+        <w:t>Bm</w:t>
+      </w:r>
+      <w:proofErr w:type="spellEnd"/>
+      <w:r>
+        <w:rPr>
+          <w:rFonts w:ascii="Courier New" w:hAnsi="Courier New" w:cs="Courier New"/>
+          <w:b/>
+          <w:bCs/>
+        </w:rPr>
+        <w:t xml:space="preserve">  </w:t>
+      </w:r>
+      <w:proofErr w:type="spellStart"/>
+      <w:r>
+        <w:rPr>
+          <w:rFonts w:ascii="Courier New" w:hAnsi="Courier New" w:cs="Courier New"/>
+          <w:b/>
+          <w:bCs/>
+        </w:rPr>
+        <w:t>F</w:t>
+      </w:r>
+      <w:proofErr w:type="gramEnd"/>
+      <w:r>
+        <w:rPr>
+          <w:rFonts w:ascii="Courier New" w:hAnsi="Courier New" w:cs="Courier New"/>
+          <w:b/>
+          <w:bCs/>
+        </w:rPr>
+        <w:t>#m</w:t>
+      </w:r>
+      <w:proofErr w:type="spellEnd"/>
+      <w:r>
+        <w:rPr>
+          <w:rFonts w:ascii="Courier New" w:hAnsi="Courier New" w:cs="Courier New"/>
+          <w:b/>
+          <w:bCs/>
+        </w:rPr>
+        <w:t xml:space="preserve">      G      Em D/F# </w:t>
+      </w:r>
+      <w:proofErr w:type="gramStart"/>
+      <w:r>
+        <w:rPr>
+          <w:rFonts w:ascii="Courier New" w:hAnsi="Courier New" w:cs="Courier New"/>
+          <w:b/>
+          <w:bCs/>
+        </w:rPr>
+        <w:t>G  A</w:t>
+      </w:r>
+      <w:proofErr w:type="gramEnd"/>
+      <w:r>
+        <w:rPr>
+          <w:rFonts w:ascii="Courier New" w:hAnsi="Courier New" w:cs="Courier New"/>
+          <w:b/>
+          <w:bCs/>
+        </w:rPr>
+        <w:t xml:space="preserve">9 </w:t>
+      </w:r>
+    </w:p>
+    <w:p>
+      <w:pPr>
+        <w:pStyle w:val="SemEspaamento"/>
+        <w:rPr>
+          <w:rFonts w:ascii="Courier New" w:hAnsi="Courier New" w:cs="Courier New"/>
+        </w:rPr>
+      </w:pPr>
+      <w:r>
+        <w:rPr>
+          <w:rFonts w:ascii="Courier New" w:hAnsi="Courier New" w:cs="Courier New"/>
+        </w:rPr>
+        <w:t xml:space="preserve">   JESUS CRISTO, COM O ESPÍRITO E O PAI, EM SUA   GLÓRIA... (REFRÂO)</w:t>
+      </w:r>
+    </w:p>
+    <w:p>
+      <w:pPr>
+        <w:pStyle w:val="SemEspaamento"/>
+        <w:rPr>
+          <w:rFonts w:ascii="Courier New" w:hAnsi="Courier New" w:cs="Courier New"/>
+        </w:rPr>
+      </w:pPr>
+    </w:p>
+    <w:p>
+      <w:pPr>
+        <w:pStyle w:val="SemEspaamento"/>
+        <w:rPr>
+          <w:rFonts w:ascii="Courier New" w:hAnsi="Courier New" w:cs="Courier New"/>
+        </w:rPr>
+      </w:pPr>
+    </w:p>
+    <w:p>
+      <w:pPr>
+        <w:pStyle w:val="SemEspaamento"/>
+        <w:rPr>
+          <w:rFonts w:ascii="Courier New" w:hAnsi="Courier New" w:cs="Courier New"/>
+        </w:rPr>
+      </w:pPr>
+    </w:p>
+    <w:p>
+      <w:pPr>
+        <w:pStyle w:val="SemEspaamento"/>
+        <w:rPr>
+          <w:rFonts w:ascii="Courier New" w:hAnsi="Courier New" w:cs="Courier New"/>
+        </w:rPr>
+      </w:pPr>
+    </w:p>
+    <w:p>
+      <w:pPr>
+        <w:pStyle w:val="SemEspaamento"/>
+        <w:rPr>
+          <w:rFonts w:ascii="Courier New" w:hAnsi="Courier New" w:cs="Courier New"/>
+        </w:rPr>
+      </w:pPr>
+    </w:p>
+    <w:p>
+      <w:pPr>
+        <w:pStyle w:val="SemEspaamento"/>
+        <w:rPr>
+          <w:rFonts w:ascii="Courier New" w:hAnsi="Courier New" w:cs="Courier New"/>
+        </w:rPr>
+      </w:pPr>
+    </w:p>
+    <w:p>
+      <w:pPr>
+        <w:pStyle w:val="SemEspaamento"/>
+        <w:rPr>
+          <w:rFonts w:ascii="Courier New" w:hAnsi="Courier New" w:cs="Courier New"/>
+        </w:rPr>
+      </w:pPr>
+    </w:p>
+    <w:p>
+      <w:pPr>
+        <w:pStyle w:val="SemEspaamento"/>
+        <w:rPr>
+          <w:rFonts w:ascii="Courier New" w:hAnsi="Courier New" w:cs="Courier New"/>
+        </w:rPr>
+      </w:pPr>
+    </w:p>
+    <w:p>
+      <w:pPr>
+        <w:pStyle w:val="SemEspaamento"/>
+        <w:rPr>
+          <w:rFonts w:ascii="Courier New" w:hAnsi="Courier New" w:cs="Courier New"/>
+        </w:rPr>
+      </w:pPr>
+    </w:p>
+    <w:p>
+      <w:pPr>
+        <w:pStyle w:val="SemEspaamento"/>
+        <w:rPr>
+          <w:rFonts w:ascii="Courier New" w:hAnsi="Courier New" w:cs="Courier New"/>
+        </w:rPr>
+      </w:pPr>
+    </w:p>
+    <w:p>
+      <w:pPr>
+        <w:pStyle w:val="SemEspaamento"/>
+        <w:rPr>
+          <w:rFonts w:ascii="Courier New" w:hAnsi="Courier New" w:cs="Courier New"/>
+        </w:rPr>
+      </w:pPr>
+    </w:p>
+    <w:p>
+      <w:pPr>
+        <w:pStyle w:val="SemEspaamento"/>
+        <w:rPr>
+          <w:rFonts w:ascii="Courier New" w:hAnsi="Courier New" w:cs="Courier New"/>
+        </w:rPr>
+      </w:pPr>
+    </w:p>
+    <w:p>
+      <w:pPr>
+        <w:pStyle w:val="SemEspaamento"/>
+        <w:rPr>
+          <w:rFonts w:ascii="Courier New" w:hAnsi="Courier New" w:cs="Courier New"/>
+        </w:rPr>
+      </w:pPr>
+    </w:p>
+    <w:p>
+      <w:pPr>
+        <w:pStyle w:val="SemEspaamento"/>
+        <w:rPr>
+          <w:rFonts w:ascii="Courier New" w:hAnsi="Courier New" w:cs="Courier New"/>
+        </w:rPr>
+      </w:pPr>
+    </w:p>
+    <w:p>
+      <w:pPr>
+        <w:pStyle w:val="SemEspaamento"/>
+        <w:rPr>
+          <w:rFonts w:ascii="Courier New" w:hAnsi="Courier New" w:cs="Courier New"/>
+        </w:rPr>
+      </w:pPr>
+    </w:p>
+    <w:p>
+      <w:pPr>
+        <w:pStyle w:val="SemEspaamento"/>
+        <w:rPr>
+          <w:rFonts w:ascii="Courier New" w:hAnsi="Courier New" w:cs="Courier New"/>
+        </w:rPr>
+      </w:pPr>
+    </w:p>
+    <w:p>
+      <w:pPr>
+        <w:pStyle w:val="SemEspaamento"/>
+        <w:rPr>
+          <w:rFonts w:ascii="Courier New" w:hAnsi="Courier New" w:cs="Courier New"/>
+        </w:rPr>
+      </w:pPr>
+    </w:p>
+    <w:p>
+      <w:pPr>
+        <w:pStyle w:val="SemEspaamento"/>
+        <w:rPr>
+          <w:rFonts w:ascii="Courier New" w:hAnsi="Courier New" w:cs="Courier New"/>
+        </w:rPr>
+      </w:pPr>
+    </w:p>
+    <w:p>
+      <w:pPr>
+        <w:pStyle w:val="SemEspaamento"/>
+        <w:rPr>
+          <w:rFonts w:ascii="Courier New" w:hAnsi="Courier New" w:cs="Courier New"/>
+        </w:rPr>
+      </w:pPr>
+    </w:p>
+    <w:p>
+      <w:pPr>
+        <w:pStyle w:val="SemEspaamento"/>
+        <w:rPr>
+          <w:rFonts w:ascii="Courier New" w:hAnsi="Courier New" w:cs="Courier New"/>
+        </w:rPr>
+      </w:pPr>
+    </w:p>
+    <w:p>
+      <w:pPr>
+        <w:pStyle w:val="SemEspaamento"/>
+        <w:rPr>
+          <w:rFonts w:ascii="Courier New" w:hAnsi="Courier New" w:cs="Courier New"/>
+        </w:rPr>
+      </w:pPr>
+    </w:p>
+    <w:p>
+      <w:pPr>
+        <w:pStyle w:val="SemEspaamento"/>
+        <w:rPr>
+          <w:rFonts w:ascii="Courier New" w:hAnsi="Courier New" w:cs="Courier New"/>
+        </w:rPr>
+      </w:pPr>
+    </w:p>
+    <w:p>
+      <w:pPr>
+        <w:pStyle w:val="Ttulo2"/>
+      </w:pPr>
+      <w:bookmarkStart w:id="7" w:name="_Toc241521418"/>
       <w:r>
         <w:lastRenderedPageBreak/>
-        <w:t>Música 3</w:t>
-      </w:r>
-      <w:bookmarkEnd w:id="2"/>
+        <w:t>GLÓRIA – ELIANA RIBEIRO</w:t>
+      </w:r>
+      <w:bookmarkEnd w:id="7"/>
+    </w:p>
+    <w:p>
+      <w:pPr>
+        <w:pStyle w:val="SemEspaamento"/>
+        <w:rPr>
+          <w:rFonts w:ascii="Courier New" w:hAnsi="Courier New" w:cs="Courier New"/>
+        </w:rPr>
+      </w:pPr>
+    </w:p>
+    <w:p>
+      <w:pPr>
+        <w:pStyle w:val="SemEspaamento"/>
+        <w:rPr>
+          <w:rFonts w:ascii="Courier New" w:hAnsi="Courier New" w:cs="Courier New"/>
+          <w:b/>
+          <w:bCs/>
+        </w:rPr>
+      </w:pPr>
+      <w:r>
+        <w:rPr>
+          <w:rFonts w:ascii="Courier New" w:hAnsi="Courier New" w:cs="Courier New"/>
+          <w:b/>
+          <w:bCs/>
+        </w:rPr>
+        <w:t>D                    C</w:t>
+      </w:r>
+    </w:p>
+    <w:p>
+      <w:pPr>
+        <w:pStyle w:val="SemEspaamento"/>
+        <w:rPr>
+          <w:rFonts w:ascii="Courier New" w:hAnsi="Courier New" w:cs="Courier New"/>
+        </w:rPr>
+      </w:pPr>
+      <w:r>
+        <w:rPr>
+          <w:rFonts w:ascii="Courier New" w:hAnsi="Courier New" w:cs="Courier New"/>
+        </w:rPr>
+        <w:t>GLÓRIA A DEUS NAS ALTURAS</w:t>
+      </w:r>
+    </w:p>
+    <w:p>
+      <w:pPr>
+        <w:pStyle w:val="SemEspaamento"/>
+        <w:rPr>
+          <w:rFonts w:ascii="Courier New" w:hAnsi="Courier New" w:cs="Courier New"/>
+          <w:b/>
+          <w:bCs/>
+        </w:rPr>
+      </w:pPr>
+      <w:r>
+        <w:rPr>
+          <w:rFonts w:ascii="Courier New" w:hAnsi="Courier New" w:cs="Courier New"/>
+          <w:b/>
+          <w:bCs/>
+        </w:rPr>
+        <w:t xml:space="preserve">   G                                D</w:t>
+      </w:r>
+    </w:p>
+    <w:p>
+      <w:pPr>
+        <w:pStyle w:val="SemEspaamento"/>
+        <w:rPr>
+          <w:rFonts w:ascii="Courier New" w:hAnsi="Courier New" w:cs="Courier New"/>
+        </w:rPr>
+      </w:pPr>
+      <w:r>
+        <w:rPr>
+          <w:rFonts w:ascii="Courier New" w:hAnsi="Courier New" w:cs="Courier New"/>
+        </w:rPr>
+        <w:t>E PAZ NA TERRA AOS HOMENS POR ELE AMADOS</w:t>
+      </w:r>
+    </w:p>
+    <w:p>
+      <w:pPr>
+        <w:pStyle w:val="SemEspaamento"/>
+        <w:rPr>
+          <w:rFonts w:ascii="Courier New" w:hAnsi="Courier New" w:cs="Courier New"/>
+          <w:b/>
+          <w:bCs/>
+        </w:rPr>
+      </w:pPr>
+      <w:r>
+        <w:rPr>
+          <w:rFonts w:ascii="Courier New" w:hAnsi="Courier New" w:cs="Courier New"/>
+          <w:b/>
+          <w:bCs/>
+        </w:rPr>
+        <w:t xml:space="preserve">              C             G                 D</w:t>
+      </w:r>
+    </w:p>
+    <w:p>
+      <w:pPr>
+        <w:pStyle w:val="SemEspaamento"/>
+        <w:rPr>
+          <w:rFonts w:ascii="Courier New" w:hAnsi="Courier New" w:cs="Courier New"/>
+        </w:rPr>
+      </w:pPr>
+      <w:r>
+        <w:rPr>
+          <w:rFonts w:ascii="Courier New" w:hAnsi="Courier New" w:cs="Courier New"/>
+        </w:rPr>
+        <w:t>SENHOR DEUS, REI DOS CÉUS, DEUS PAI TODO PODEROSO</w:t>
+      </w:r>
+    </w:p>
+    <w:p>
+      <w:pPr>
+        <w:pStyle w:val="SemEspaamento"/>
+        <w:rPr>
+          <w:rFonts w:ascii="Courier New" w:hAnsi="Courier New" w:cs="Courier New"/>
+          <w:b/>
+          <w:bCs/>
+        </w:rPr>
+      </w:pPr>
+      <w:r>
+        <w:rPr>
+          <w:rFonts w:ascii="Courier New" w:hAnsi="Courier New" w:cs="Courier New"/>
+          <w:b/>
+          <w:bCs/>
+        </w:rPr>
+        <w:t xml:space="preserve">           Am   D                  Am   D</w:t>
+      </w:r>
+    </w:p>
+    <w:p>
+      <w:pPr>
+        <w:pStyle w:val="SemEspaamento"/>
+        <w:rPr>
+          <w:rFonts w:ascii="Courier New" w:hAnsi="Courier New" w:cs="Courier New"/>
+        </w:rPr>
+      </w:pPr>
+      <w:r>
+        <w:rPr>
+          <w:rFonts w:ascii="Courier New" w:hAnsi="Courier New" w:cs="Courier New"/>
+        </w:rPr>
+        <w:t>NÓS VOS LOUVAMOS      NÓS VOS BENDIZEMOS</w:t>
+      </w:r>
+    </w:p>
+    <w:p>
+      <w:pPr>
+        <w:pStyle w:val="SemEspaamento"/>
+        <w:rPr>
+          <w:rFonts w:ascii="Courier New" w:hAnsi="Courier New" w:cs="Courier New"/>
+          <w:b/>
+          <w:bCs/>
+        </w:rPr>
+      </w:pPr>
+      <w:r>
+        <w:rPr>
+          <w:rFonts w:ascii="Courier New" w:hAnsi="Courier New" w:cs="Courier New"/>
+          <w:b/>
+          <w:bCs/>
+        </w:rPr>
+        <w:t xml:space="preserve">            </w:t>
+      </w:r>
+      <w:proofErr w:type="gramStart"/>
+      <w:r>
+        <w:rPr>
+          <w:rFonts w:ascii="Courier New" w:hAnsi="Courier New" w:cs="Courier New"/>
+          <w:b/>
+          <w:bCs/>
+        </w:rPr>
+        <w:t>Am  D</w:t>
+      </w:r>
+      <w:proofErr w:type="gramEnd"/>
+      <w:r>
+        <w:rPr>
+          <w:rFonts w:ascii="Courier New" w:hAnsi="Courier New" w:cs="Courier New"/>
+          <w:b/>
+          <w:bCs/>
+        </w:rPr>
+        <w:t xml:space="preserve">                    Am   D</w:t>
+      </w:r>
+    </w:p>
+    <w:p>
+      <w:pPr>
+        <w:pStyle w:val="SemEspaamento"/>
+        <w:rPr>
+          <w:rFonts w:ascii="Courier New" w:hAnsi="Courier New" w:cs="Courier New"/>
+        </w:rPr>
+      </w:pPr>
+      <w:r>
+        <w:rPr>
+          <w:rFonts w:ascii="Courier New" w:hAnsi="Courier New" w:cs="Courier New"/>
+        </w:rPr>
+        <w:t>NÓS VOS ADORAMOS      NÓS VOS GLORIFICAMOS</w:t>
+      </w:r>
+    </w:p>
+    <w:p>
+      <w:pPr>
+        <w:pStyle w:val="SemEspaamento"/>
+        <w:rPr>
+          <w:rFonts w:ascii="Courier New" w:hAnsi="Courier New" w:cs="Courier New"/>
+          <w:b/>
+          <w:bCs/>
+        </w:rPr>
+      </w:pPr>
+      <w:r>
+        <w:rPr>
+          <w:rFonts w:ascii="Courier New" w:hAnsi="Courier New" w:cs="Courier New"/>
+          <w:b/>
+          <w:bCs/>
+        </w:rPr>
+        <w:t xml:space="preserve">               C           G             D</w:t>
+      </w:r>
+    </w:p>
+    <w:p>
+      <w:pPr>
+        <w:pStyle w:val="SemEspaamento"/>
+        <w:rPr>
+          <w:rFonts w:ascii="Courier New" w:hAnsi="Courier New" w:cs="Courier New"/>
+        </w:rPr>
+      </w:pPr>
+      <w:r>
+        <w:rPr>
+          <w:rFonts w:ascii="Courier New" w:hAnsi="Courier New" w:cs="Courier New"/>
+        </w:rPr>
+        <w:t>NÓS VOS DAMOS GRAÇAS, POR VOSSA IMENSA GLÓRIA.</w:t>
+      </w:r>
+    </w:p>
+    <w:p>
+      <w:pPr>
+        <w:pStyle w:val="SemEspaamento"/>
+        <w:rPr>
+          <w:rFonts w:ascii="Courier New" w:hAnsi="Courier New" w:cs="Courier New"/>
+          <w:b/>
+          <w:bCs/>
+        </w:rPr>
+      </w:pPr>
+      <w:r>
+        <w:rPr>
+          <w:rFonts w:ascii="Courier New" w:hAnsi="Courier New" w:cs="Courier New"/>
+          <w:b/>
+          <w:bCs/>
+        </w:rPr>
+        <w:t xml:space="preserve">               C      G        D</w:t>
+      </w:r>
+    </w:p>
+    <w:p>
+      <w:pPr>
+        <w:pStyle w:val="SemEspaamento"/>
+        <w:rPr>
+          <w:rFonts w:ascii="Courier New" w:hAnsi="Courier New" w:cs="Courier New"/>
+        </w:rPr>
+      </w:pPr>
+      <w:r>
+        <w:rPr>
+          <w:rFonts w:ascii="Courier New" w:hAnsi="Courier New" w:cs="Courier New"/>
+        </w:rPr>
+        <w:t>SENHOR JESUS CRISTO, FILHO UNIGÊNITO</w:t>
+      </w:r>
+    </w:p>
+    <w:p>
+      <w:pPr>
+        <w:pStyle w:val="SemEspaamento"/>
+        <w:rPr>
+          <w:rFonts w:ascii="Courier New" w:hAnsi="Courier New" w:cs="Courier New"/>
+          <w:b/>
+          <w:bCs/>
+        </w:rPr>
+      </w:pPr>
+      <w:r>
+        <w:rPr>
+          <w:rFonts w:ascii="Courier New" w:hAnsi="Courier New" w:cs="Courier New"/>
+          <w:b/>
+          <w:bCs/>
+        </w:rPr>
+        <w:t xml:space="preserve">                C               G             D</w:t>
+      </w:r>
+    </w:p>
+    <w:p>
+      <w:pPr>
+        <w:pStyle w:val="SemEspaamento"/>
+        <w:rPr>
+          <w:rFonts w:ascii="Courier New" w:hAnsi="Courier New" w:cs="Courier New"/>
+        </w:rPr>
+      </w:pPr>
+      <w:r>
+        <w:rPr>
+          <w:rFonts w:ascii="Courier New" w:hAnsi="Courier New" w:cs="Courier New"/>
+        </w:rPr>
+        <w:t>SENHOR DEUS, CORDEIRO DE DEUS, FILHO DE DEUS PAI</w:t>
+      </w:r>
+    </w:p>
+    <w:p>
+      <w:pPr>
+        <w:pStyle w:val="SemEspaamento"/>
+        <w:rPr>
+          <w:rFonts w:ascii="Courier New" w:hAnsi="Courier New" w:cs="Courier New"/>
+        </w:rPr>
+      </w:pPr>
+    </w:p>
+    <w:p>
+      <w:pPr>
+        <w:pStyle w:val="SemEspaamento"/>
+        <w:rPr>
+          <w:rFonts w:ascii="Courier New" w:hAnsi="Courier New" w:cs="Courier New"/>
+          <w:b/>
+          <w:bCs/>
+        </w:rPr>
+      </w:pPr>
+      <w:r>
+        <w:rPr>
+          <w:rFonts w:ascii="Courier New" w:hAnsi="Courier New" w:cs="Courier New"/>
+          <w:b/>
+          <w:bCs/>
+        </w:rPr>
+        <w:t>Am                  G              C                D</w:t>
+      </w:r>
+    </w:p>
+    <w:p>
+      <w:pPr>
+        <w:pStyle w:val="SemEspaamento"/>
+        <w:rPr>
+          <w:rFonts w:ascii="Courier New" w:hAnsi="Courier New" w:cs="Courier New"/>
+        </w:rPr>
+      </w:pPr>
+      <w:r>
+        <w:rPr>
+          <w:rFonts w:ascii="Courier New" w:hAnsi="Courier New" w:cs="Courier New"/>
+        </w:rPr>
+        <w:t>VÓS QUE TIRAIS O PECADO DO MUNDO, TENDE PIEDADE DE NÓS</w:t>
+      </w:r>
+    </w:p>
+    <w:p>
+      <w:pPr>
+        <w:pStyle w:val="SemEspaamento"/>
+        <w:rPr>
+          <w:rFonts w:ascii="Courier New" w:hAnsi="Courier New" w:cs="Courier New"/>
+          <w:b/>
+          <w:bCs/>
+        </w:rPr>
+      </w:pPr>
+      <w:r>
+        <w:rPr>
+          <w:rFonts w:ascii="Courier New" w:hAnsi="Courier New" w:cs="Courier New"/>
+          <w:b/>
+          <w:bCs/>
+        </w:rPr>
+        <w:t>Am                  G            C                D</w:t>
+      </w:r>
+    </w:p>
+    <w:p>
+      <w:pPr>
+        <w:pStyle w:val="SemEspaamento"/>
+        <w:rPr>
+          <w:rFonts w:ascii="Courier New" w:hAnsi="Courier New" w:cs="Courier New"/>
+        </w:rPr>
+      </w:pPr>
+      <w:r>
+        <w:rPr>
+          <w:rFonts w:ascii="Courier New" w:hAnsi="Courier New" w:cs="Courier New"/>
+        </w:rPr>
+        <w:t>VÓS QUE TIRAIS O PECADO DO MUNDO ACOLHEI A NOSSA SÚPLICA</w:t>
+      </w:r>
+    </w:p>
+    <w:p>
+      <w:pPr>
+        <w:pStyle w:val="SemEspaamento"/>
+        <w:rPr>
+          <w:rFonts w:ascii="Courier New" w:hAnsi="Courier New" w:cs="Courier New"/>
+          <w:b/>
+          <w:bCs/>
+        </w:rPr>
+      </w:pPr>
+      <w:r>
+        <w:rPr>
+          <w:rFonts w:ascii="Courier New" w:hAnsi="Courier New" w:cs="Courier New"/>
+          <w:b/>
+          <w:bCs/>
+        </w:rPr>
+        <w:t>Am                  G           C                 D</w:t>
+      </w:r>
+    </w:p>
+    <w:p>
+      <w:pPr>
+        <w:pStyle w:val="SemEspaamento"/>
+        <w:rPr>
+          <w:rFonts w:ascii="Courier New" w:hAnsi="Courier New" w:cs="Courier New"/>
+        </w:rPr>
+      </w:pPr>
+      <w:r>
+        <w:rPr>
+          <w:rFonts w:ascii="Courier New" w:hAnsi="Courier New" w:cs="Courier New"/>
+        </w:rPr>
+        <w:t>VÓS QUE ESTAIS À DIREITA DO PAI TENDE PIEDADE DE NÓS</w:t>
+      </w:r>
+    </w:p>
+    <w:p>
+      <w:pPr>
+        <w:pStyle w:val="SemEspaamento"/>
+        <w:rPr>
+          <w:rFonts w:ascii="Courier New" w:hAnsi="Courier New" w:cs="Courier New"/>
+          <w:b/>
+          <w:bCs/>
+        </w:rPr>
+      </w:pPr>
+      <w:r>
+        <w:rPr>
+          <w:rFonts w:ascii="Courier New" w:hAnsi="Courier New" w:cs="Courier New"/>
+          <w:b/>
+          <w:bCs/>
+        </w:rPr>
+        <w:t xml:space="preserve">             Am D                      Am D</w:t>
+      </w:r>
+    </w:p>
+    <w:p>
+      <w:pPr>
+        <w:pStyle w:val="SemEspaamento"/>
+        <w:rPr>
+          <w:rFonts w:ascii="Courier New" w:hAnsi="Courier New" w:cs="Courier New"/>
+        </w:rPr>
+      </w:pPr>
+      <w:r>
+        <w:rPr>
+          <w:rFonts w:ascii="Courier New" w:hAnsi="Courier New" w:cs="Courier New"/>
+        </w:rPr>
+        <w:t>SÓ VÓS SOIS SANTO      SÓ VÓS SOIS O SENHOR</w:t>
+      </w:r>
+    </w:p>
+    <w:p>
+      <w:pPr>
+        <w:pStyle w:val="SemEspaamento"/>
+        <w:rPr>
+          <w:rFonts w:ascii="Courier New" w:hAnsi="Courier New" w:cs="Courier New"/>
+          <w:b/>
+          <w:bCs/>
+        </w:rPr>
+      </w:pPr>
+      <w:r>
+        <w:rPr>
+          <w:rFonts w:ascii="Courier New" w:hAnsi="Courier New" w:cs="Courier New"/>
+          <w:b/>
+          <w:bCs/>
+        </w:rPr>
+        <w:t xml:space="preserve">            C               D     E               A</w:t>
+      </w:r>
+    </w:p>
+    <w:p>
+      <w:pPr>
+        <w:pStyle w:val="SemEspaamento"/>
+        <w:rPr>
+          <w:rFonts w:ascii="Courier New" w:hAnsi="Courier New" w:cs="Courier New"/>
+        </w:rPr>
+      </w:pPr>
+      <w:r>
+        <w:rPr>
+          <w:rFonts w:ascii="Courier New" w:hAnsi="Courier New" w:cs="Courier New"/>
+        </w:rPr>
+        <w:t>SÓ VÓS O ALTÍSSIMO, JESUS CRISTO COM O ESPÍRITO SANTO</w:t>
+      </w:r>
+    </w:p>
+    <w:p>
+      <w:pPr>
+        <w:pStyle w:val="SemEspaamento"/>
+        <w:rPr>
+          <w:rFonts w:ascii="Courier New" w:hAnsi="Courier New" w:cs="Courier New"/>
+          <w:b/>
+          <w:bCs/>
+        </w:rPr>
+      </w:pPr>
+      <w:r>
+        <w:rPr>
+          <w:rFonts w:ascii="Courier New" w:hAnsi="Courier New" w:cs="Courier New"/>
+          <w:b/>
+          <w:bCs/>
+        </w:rPr>
+        <w:t xml:space="preserve">                   G     D</w:t>
+      </w:r>
+    </w:p>
+    <w:p>
+      <w:pPr>
+        <w:pStyle w:val="SemEspaamento"/>
+        <w:rPr>
+          <w:rFonts w:ascii="Courier New" w:hAnsi="Courier New" w:cs="Courier New"/>
+        </w:rPr>
+      </w:pPr>
+      <w:r>
+        <w:rPr>
+          <w:rFonts w:ascii="Courier New" w:hAnsi="Courier New" w:cs="Courier New"/>
+        </w:rPr>
+        <w:t>NA GLÓRIA DE DEUS PAI. AMÉM!  (3X)</w:t>
+      </w:r>
+    </w:p>
+    <w:p>
+      <w:pPr>
+        <w:pStyle w:val="SemEspaamento"/>
+        <w:rPr>
+          <w:rFonts w:ascii="Courier New" w:hAnsi="Courier New" w:cs="Courier New"/>
+        </w:rPr>
+      </w:pPr>
+    </w:p>
+    <w:p>
+      <w:pPr>
+        <w:pStyle w:val="SemEspaamento"/>
+        <w:rPr>
+          <w:rFonts w:ascii="Courier New" w:hAnsi="Courier New" w:cs="Courier New"/>
+        </w:rPr>
+      </w:pPr>
+    </w:p>
+    <w:p>
+      <w:pPr>
+        <w:pStyle w:val="SemEspaamento"/>
+        <w:rPr>
+          <w:rFonts w:ascii="Courier New" w:hAnsi="Courier New" w:cs="Courier New"/>
+        </w:rPr>
+      </w:pPr>
+    </w:p>
+    <w:p>
+      <w:pPr>
+        <w:pStyle w:val="SemEspaamento"/>
+        <w:rPr>
+          <w:rFonts w:ascii="Courier New" w:hAnsi="Courier New" w:cs="Courier New"/>
+        </w:rPr>
+      </w:pPr>
+    </w:p>
+    <w:p>
+      <w:pPr>
+        <w:pStyle w:val="SemEspaamento"/>
+        <w:rPr>
+          <w:rFonts w:ascii="Courier New" w:hAnsi="Courier New" w:cs="Courier New"/>
+        </w:rPr>
+      </w:pPr>
+    </w:p>
+    <w:p>
+      <w:pPr>
+        <w:pStyle w:val="SemEspaamento"/>
+        <w:rPr>
+          <w:rFonts w:ascii="Courier New" w:hAnsi="Courier New" w:cs="Courier New"/>
+        </w:rPr>
+      </w:pPr>
+    </w:p>
+    <w:p>
+      <w:pPr>
+        <w:pStyle w:val="SemEspaamento"/>
+        <w:rPr>
+          <w:rFonts w:ascii="Courier New" w:hAnsi="Courier New" w:cs="Courier New"/>
+        </w:rPr>
+      </w:pPr>
+    </w:p>
+    <w:p>
+      <w:pPr>
+        <w:pStyle w:val="SemEspaamento"/>
+        <w:rPr>
+          <w:rFonts w:ascii="Courier New" w:hAnsi="Courier New" w:cs="Courier New"/>
+        </w:rPr>
+      </w:pPr>
+    </w:p>
+    <w:p>
+      <w:pPr>
+        <w:pStyle w:val="SemEspaamento"/>
+        <w:rPr>
+          <w:rFonts w:ascii="Courier New" w:hAnsi="Courier New" w:cs="Courier New"/>
+        </w:rPr>
+      </w:pPr>
+    </w:p>
+    <w:p>
+      <w:pPr>
+        <w:pStyle w:val="SemEspaamento"/>
+        <w:rPr>
+          <w:rFonts w:ascii="Courier New" w:hAnsi="Courier New" w:cs="Courier New"/>
+        </w:rPr>
+      </w:pPr>
+    </w:p>
+    <w:p>
+      <w:pPr>
+        <w:pStyle w:val="SemEspaamento"/>
+        <w:rPr>
+          <w:rFonts w:ascii="Courier New" w:hAnsi="Courier New" w:cs="Courier New"/>
+        </w:rPr>
+      </w:pPr>
+    </w:p>
+    <w:p>
+      <w:pPr>
+        <w:pStyle w:val="SemEspaamento"/>
+        <w:rPr>
+          <w:rFonts w:ascii="Courier New" w:hAnsi="Courier New" w:cs="Courier New"/>
+        </w:rPr>
+      </w:pPr>
+    </w:p>
+    <w:p>
+      <w:pPr>
+        <w:pStyle w:val="SemEspaamento"/>
+        <w:rPr>
+          <w:rFonts w:ascii="Courier New" w:hAnsi="Courier New" w:cs="Courier New"/>
+        </w:rPr>
+      </w:pPr>
+    </w:p>
+    <w:p>
+      <w:pPr>
+        <w:pStyle w:val="SemEspaamento"/>
+        <w:rPr>
+          <w:rFonts w:ascii="Courier New" w:hAnsi="Courier New" w:cs="Courier New"/>
+        </w:rPr>
+      </w:pPr>
+    </w:p>
+    <w:p>
+      <w:pPr>
+        <w:pStyle w:val="SemEspaamento"/>
+        <w:rPr>
+          <w:rFonts w:ascii="Courier New" w:hAnsi="Courier New" w:cs="Courier New"/>
+        </w:rPr>
+      </w:pPr>
+    </w:p>
+    <w:p>
+      <w:pPr>
+        <w:pStyle w:val="SemEspaamento"/>
+        <w:rPr>
+          <w:rFonts w:ascii="Courier New" w:hAnsi="Courier New" w:cs="Courier New"/>
+        </w:rPr>
+      </w:pPr>
+    </w:p>
+    <w:p>
+      <w:pPr>
+        <w:pStyle w:val="SemEspaamento"/>
+        <w:rPr>
+          <w:rFonts w:ascii="Courier New" w:hAnsi="Courier New" w:cs="Courier New"/>
+        </w:rPr>
+      </w:pPr>
+    </w:p>
+    <w:p>
+      <w:pPr>
+        <w:pStyle w:val="SemEspaamento"/>
+        <w:rPr>
+          <w:rFonts w:ascii="Courier New" w:hAnsi="Courier New" w:cs="Courier New"/>
+        </w:rPr>
+      </w:pPr>
+    </w:p>
+    <w:p>
+      <w:pPr>
+        <w:pStyle w:val="SemEspaamento"/>
+        <w:rPr>
+          <w:rFonts w:ascii="Courier New" w:hAnsi="Courier New" w:cs="Courier New"/>
+        </w:rPr>
+      </w:pPr>
+    </w:p>
+    <w:p>
+      <w:pPr>
+        <w:pStyle w:val="SemEspaamento"/>
+        <w:rPr>
+          <w:rFonts w:ascii="Courier New" w:hAnsi="Courier New" w:cs="Courier New"/>
+        </w:rPr>
+      </w:pPr>
+    </w:p>
+    <w:p>
+      <w:pPr>
+        <w:pStyle w:val="SemEspaamento"/>
+        <w:rPr>
+          <w:rFonts w:ascii="Courier New" w:hAnsi="Courier New" w:cs="Courier New"/>
+        </w:rPr>
+      </w:pPr>
+    </w:p>
+    <w:p>
+      <w:pPr>
+        <w:pStyle w:val="SemEspaamento"/>
+        <w:rPr>
+          <w:rFonts w:ascii="Courier New" w:hAnsi="Courier New" w:cs="Courier New"/>
+        </w:rPr>
+      </w:pPr>
+    </w:p>
+    <w:p>
+      <w:pPr>
+        <w:pStyle w:val="SemEspaamento"/>
+        <w:rPr>
+          <w:rFonts w:ascii="Courier New" w:hAnsi="Courier New" w:cs="Courier New"/>
+        </w:rPr>
+      </w:pPr>
+    </w:p>
+    <w:p>
+      <w:pPr>
+        <w:pStyle w:val="SemEspaamento"/>
+        <w:rPr>
+          <w:rFonts w:ascii="Courier New" w:hAnsi="Courier New" w:cs="Courier New"/>
+        </w:rPr>
+      </w:pPr>
+    </w:p>
+    <w:p>
+      <w:pPr>
+        <w:pStyle w:val="SemEspaamento"/>
+        <w:rPr>
+          <w:rFonts w:ascii="Courier New" w:hAnsi="Courier New" w:cs="Courier New"/>
+        </w:rPr>
+      </w:pPr>
+    </w:p>
+    <w:p>
+      <w:pPr>
+        <w:pStyle w:val="SemEspaamento"/>
+        <w:rPr>
+          <w:rFonts w:ascii="Courier New" w:hAnsi="Courier New" w:cs="Courier New"/>
+        </w:rPr>
+      </w:pPr>
+    </w:p>
+    <w:p>
+      <w:pPr>
+        <w:pStyle w:val="Ttulo2"/>
+      </w:pPr>
+      <w:bookmarkStart w:id="8" w:name="_Toc241521419"/>
+      <w:r>
+        <w:lastRenderedPageBreak/>
+        <w:t>GLÓRIA - MINISTÉRIO AMOR E ADORAÇÃO</w:t>
+      </w:r>
+      <w:bookmarkEnd w:id="8"/>
+    </w:p>
+    <w:p>
+      <w:pPr>
+        <w:pStyle w:val="SemEspaamento"/>
+        <w:rPr>
+          <w:rFonts w:ascii="Courier New" w:hAnsi="Courier New" w:cs="Courier New"/>
+        </w:rPr>
+      </w:pPr>
+    </w:p>
+    <w:p>
+      <w:pPr>
+        <w:pStyle w:val="SemEspaamento"/>
+        <w:rPr>
+          <w:rFonts w:ascii="Courier New" w:hAnsi="Courier New" w:cs="Courier New"/>
+          <w:b/>
+          <w:bCs/>
+        </w:rPr>
+      </w:pPr>
+      <w:r>
+        <w:rPr>
+          <w:rFonts w:ascii="Courier New" w:hAnsi="Courier New" w:cs="Courier New"/>
+          <w:b/>
+          <w:bCs/>
+        </w:rPr>
+        <w:t xml:space="preserve">  </w:t>
+      </w:r>
+      <w:r>
+        <w:rPr>
+          <w:rFonts w:ascii="Courier New" w:hAnsi="Courier New" w:cs="Courier New"/>
+          <w:b/>
+          <w:bCs/>
+        </w:rPr>
+        <w:t>E                  B9</w:t>
+      </w:r>
+      <w:r>
+        <w:rPr>
+          <w:rFonts w:ascii="Courier New" w:hAnsi="Courier New" w:cs="Courier New"/>
+          <w:b/>
+          <w:bCs/>
+        </w:rPr>
+        <w:t xml:space="preserve">      </w:t>
+      </w:r>
+      <w:r>
+        <w:rPr>
+          <w:rFonts w:ascii="Courier New" w:hAnsi="Courier New" w:cs="Courier New"/>
+          <w:b/>
+          <w:bCs/>
+        </w:rPr>
+        <w:t>A9                 B9</w:t>
+      </w:r>
+    </w:p>
+    <w:p>
+      <w:pPr>
+        <w:pStyle w:val="SemEspaamento"/>
+        <w:rPr>
+          <w:rFonts w:ascii="Courier New" w:hAnsi="Courier New" w:cs="Courier New"/>
+          <w:b/>
+          <w:bCs/>
+        </w:rPr>
+      </w:pPr>
+      <w:r>
+        <w:rPr>
+          <w:rFonts w:ascii="Courier New" w:hAnsi="Courier New" w:cs="Courier New"/>
+          <w:b/>
+          <w:bCs/>
+        </w:rPr>
+        <w:t>GLÓRIA A DEUS NAS ALTURAS</w:t>
+      </w:r>
+      <w:r>
+        <w:rPr>
+          <w:rFonts w:ascii="Courier New" w:hAnsi="Courier New" w:cs="Courier New"/>
+          <w:b/>
+          <w:bCs/>
+        </w:rPr>
+        <w:t xml:space="preserve">! </w:t>
+      </w:r>
+      <w:r>
+        <w:rPr>
+          <w:rFonts w:ascii="Courier New" w:hAnsi="Courier New" w:cs="Courier New"/>
+          <w:b/>
+          <w:bCs/>
+        </w:rPr>
+        <w:t>GLÓRIA A DEUS NAS ALTURAS</w:t>
+      </w:r>
+      <w:r>
+        <w:rPr>
+          <w:rFonts w:ascii="Courier New" w:hAnsi="Courier New" w:cs="Courier New"/>
+          <w:b/>
+          <w:bCs/>
+        </w:rPr>
+        <w:t>!</w:t>
+      </w:r>
+    </w:p>
+    <w:p>
+      <w:pPr>
+        <w:pStyle w:val="SemEspaamento"/>
+        <w:rPr>
+          <w:rFonts w:ascii="Courier New" w:hAnsi="Courier New" w:cs="Courier New"/>
+          <w:b/>
+          <w:bCs/>
+        </w:rPr>
+      </w:pPr>
+      <w:r>
+        <w:rPr>
+          <w:rFonts w:ascii="Courier New" w:hAnsi="Courier New" w:cs="Courier New"/>
+          <w:b/>
+          <w:bCs/>
+        </w:rPr>
+        <w:t xml:space="preserve">  </w:t>
+      </w:r>
+      <w:r>
+        <w:rPr>
+          <w:rFonts w:ascii="Courier New" w:hAnsi="Courier New" w:cs="Courier New"/>
+          <w:b/>
+          <w:bCs/>
+        </w:rPr>
+        <w:t>C#m7              B9             A9</w:t>
+      </w:r>
+    </w:p>
+    <w:p>
+      <w:pPr>
+        <w:pStyle w:val="SemEspaamento"/>
+        <w:rPr>
+          <w:rFonts w:ascii="Courier New" w:hAnsi="Courier New" w:cs="Courier New"/>
+          <w:b/>
+          <w:bCs/>
+        </w:rPr>
+      </w:pPr>
+      <w:r>
+        <w:rPr>
+          <w:rFonts w:ascii="Courier New" w:hAnsi="Courier New" w:cs="Courier New"/>
+          <w:b/>
+          <w:bCs/>
+        </w:rPr>
+        <w:t>E PAZ NA TERRA AOS HOMENS POR ELE AMADOS (BIS)</w:t>
+      </w:r>
+    </w:p>
+    <w:p>
+      <w:pPr>
+        <w:pStyle w:val="SemEspaamento"/>
+        <w:rPr>
+          <w:rFonts w:ascii="Courier New" w:hAnsi="Courier New" w:cs="Courier New"/>
+        </w:rPr>
+      </w:pPr>
+    </w:p>
+    <w:p>
+      <w:pPr>
+        <w:pStyle w:val="SemEspaamento"/>
+        <w:rPr>
+          <w:rFonts w:ascii="Courier New" w:hAnsi="Courier New" w:cs="Courier New"/>
+          <w:b/>
+          <w:bCs/>
+        </w:rPr>
+      </w:pPr>
+      <w:r>
+        <w:rPr>
+          <w:rFonts w:ascii="Courier New" w:hAnsi="Courier New" w:cs="Courier New"/>
+          <w:b/>
+          <w:bCs/>
+        </w:rPr>
+        <w:t>F#m7           G#m7        A9</w:t>
+      </w:r>
+    </w:p>
+    <w:p>
+      <w:pPr>
+        <w:pStyle w:val="SemEspaamento"/>
+        <w:rPr>
+          <w:rFonts w:ascii="Courier New" w:hAnsi="Courier New" w:cs="Courier New"/>
+        </w:rPr>
+      </w:pPr>
+      <w:r>
+        <w:rPr>
+          <w:rFonts w:ascii="Courier New" w:hAnsi="Courier New" w:cs="Courier New"/>
+        </w:rPr>
+        <w:t>SENHOR DEUS REI DOS CÉUS, DEUS PAI TODO PODEROSO</w:t>
+      </w:r>
+    </w:p>
+    <w:p>
+      <w:pPr>
+        <w:pStyle w:val="SemEspaamento"/>
+        <w:rPr>
+          <w:rFonts w:ascii="Courier New" w:hAnsi="Courier New" w:cs="Courier New"/>
+          <w:b/>
+          <w:bCs/>
+        </w:rPr>
+      </w:pPr>
+      <w:r>
+        <w:rPr>
+          <w:rFonts w:ascii="Courier New" w:hAnsi="Courier New" w:cs="Courier New"/>
+          <w:b/>
+          <w:bCs/>
+        </w:rPr>
+        <w:t>C#m7                       B9</w:t>
+      </w:r>
+    </w:p>
+    <w:p>
+      <w:pPr>
+        <w:pStyle w:val="SemEspaamento"/>
+        <w:rPr>
+          <w:rFonts w:ascii="Courier New" w:hAnsi="Courier New" w:cs="Courier New"/>
+        </w:rPr>
+      </w:pPr>
+      <w:r>
+        <w:rPr>
+          <w:rFonts w:ascii="Courier New" w:hAnsi="Courier New" w:cs="Courier New"/>
+        </w:rPr>
+        <w:t>NÓS VOS LOUVAMOS, VOS BENDIZEMOS</w:t>
+      </w:r>
+    </w:p>
+    <w:p>
+      <w:pPr>
+        <w:pStyle w:val="SemEspaamento"/>
+        <w:rPr>
+          <w:rFonts w:ascii="Courier New" w:hAnsi="Courier New" w:cs="Courier New"/>
+          <w:b/>
+          <w:bCs/>
+        </w:rPr>
+      </w:pPr>
+      <w:r>
+        <w:rPr>
+          <w:rFonts w:ascii="Courier New" w:hAnsi="Courier New" w:cs="Courier New"/>
+          <w:b/>
+          <w:bCs/>
+        </w:rPr>
+        <w:t xml:space="preserve">           A9</w:t>
+      </w:r>
+    </w:p>
+    <w:p>
+      <w:pPr>
+        <w:pStyle w:val="SemEspaamento"/>
+        <w:rPr>
+          <w:rFonts w:ascii="Courier New" w:hAnsi="Courier New" w:cs="Courier New"/>
+        </w:rPr>
+      </w:pPr>
+      <w:r>
+        <w:rPr>
+          <w:rFonts w:ascii="Courier New" w:hAnsi="Courier New" w:cs="Courier New"/>
+        </w:rPr>
+        <w:t>NÓS VOS ADORAMOS E GLORIFICAMOS</w:t>
+      </w:r>
+    </w:p>
+    <w:p>
+      <w:pPr>
+        <w:pStyle w:val="SemEspaamento"/>
+        <w:rPr>
+          <w:rFonts w:ascii="Courier New" w:hAnsi="Courier New" w:cs="Courier New"/>
+          <w:b/>
+          <w:bCs/>
+        </w:rPr>
+      </w:pPr>
+      <w:r>
+        <w:rPr>
+          <w:rFonts w:ascii="Courier New" w:hAnsi="Courier New" w:cs="Courier New"/>
+          <w:b/>
+          <w:bCs/>
+        </w:rPr>
+        <w:t>F#m7          G#m7     A9                B9</w:t>
+      </w:r>
+    </w:p>
+    <w:p>
+      <w:pPr>
+        <w:pStyle w:val="SemEspaamento"/>
+        <w:rPr>
+          <w:rFonts w:ascii="Courier New" w:hAnsi="Courier New" w:cs="Courier New"/>
+        </w:rPr>
+      </w:pPr>
+      <w:r>
+        <w:rPr>
+          <w:rFonts w:ascii="Courier New" w:hAnsi="Courier New" w:cs="Courier New"/>
+        </w:rPr>
+        <w:t>NÓS VOS DAMOS GRAÇAS, POR VOSSA IMENSA GLÓRIA</w:t>
+      </w:r>
+    </w:p>
+    <w:p>
+      <w:pPr>
+        <w:pStyle w:val="SemEspaamento"/>
+        <w:rPr>
+          <w:rFonts w:ascii="Courier New" w:hAnsi="Courier New" w:cs="Courier New"/>
+        </w:rPr>
+      </w:pPr>
+    </w:p>
+    <w:p>
+      <w:pPr>
+        <w:pStyle w:val="SemEspaamento"/>
+        <w:rPr>
+          <w:rFonts w:ascii="Courier New" w:hAnsi="Courier New" w:cs="Courier New"/>
+          <w:b/>
+          <w:bCs/>
+        </w:rPr>
+      </w:pPr>
+      <w:r>
+        <w:rPr>
+          <w:rFonts w:ascii="Courier New" w:hAnsi="Courier New" w:cs="Courier New"/>
+          <w:b/>
+          <w:bCs/>
+        </w:rPr>
+        <w:t xml:space="preserve">  E                  B9      A9                 B9</w:t>
+      </w:r>
+    </w:p>
+    <w:p>
+      <w:pPr>
+        <w:pStyle w:val="SemEspaamento"/>
+        <w:rPr>
+          <w:rFonts w:ascii="Courier New" w:hAnsi="Courier New" w:cs="Courier New"/>
+          <w:b/>
+          <w:bCs/>
+        </w:rPr>
+      </w:pPr>
+      <w:r>
+        <w:rPr>
+          <w:rFonts w:ascii="Courier New" w:hAnsi="Courier New" w:cs="Courier New"/>
+          <w:b/>
+          <w:bCs/>
+        </w:rPr>
+        <w:t>GLÓRIA A DEUS NAS ALTURAS! GLÓRIA A DEUS NAS ALTURAS!</w:t>
+      </w:r>
+    </w:p>
+    <w:p>
+      <w:pPr>
+        <w:pStyle w:val="SemEspaamento"/>
+        <w:rPr>
+          <w:rFonts w:ascii="Courier New" w:hAnsi="Courier New" w:cs="Courier New"/>
+          <w:b/>
+          <w:bCs/>
+        </w:rPr>
+      </w:pPr>
+      <w:r>
+        <w:rPr>
+          <w:rFonts w:ascii="Courier New" w:hAnsi="Courier New" w:cs="Courier New"/>
+          <w:b/>
+          <w:bCs/>
+        </w:rPr>
+        <w:t xml:space="preserve">  C#m7              B9             A9</w:t>
+      </w:r>
+    </w:p>
+    <w:p>
+      <w:pPr>
+        <w:pStyle w:val="SemEspaamento"/>
+        <w:rPr>
+          <w:rFonts w:ascii="Courier New" w:hAnsi="Courier New" w:cs="Courier New"/>
+          <w:b/>
+          <w:bCs/>
+        </w:rPr>
+      </w:pPr>
+      <w:r>
+        <w:rPr>
+          <w:rFonts w:ascii="Courier New" w:hAnsi="Courier New" w:cs="Courier New"/>
+          <w:b/>
+          <w:bCs/>
+        </w:rPr>
+        <w:t>E PAZ NA TERRA AOS HOMENS POR ELE AMADOS</w:t>
+      </w:r>
+    </w:p>
+    <w:p>
+      <w:pPr>
+        <w:pStyle w:val="SemEspaamento"/>
+        <w:rPr>
+          <w:rFonts w:ascii="Courier New" w:hAnsi="Courier New" w:cs="Courier New"/>
+        </w:rPr>
+      </w:pPr>
+    </w:p>
+    <w:p>
+      <w:pPr>
+        <w:pStyle w:val="SemEspaamento"/>
+        <w:rPr>
+          <w:rFonts w:ascii="Courier New" w:hAnsi="Courier New" w:cs="Courier New"/>
+          <w:b/>
+          <w:bCs/>
+        </w:rPr>
+      </w:pPr>
+      <w:r>
+        <w:rPr>
+          <w:rFonts w:ascii="Courier New" w:hAnsi="Courier New" w:cs="Courier New"/>
+          <w:b/>
+          <w:bCs/>
+        </w:rPr>
+        <w:t>F#m7         G#m7   A9</w:t>
+      </w:r>
+    </w:p>
+    <w:p>
+      <w:pPr>
+        <w:pStyle w:val="SemEspaamento"/>
+        <w:rPr>
+          <w:rFonts w:ascii="Courier New" w:hAnsi="Courier New" w:cs="Courier New"/>
+        </w:rPr>
+      </w:pPr>
+      <w:r>
+        <w:rPr>
+          <w:rFonts w:ascii="Courier New" w:hAnsi="Courier New" w:cs="Courier New"/>
+        </w:rPr>
+        <w:t>SENHOR JESUS CRISTO, FILHO UNIGÊNITO</w:t>
+      </w:r>
+    </w:p>
+    <w:p>
+      <w:pPr>
+        <w:pStyle w:val="SemEspaamento"/>
+        <w:rPr>
+          <w:rFonts w:ascii="Courier New" w:hAnsi="Courier New" w:cs="Courier New"/>
+          <w:b/>
+          <w:bCs/>
+        </w:rPr>
+      </w:pPr>
+      <w:r>
+        <w:rPr>
+          <w:rFonts w:ascii="Courier New" w:hAnsi="Courier New" w:cs="Courier New"/>
+          <w:b/>
+          <w:bCs/>
+        </w:rPr>
+        <w:t xml:space="preserve">        C#m7              B9    A9           B9</w:t>
+      </w:r>
+    </w:p>
+    <w:p>
+      <w:pPr>
+        <w:pStyle w:val="SemEspaamento"/>
+        <w:rPr>
+          <w:rFonts w:ascii="Courier New" w:hAnsi="Courier New" w:cs="Courier New"/>
+        </w:rPr>
+      </w:pPr>
+      <w:r>
+        <w:rPr>
+          <w:rFonts w:ascii="Courier New" w:hAnsi="Courier New" w:cs="Courier New"/>
+        </w:rPr>
+        <w:t>SENHOR DEUS, CORDEIRO DE DEUS, FILHO DE DEUS PAI</w:t>
+      </w:r>
+    </w:p>
+    <w:p>
+      <w:pPr>
+        <w:pStyle w:val="SemEspaamento"/>
+        <w:rPr>
+          <w:rFonts w:ascii="Courier New" w:hAnsi="Courier New" w:cs="Courier New"/>
+          <w:b/>
+          <w:bCs/>
+        </w:rPr>
+      </w:pPr>
+      <w:r>
+        <w:rPr>
+          <w:rFonts w:ascii="Courier New" w:hAnsi="Courier New" w:cs="Courier New"/>
+          <w:b/>
+          <w:bCs/>
+        </w:rPr>
+        <w:t>C#m7                B9           A9                B</w:t>
+      </w:r>
+      <w:proofErr w:type="gramStart"/>
+      <w:r>
+        <w:rPr>
+          <w:rFonts w:ascii="Courier New" w:hAnsi="Courier New" w:cs="Courier New"/>
+          <w:b/>
+          <w:bCs/>
+        </w:rPr>
+        <w:t>9  G</w:t>
+      </w:r>
+      <w:proofErr w:type="gramEnd"/>
+      <w:r>
+        <w:rPr>
+          <w:rFonts w:ascii="Courier New" w:hAnsi="Courier New" w:cs="Courier New"/>
+          <w:b/>
+          <w:bCs/>
+        </w:rPr>
+        <w:t>#</w:t>
+      </w:r>
+    </w:p>
+    <w:p>
+      <w:pPr>
+        <w:pStyle w:val="SemEspaamento"/>
+        <w:rPr>
+          <w:rFonts w:ascii="Courier New" w:hAnsi="Courier New" w:cs="Courier New"/>
+        </w:rPr>
+      </w:pPr>
+      <w:r>
+        <w:rPr>
+          <w:rFonts w:ascii="Courier New" w:hAnsi="Courier New" w:cs="Courier New"/>
+        </w:rPr>
+        <w:t>VÓS QUE TIRAIS O PECADO DO MUNDO TENDE PIEDADE DE NÓS</w:t>
+      </w:r>
+    </w:p>
+    <w:p>
+      <w:pPr>
+        <w:pStyle w:val="SemEspaamento"/>
+        <w:rPr>
+          <w:rFonts w:ascii="Courier New" w:hAnsi="Courier New" w:cs="Courier New"/>
+          <w:b/>
+          <w:bCs/>
+        </w:rPr>
+      </w:pPr>
+      <w:r>
+        <w:rPr>
+          <w:rFonts w:ascii="Courier New" w:hAnsi="Courier New" w:cs="Courier New"/>
+          <w:b/>
+          <w:bCs/>
+        </w:rPr>
+        <w:t>F#m7              G#m7             A9             B9</w:t>
+      </w:r>
+    </w:p>
+    <w:p>
+      <w:pPr>
+        <w:pStyle w:val="SemEspaamento"/>
+        <w:rPr>
+          <w:rFonts w:ascii="Courier New" w:hAnsi="Courier New" w:cs="Courier New"/>
+        </w:rPr>
+      </w:pPr>
+      <w:r>
+        <w:rPr>
+          <w:rFonts w:ascii="Courier New" w:hAnsi="Courier New" w:cs="Courier New"/>
+        </w:rPr>
+        <w:t>VÓS QUE TIRAIS O PECADO DO MUNDO, ACOLHEI A NOSSA SÚPLICA</w:t>
+      </w:r>
+    </w:p>
+    <w:p>
+      <w:pPr>
+        <w:pStyle w:val="SemEspaamento"/>
+        <w:rPr>
+          <w:rFonts w:ascii="Courier New" w:hAnsi="Courier New" w:cs="Courier New"/>
+          <w:b/>
+          <w:bCs/>
+        </w:rPr>
+      </w:pPr>
+      <w:r>
+        <w:rPr>
+          <w:rFonts w:ascii="Courier New" w:hAnsi="Courier New" w:cs="Courier New"/>
+          <w:b/>
+          <w:bCs/>
+        </w:rPr>
+        <w:t>C#m7                B9            A9              B9   G#</w:t>
+      </w:r>
+    </w:p>
+    <w:p>
+      <w:pPr>
+        <w:pStyle w:val="SemEspaamento"/>
+        <w:rPr>
+          <w:rFonts w:ascii="Courier New" w:hAnsi="Courier New" w:cs="Courier New"/>
+        </w:rPr>
+      </w:pPr>
+      <w:r>
+        <w:rPr>
+          <w:rFonts w:ascii="Courier New" w:hAnsi="Courier New" w:cs="Courier New"/>
+        </w:rPr>
+        <w:t xml:space="preserve">VÓS QUE ESTAIS </w:t>
+      </w:r>
+      <w:proofErr w:type="gramStart"/>
+      <w:r>
+        <w:rPr>
+          <w:rFonts w:ascii="Courier New" w:hAnsi="Courier New" w:cs="Courier New"/>
+        </w:rPr>
+        <w:t>A</w:t>
+      </w:r>
+      <w:proofErr w:type="gramEnd"/>
+      <w:r>
+        <w:rPr>
+          <w:rFonts w:ascii="Courier New" w:hAnsi="Courier New" w:cs="Courier New"/>
+        </w:rPr>
+        <w:t xml:space="preserve"> DIREITA DO PAI TENDE PIEDADE DE NÓS</w:t>
+      </w:r>
+    </w:p>
+    <w:p>
+      <w:pPr>
+        <w:pStyle w:val="SemEspaamento"/>
+        <w:rPr>
+          <w:rFonts w:ascii="Courier New" w:hAnsi="Courier New" w:cs="Courier New"/>
+          <w:b/>
+          <w:bCs/>
+        </w:rPr>
+      </w:pPr>
+      <w:r>
+        <w:rPr>
+          <w:rFonts w:ascii="Courier New" w:hAnsi="Courier New" w:cs="Courier New"/>
+          <w:b/>
+          <w:bCs/>
+        </w:rPr>
+        <w:t>F#m7          G#m7      A9       B9</w:t>
+      </w:r>
+    </w:p>
+    <w:p>
+      <w:pPr>
+        <w:pStyle w:val="SemEspaamento"/>
+        <w:rPr>
+          <w:rFonts w:ascii="Courier New" w:hAnsi="Courier New" w:cs="Courier New"/>
+        </w:rPr>
+      </w:pPr>
+      <w:r>
+        <w:rPr>
+          <w:rFonts w:ascii="Courier New" w:hAnsi="Courier New" w:cs="Courier New"/>
+        </w:rPr>
+        <w:t>SÓ VÓS SOIS O SANTO, SÓ VÓS O SENHOR</w:t>
+      </w:r>
+    </w:p>
+    <w:p>
+      <w:pPr>
+        <w:pStyle w:val="SemEspaamento"/>
+        <w:rPr>
+          <w:rFonts w:ascii="Courier New" w:hAnsi="Courier New" w:cs="Courier New"/>
+          <w:b/>
+          <w:bCs/>
+        </w:rPr>
+      </w:pPr>
+      <w:r>
+        <w:rPr>
+          <w:rFonts w:ascii="Courier New" w:hAnsi="Courier New" w:cs="Courier New"/>
+          <w:b/>
+          <w:bCs/>
+        </w:rPr>
+        <w:t xml:space="preserve">   C#m7     B9             A9</w:t>
+      </w:r>
+    </w:p>
+    <w:p>
+      <w:pPr>
+        <w:pStyle w:val="SemEspaamento"/>
+        <w:rPr>
+          <w:rFonts w:ascii="Courier New" w:hAnsi="Courier New" w:cs="Courier New"/>
+        </w:rPr>
+      </w:pPr>
+      <w:r>
+        <w:rPr>
+          <w:rFonts w:ascii="Courier New" w:hAnsi="Courier New" w:cs="Courier New"/>
+        </w:rPr>
+        <w:t>SÓ VÓS O ALTÍSSIMO, JESUS CRISTO</w:t>
+      </w:r>
+    </w:p>
+    <w:p>
+      <w:pPr>
+        <w:pStyle w:val="SemEspaamento"/>
+        <w:rPr>
+          <w:rFonts w:ascii="Courier New" w:hAnsi="Courier New" w:cs="Courier New"/>
+          <w:b/>
+          <w:bCs/>
+        </w:rPr>
+      </w:pPr>
+      <w:r>
+        <w:rPr>
+          <w:rFonts w:ascii="Courier New" w:hAnsi="Courier New" w:cs="Courier New"/>
+          <w:b/>
+          <w:bCs/>
+        </w:rPr>
+        <w:t xml:space="preserve">       F#m7             A9            B9   </w:t>
+      </w:r>
+      <w:proofErr w:type="gramStart"/>
+      <w:r>
+        <w:rPr>
+          <w:rFonts w:ascii="Courier New" w:hAnsi="Courier New" w:cs="Courier New"/>
+          <w:b/>
+          <w:bCs/>
+        </w:rPr>
+        <w:t>E  B</w:t>
+      </w:r>
+      <w:proofErr w:type="gramEnd"/>
+      <w:r>
+        <w:rPr>
+          <w:rFonts w:ascii="Courier New" w:hAnsi="Courier New" w:cs="Courier New"/>
+          <w:b/>
+          <w:bCs/>
+        </w:rPr>
+        <w:t>9</w:t>
+      </w:r>
+    </w:p>
+    <w:p>
+      <w:pPr>
+        <w:pStyle w:val="SemEspaamento"/>
+        <w:rPr>
+          <w:rFonts w:ascii="Courier New" w:hAnsi="Courier New" w:cs="Courier New"/>
+        </w:rPr>
+      </w:pPr>
+      <w:r>
+        <w:rPr>
+          <w:rFonts w:ascii="Courier New" w:hAnsi="Courier New" w:cs="Courier New"/>
+        </w:rPr>
+        <w:t>COM ESPÍRITO SANTO NA GLÓRIA DE DEUS PAI AMÉM</w:t>
+      </w:r>
+    </w:p>
+    <w:p>
+      <w:pPr>
+        <w:pStyle w:val="SemEspaamento"/>
+        <w:rPr>
+          <w:rFonts w:ascii="Courier New" w:hAnsi="Courier New" w:cs="Courier New"/>
+        </w:rPr>
+      </w:pPr>
+    </w:p>
+    <w:p>
+      <w:pPr>
+        <w:pStyle w:val="SemEspaamento"/>
+        <w:rPr>
+          <w:rFonts w:ascii="Courier New" w:hAnsi="Courier New" w:cs="Courier New"/>
+          <w:b/>
+          <w:bCs/>
+        </w:rPr>
+      </w:pPr>
+      <w:r>
+        <w:rPr>
+          <w:rFonts w:ascii="Courier New" w:hAnsi="Courier New" w:cs="Courier New"/>
+          <w:b/>
+          <w:bCs/>
+        </w:rPr>
+        <w:t xml:space="preserve">  E                  B9      A9                 B9</w:t>
+      </w:r>
+    </w:p>
+    <w:p>
+      <w:pPr>
+        <w:pStyle w:val="SemEspaamento"/>
+        <w:rPr>
+          <w:rFonts w:ascii="Courier New" w:hAnsi="Courier New" w:cs="Courier New"/>
+          <w:b/>
+          <w:bCs/>
+        </w:rPr>
+      </w:pPr>
+      <w:r>
+        <w:rPr>
+          <w:rFonts w:ascii="Courier New" w:hAnsi="Courier New" w:cs="Courier New"/>
+          <w:b/>
+          <w:bCs/>
+        </w:rPr>
+        <w:t>GLÓRIA A DEUS NAS ALTURAS! GLÓRIA A DEUS NAS ALTURAS!</w:t>
+      </w:r>
+    </w:p>
+    <w:p>
+      <w:pPr>
+        <w:pStyle w:val="SemEspaamento"/>
+        <w:rPr>
+          <w:rFonts w:ascii="Courier New" w:hAnsi="Courier New" w:cs="Courier New"/>
+          <w:b/>
+          <w:bCs/>
+        </w:rPr>
+      </w:pPr>
+      <w:r>
+        <w:rPr>
+          <w:rFonts w:ascii="Courier New" w:hAnsi="Courier New" w:cs="Courier New"/>
+          <w:b/>
+          <w:bCs/>
+        </w:rPr>
+        <w:t xml:space="preserve">  C#m7              B9             A9</w:t>
+      </w:r>
+    </w:p>
+    <w:p>
+      <w:pPr>
+        <w:pStyle w:val="SemEspaamento"/>
+        <w:rPr>
+          <w:rFonts w:ascii="Courier New" w:hAnsi="Courier New" w:cs="Courier New"/>
+          <w:b/>
+          <w:bCs/>
+        </w:rPr>
+      </w:pPr>
+      <w:r>
+        <w:rPr>
+          <w:rFonts w:ascii="Courier New" w:hAnsi="Courier New" w:cs="Courier New"/>
+          <w:b/>
+          <w:bCs/>
+        </w:rPr>
+        <w:t>E PAZ NA TERRA AOS HOMENS POR ELE AMADOS (BIS)</w:t>
+      </w:r>
+    </w:p>
+    <w:p>
+      <w:pPr>
+        <w:pStyle w:val="SemEspaamento"/>
+        <w:rPr>
+          <w:rFonts w:ascii="Courier New" w:hAnsi="Courier New" w:cs="Courier New"/>
+        </w:rPr>
+      </w:pPr>
+    </w:p>
+    <w:p>
+      <w:pPr>
+        <w:pStyle w:val="SemEspaamento"/>
+        <w:rPr>
+          <w:rFonts w:ascii="Courier New" w:hAnsi="Courier New" w:cs="Courier New"/>
+        </w:rPr>
+      </w:pPr>
+    </w:p>
+    <w:p>
+      <w:pPr>
+        <w:pStyle w:val="SemEspaamento"/>
+        <w:rPr>
+          <w:rFonts w:ascii="Courier New" w:hAnsi="Courier New" w:cs="Courier New"/>
+        </w:rPr>
+      </w:pPr>
+    </w:p>
+    <w:p>
+      <w:pPr>
+        <w:pStyle w:val="SemEspaamento"/>
+        <w:rPr>
+          <w:rFonts w:ascii="Courier New" w:hAnsi="Courier New" w:cs="Courier New"/>
+        </w:rPr>
+      </w:pPr>
+    </w:p>
+    <w:p>
+      <w:pPr>
+        <w:pStyle w:val="SemEspaamento"/>
+        <w:rPr>
+          <w:rFonts w:ascii="Courier New" w:hAnsi="Courier New" w:cs="Courier New"/>
+        </w:rPr>
+      </w:pPr>
+    </w:p>
+    <w:p>
+      <w:pPr>
+        <w:pStyle w:val="SemEspaamento"/>
+        <w:rPr>
+          <w:rFonts w:ascii="Courier New" w:hAnsi="Courier New" w:cs="Courier New"/>
+        </w:rPr>
+      </w:pPr>
+    </w:p>
+    <w:p>
+      <w:pPr>
+        <w:pStyle w:val="SemEspaamento"/>
+        <w:rPr>
+          <w:rFonts w:ascii="Courier New" w:hAnsi="Courier New" w:cs="Courier New"/>
+        </w:rPr>
+      </w:pPr>
+    </w:p>
+    <w:p>
+      <w:pPr>
+        <w:pStyle w:val="SemEspaamento"/>
+        <w:rPr>
+          <w:rFonts w:ascii="Courier New" w:hAnsi="Courier New" w:cs="Courier New"/>
+        </w:rPr>
+      </w:pPr>
+    </w:p>
+    <w:p>
+      <w:pPr>
+        <w:pStyle w:val="SemEspaamento"/>
+        <w:rPr>
+          <w:rFonts w:ascii="Courier New" w:hAnsi="Courier New" w:cs="Courier New"/>
+        </w:rPr>
+      </w:pPr>
+    </w:p>
+    <w:p>
+      <w:pPr>
+        <w:pStyle w:val="SemEspaamento"/>
+        <w:rPr>
+          <w:rFonts w:ascii="Courier New" w:hAnsi="Courier New" w:cs="Courier New"/>
+        </w:rPr>
+      </w:pPr>
+    </w:p>
+    <w:p>
+      <w:pPr>
+        <w:pStyle w:val="SemEspaamento"/>
+        <w:rPr>
+          <w:rFonts w:ascii="Courier New" w:hAnsi="Courier New" w:cs="Courier New"/>
+        </w:rPr>
+      </w:pPr>
+    </w:p>
+    <w:p>
+      <w:pPr>
+        <w:pStyle w:val="SemEspaamento"/>
+        <w:rPr>
+          <w:rFonts w:ascii="Courier New" w:hAnsi="Courier New" w:cs="Courier New"/>
+        </w:rPr>
+      </w:pPr>
+    </w:p>
+    <w:p>
+      <w:pPr>
+        <w:pStyle w:val="SemEspaamento"/>
+        <w:rPr>
+          <w:rFonts w:ascii="Courier New" w:hAnsi="Courier New" w:cs="Courier New"/>
+        </w:rPr>
+      </w:pPr>
+    </w:p>
+    <w:p>
+      <w:pPr>
+        <w:pStyle w:val="SemEspaamento"/>
+        <w:rPr>
+          <w:rFonts w:ascii="Courier New" w:hAnsi="Courier New" w:cs="Courier New"/>
+        </w:rPr>
+      </w:pPr>
+    </w:p>
+    <w:p>
+      <w:pPr>
+        <w:pStyle w:val="SemEspaamento"/>
+        <w:rPr>
+          <w:rFonts w:ascii="Courier New" w:hAnsi="Courier New" w:cs="Courier New"/>
+        </w:rPr>
+      </w:pPr>
+    </w:p>
+    <w:p>
+      <w:pPr>
+        <w:pStyle w:val="Ttulo2"/>
+      </w:pPr>
+      <w:bookmarkStart w:id="9" w:name="_Toc241521420"/>
+      <w:r>
+        <w:lastRenderedPageBreak/>
+        <w:t>GLÓRIA</w:t>
+      </w:r>
+      <w:r>
+        <w:t xml:space="preserve"> – QUE APRENDI COM O TAQUINHO</w:t>
+      </w:r>
+      <w:bookmarkEnd w:id="9"/>
+    </w:p>
+    <w:p>
+      <w:pPr>
+        <w:pStyle w:val="SemEspaamento"/>
+        <w:rPr>
+          <w:rFonts w:ascii="Courier New" w:hAnsi="Courier New" w:cs="Courier New"/>
+        </w:rPr>
+      </w:pPr>
+    </w:p>
+    <w:p>
+      <w:pPr>
+        <w:pStyle w:val="SemEspaamento"/>
+        <w:rPr>
+          <w:rFonts w:ascii="Courier New" w:hAnsi="Courier New" w:cs="Courier New"/>
+          <w:b/>
+          <w:bCs/>
+        </w:rPr>
+      </w:pPr>
+      <w:r>
+        <w:rPr>
+          <w:rFonts w:ascii="Courier New" w:hAnsi="Courier New" w:cs="Courier New"/>
+          <w:b/>
+          <w:bCs/>
+        </w:rPr>
+        <w:t xml:space="preserve">  G          C9     D</w:t>
+      </w:r>
+    </w:p>
+    <w:p>
+      <w:pPr>
+        <w:pStyle w:val="SemEspaamento"/>
+        <w:rPr>
+          <w:rFonts w:ascii="Courier New" w:hAnsi="Courier New" w:cs="Courier New"/>
+        </w:rPr>
+      </w:pPr>
+      <w:r>
+        <w:rPr>
+          <w:rFonts w:ascii="Courier New" w:hAnsi="Courier New" w:cs="Courier New"/>
+        </w:rPr>
+        <w:t>GLÓRIA A DEUS NAS ALTURAS</w:t>
+      </w:r>
+    </w:p>
+    <w:p>
+      <w:pPr>
+        <w:pStyle w:val="SemEspaamento"/>
+        <w:rPr>
+          <w:rFonts w:ascii="Courier New" w:hAnsi="Courier New" w:cs="Courier New"/>
+          <w:b/>
+          <w:bCs/>
+        </w:rPr>
+      </w:pPr>
+      <w:r>
+        <w:rPr>
+          <w:rFonts w:ascii="Courier New" w:hAnsi="Courier New" w:cs="Courier New"/>
+          <w:b/>
+          <w:bCs/>
+        </w:rPr>
+        <w:t xml:space="preserve">   G     C9 G        C9        D    G</w:t>
+      </w:r>
+    </w:p>
+    <w:p>
+      <w:pPr>
+        <w:pStyle w:val="SemEspaamento"/>
+        <w:rPr>
+          <w:rFonts w:ascii="Courier New" w:hAnsi="Courier New" w:cs="Courier New"/>
+        </w:rPr>
+      </w:pPr>
+      <w:r>
+        <w:rPr>
+          <w:rFonts w:ascii="Courier New" w:hAnsi="Courier New" w:cs="Courier New"/>
+        </w:rPr>
+        <w:t>E PAZ NA TERRA AOS HOMENS POR ELE AMADOS.</w:t>
+      </w:r>
+    </w:p>
+    <w:p>
+      <w:pPr>
+        <w:pStyle w:val="SemEspaamento"/>
+        <w:rPr>
+          <w:rFonts w:ascii="Courier New" w:hAnsi="Courier New" w:cs="Courier New"/>
+          <w:b/>
+          <w:bCs/>
+        </w:rPr>
+      </w:pPr>
+      <w:r>
+        <w:rPr>
+          <w:rFonts w:ascii="Courier New" w:hAnsi="Courier New" w:cs="Courier New"/>
+          <w:b/>
+          <w:bCs/>
+        </w:rPr>
+        <w:t xml:space="preserve">  G          C9       G     </w:t>
+      </w:r>
+      <w:proofErr w:type="gramStart"/>
+      <w:r>
+        <w:rPr>
+          <w:rFonts w:ascii="Courier New" w:hAnsi="Courier New" w:cs="Courier New"/>
+          <w:b/>
+          <w:bCs/>
+        </w:rPr>
+        <w:t>Em  C</w:t>
+      </w:r>
+      <w:proofErr w:type="gramEnd"/>
+      <w:r>
+        <w:rPr>
+          <w:rFonts w:ascii="Courier New" w:hAnsi="Courier New" w:cs="Courier New"/>
+          <w:b/>
+          <w:bCs/>
+        </w:rPr>
+        <w:t>9        D     G</w:t>
+      </w:r>
+    </w:p>
+    <w:p>
+      <w:pPr>
+        <w:pStyle w:val="SemEspaamento"/>
+        <w:rPr>
+          <w:rFonts w:ascii="Courier New" w:hAnsi="Courier New" w:cs="Courier New"/>
+        </w:rPr>
+      </w:pPr>
+      <w:r>
+        <w:rPr>
+          <w:rFonts w:ascii="Courier New" w:hAnsi="Courier New" w:cs="Courier New"/>
+        </w:rPr>
+        <w:t>SENHOR DEUS, REI DOS CÉUS, DEUS PAI TODO PODEROSO,</w:t>
+      </w:r>
+    </w:p>
+    <w:p>
+      <w:pPr>
+        <w:pStyle w:val="SemEspaamento"/>
+        <w:rPr>
+          <w:rFonts w:ascii="Courier New" w:hAnsi="Courier New" w:cs="Courier New"/>
+          <w:b/>
+          <w:bCs/>
+        </w:rPr>
+      </w:pPr>
+      <w:r>
+        <w:rPr>
+          <w:rFonts w:ascii="Courier New" w:hAnsi="Courier New" w:cs="Courier New"/>
+          <w:b/>
+          <w:bCs/>
+        </w:rPr>
+        <w:t xml:space="preserve"> G         D      C9           G</w:t>
+      </w:r>
+    </w:p>
+    <w:p>
+      <w:pPr>
+        <w:pStyle w:val="SemEspaamento"/>
+        <w:rPr>
+          <w:rFonts w:ascii="Courier New" w:hAnsi="Courier New" w:cs="Courier New"/>
+        </w:rPr>
+      </w:pPr>
+      <w:r>
+        <w:rPr>
+          <w:rFonts w:ascii="Courier New" w:hAnsi="Courier New" w:cs="Courier New"/>
+        </w:rPr>
+        <w:t>NÓS VOS LOUVAMOS, NÓS VOS BENDIZEMOS,</w:t>
+      </w:r>
+    </w:p>
+    <w:p>
+      <w:pPr>
+        <w:pStyle w:val="SemEspaamento"/>
+        <w:rPr>
+          <w:rFonts w:ascii="Courier New" w:hAnsi="Courier New" w:cs="Courier New"/>
+          <w:b/>
+          <w:bCs/>
+        </w:rPr>
+      </w:pPr>
+      <w:r>
+        <w:rPr>
+          <w:rFonts w:ascii="Courier New" w:hAnsi="Courier New" w:cs="Courier New"/>
+          <w:b/>
+          <w:bCs/>
+        </w:rPr>
+        <w:t xml:space="preserve"> G          D     C9        D     G</w:t>
+      </w:r>
+    </w:p>
+    <w:p>
+      <w:pPr>
+        <w:pStyle w:val="SemEspaamento"/>
+        <w:rPr>
+          <w:rFonts w:ascii="Courier New" w:hAnsi="Courier New" w:cs="Courier New"/>
+        </w:rPr>
+      </w:pPr>
+      <w:r>
+        <w:rPr>
+          <w:rFonts w:ascii="Courier New" w:hAnsi="Courier New" w:cs="Courier New"/>
+        </w:rPr>
+        <w:t>NÓS VOS ADORAMOS, NÓS VOS GLORIFICAMOS,</w:t>
+      </w:r>
+    </w:p>
+    <w:p>
+      <w:pPr>
+        <w:pStyle w:val="SemEspaamento"/>
+        <w:rPr>
+          <w:rFonts w:ascii="Courier New" w:hAnsi="Courier New" w:cs="Courier New"/>
+          <w:b/>
+          <w:bCs/>
+        </w:rPr>
+      </w:pPr>
+      <w:r>
+        <w:rPr>
+          <w:rFonts w:ascii="Courier New" w:hAnsi="Courier New" w:cs="Courier New"/>
+          <w:b/>
+          <w:bCs/>
+        </w:rPr>
+        <w:t xml:space="preserve"> G              D         C9            G    D/F#</w:t>
+      </w:r>
+    </w:p>
+    <w:p>
+      <w:pPr>
+        <w:pStyle w:val="SemEspaamento"/>
+        <w:rPr>
+          <w:rFonts w:ascii="Courier New" w:hAnsi="Courier New" w:cs="Courier New"/>
+        </w:rPr>
+      </w:pPr>
+      <w:r>
+        <w:rPr>
+          <w:rFonts w:ascii="Courier New" w:hAnsi="Courier New" w:cs="Courier New"/>
+        </w:rPr>
+        <w:t>NÓS VOS DAMOS GRAÇAS POR VOSSA IMENSA GLÓRIA.</w:t>
+      </w:r>
+    </w:p>
+    <w:p>
+      <w:pPr>
+        <w:pStyle w:val="SemEspaamento"/>
+        <w:rPr>
+          <w:rFonts w:ascii="Courier New" w:hAnsi="Courier New" w:cs="Courier New"/>
+        </w:rPr>
+      </w:pPr>
+    </w:p>
+    <w:p>
+      <w:pPr>
+        <w:pStyle w:val="SemEspaamento"/>
+        <w:rPr>
+          <w:rFonts w:ascii="Courier New" w:hAnsi="Courier New" w:cs="Courier New"/>
+          <w:b/>
+          <w:bCs/>
+        </w:rPr>
+      </w:pPr>
+      <w:r>
+        <w:rPr>
+          <w:rFonts w:ascii="Courier New" w:hAnsi="Courier New" w:cs="Courier New"/>
+          <w:b/>
+          <w:bCs/>
+        </w:rPr>
+        <w:t xml:space="preserve"> Em7                  Bm7     Em7</w:t>
+      </w:r>
+    </w:p>
+    <w:p>
+      <w:pPr>
+        <w:pStyle w:val="SemEspaamento"/>
+        <w:rPr>
+          <w:rFonts w:ascii="Courier New" w:hAnsi="Courier New" w:cs="Courier New"/>
+        </w:rPr>
+      </w:pPr>
+      <w:r>
+        <w:rPr>
+          <w:rFonts w:ascii="Courier New" w:hAnsi="Courier New" w:cs="Courier New"/>
+        </w:rPr>
+        <w:t>SENHOR JESUS CRISTO, FILHO UNIGÊNITO,</w:t>
+      </w:r>
+    </w:p>
+    <w:p>
+      <w:pPr>
+        <w:pStyle w:val="SemEspaamento"/>
+        <w:rPr>
+          <w:rFonts w:ascii="Courier New" w:hAnsi="Courier New" w:cs="Courier New"/>
+          <w:b/>
+          <w:bCs/>
+        </w:rPr>
+      </w:pPr>
+      <w:r>
+        <w:rPr>
+          <w:rFonts w:ascii="Courier New" w:hAnsi="Courier New" w:cs="Courier New"/>
+          <w:b/>
+          <w:bCs/>
+        </w:rPr>
+        <w:t xml:space="preserve">        C9      Am        Em         D9      Bm7</w:t>
+      </w:r>
+    </w:p>
+    <w:p>
+      <w:pPr>
+        <w:pStyle w:val="SemEspaamento"/>
+        <w:rPr>
+          <w:rFonts w:ascii="Courier New" w:hAnsi="Courier New" w:cs="Courier New"/>
+        </w:rPr>
+      </w:pPr>
+      <w:r>
+        <w:rPr>
+          <w:rFonts w:ascii="Courier New" w:hAnsi="Courier New" w:cs="Courier New"/>
+        </w:rPr>
+        <w:t>SENHOR DEUS, CORDEIRO DE DEUS, FILHO DE DEUS PAI.</w:t>
+      </w:r>
+    </w:p>
+    <w:p>
+      <w:pPr>
+        <w:pStyle w:val="SemEspaamento"/>
+        <w:rPr>
+          <w:rFonts w:ascii="Courier New" w:hAnsi="Courier New" w:cs="Courier New"/>
+          <w:b/>
+          <w:bCs/>
+        </w:rPr>
+      </w:pPr>
+      <w:r>
+        <w:rPr>
+          <w:rFonts w:ascii="Courier New" w:hAnsi="Courier New" w:cs="Courier New"/>
+          <w:b/>
+          <w:bCs/>
+        </w:rPr>
+        <w:t>Bm7                         Em7    C9     D9       Em</w:t>
+      </w:r>
+    </w:p>
+    <w:p>
+      <w:pPr>
+        <w:pStyle w:val="SemEspaamento"/>
+        <w:rPr>
+          <w:rFonts w:ascii="Courier New" w:hAnsi="Courier New" w:cs="Courier New"/>
+        </w:rPr>
+      </w:pPr>
+      <w:r>
+        <w:rPr>
+          <w:rFonts w:ascii="Courier New" w:hAnsi="Courier New" w:cs="Courier New"/>
+        </w:rPr>
+        <w:t>VÓS QUE TIRAIS O PECADO DO MUNDO, TENDE PIEDADE DE NÓS.</w:t>
+      </w:r>
+    </w:p>
+    <w:p>
+      <w:pPr>
+        <w:pStyle w:val="SemEspaamento"/>
+        <w:rPr>
+          <w:rFonts w:ascii="Courier New" w:hAnsi="Courier New" w:cs="Courier New"/>
+          <w:b/>
+          <w:bCs/>
+        </w:rPr>
+      </w:pPr>
+      <w:r>
+        <w:rPr>
+          <w:rFonts w:ascii="Courier New" w:hAnsi="Courier New" w:cs="Courier New"/>
+          <w:b/>
+          <w:bCs/>
+        </w:rPr>
+        <w:t>Em7       C9       D9       Bm7                    Em7</w:t>
+      </w:r>
+    </w:p>
+    <w:p>
+      <w:pPr>
+        <w:pStyle w:val="SemEspaamento"/>
+        <w:rPr>
+          <w:rFonts w:ascii="Courier New" w:hAnsi="Courier New" w:cs="Courier New"/>
+        </w:rPr>
+      </w:pPr>
+      <w:r>
+        <w:rPr>
+          <w:rFonts w:ascii="Courier New" w:hAnsi="Courier New" w:cs="Courier New"/>
+        </w:rPr>
+        <w:t>VÓS QUE TIRAIS O PECADO DO MUNDO ACOLHEI A NOSSA SÚPLICA.</w:t>
+      </w:r>
+    </w:p>
+    <w:p>
+      <w:pPr>
+        <w:pStyle w:val="SemEspaamento"/>
+        <w:rPr>
+          <w:rFonts w:ascii="Courier New" w:hAnsi="Courier New" w:cs="Courier New"/>
+          <w:b/>
+          <w:bCs/>
+        </w:rPr>
+      </w:pPr>
+      <w:r>
+        <w:rPr>
+          <w:rFonts w:ascii="Courier New" w:hAnsi="Courier New" w:cs="Courier New"/>
+          <w:b/>
+          <w:bCs/>
+        </w:rPr>
+        <w:t xml:space="preserve">Em7       C9       D9       Bm7   Am     D9       </w:t>
+      </w:r>
+      <w:proofErr w:type="gramStart"/>
+      <w:r>
+        <w:rPr>
+          <w:rFonts w:ascii="Courier New" w:hAnsi="Courier New" w:cs="Courier New"/>
+          <w:b/>
+          <w:bCs/>
+        </w:rPr>
+        <w:t>Em  D</w:t>
+      </w:r>
+      <w:proofErr w:type="gramEnd"/>
+      <w:r>
+        <w:rPr>
+          <w:rFonts w:ascii="Courier New" w:hAnsi="Courier New" w:cs="Courier New"/>
+          <w:b/>
+          <w:bCs/>
+        </w:rPr>
+        <w:t>9</w:t>
+      </w:r>
+    </w:p>
+    <w:p>
+      <w:pPr>
+        <w:pStyle w:val="SemEspaamento"/>
+        <w:rPr>
+          <w:rFonts w:ascii="Courier New" w:hAnsi="Courier New" w:cs="Courier New"/>
+        </w:rPr>
+      </w:pPr>
+      <w:r>
+        <w:rPr>
+          <w:rFonts w:ascii="Courier New" w:hAnsi="Courier New" w:cs="Courier New"/>
+        </w:rPr>
+        <w:t>VÓS QUE ESTAIS À DIREITA DO PAI, TENDE PIEDADE DE NÓS.</w:t>
+      </w:r>
+    </w:p>
+    <w:p>
+      <w:pPr>
+        <w:pStyle w:val="SemEspaamento"/>
+        <w:rPr>
+          <w:rFonts w:ascii="Courier New" w:hAnsi="Courier New" w:cs="Courier New"/>
+        </w:rPr>
+      </w:pPr>
+    </w:p>
+    <w:p>
+      <w:pPr>
+        <w:pStyle w:val="SemEspaamento"/>
+        <w:rPr>
+          <w:rFonts w:ascii="Courier New" w:hAnsi="Courier New" w:cs="Courier New"/>
+          <w:b/>
+          <w:bCs/>
+        </w:rPr>
+      </w:pPr>
+      <w:r>
+        <w:rPr>
+          <w:rFonts w:ascii="Courier New" w:hAnsi="Courier New" w:cs="Courier New"/>
+          <w:b/>
+          <w:bCs/>
+        </w:rPr>
+        <w:t xml:space="preserve">    G          D9               G</w:t>
+      </w:r>
+    </w:p>
+    <w:p>
+      <w:pPr>
+        <w:pStyle w:val="SemEspaamento"/>
+        <w:rPr>
+          <w:rFonts w:ascii="Courier New" w:hAnsi="Courier New" w:cs="Courier New"/>
+        </w:rPr>
+      </w:pPr>
+      <w:r>
+        <w:rPr>
+          <w:rFonts w:ascii="Courier New" w:hAnsi="Courier New" w:cs="Courier New"/>
+        </w:rPr>
+        <w:t>SÓ VÓS SOIS O SANTO, SÓ VÓS O SENHOR,</w:t>
+      </w:r>
+    </w:p>
+    <w:p>
+      <w:pPr>
+        <w:pStyle w:val="SemEspaamento"/>
+        <w:rPr>
+          <w:rFonts w:ascii="Courier New" w:hAnsi="Courier New" w:cs="Courier New"/>
+          <w:b/>
+          <w:bCs/>
+        </w:rPr>
+      </w:pPr>
+      <w:r>
+        <w:rPr>
+          <w:rFonts w:ascii="Courier New" w:hAnsi="Courier New" w:cs="Courier New"/>
+          <w:b/>
+          <w:bCs/>
+        </w:rPr>
+        <w:t xml:space="preserve">    G       D9             G</w:t>
+      </w:r>
+    </w:p>
+    <w:p>
+      <w:pPr>
+        <w:pStyle w:val="SemEspaamento"/>
+        <w:rPr>
+          <w:rFonts w:ascii="Courier New" w:hAnsi="Courier New" w:cs="Courier New"/>
+        </w:rPr>
+      </w:pPr>
+      <w:r>
+        <w:rPr>
+          <w:rFonts w:ascii="Courier New" w:hAnsi="Courier New" w:cs="Courier New"/>
+        </w:rPr>
+        <w:t>SÓ VÓS O ALTÍSSIMO JESUS CRISTO!</w:t>
+      </w:r>
+    </w:p>
+    <w:p>
+      <w:pPr>
+        <w:pStyle w:val="SemEspaamento"/>
+        <w:rPr>
+          <w:rFonts w:ascii="Courier New" w:hAnsi="Courier New" w:cs="Courier New"/>
+          <w:b/>
+          <w:bCs/>
+        </w:rPr>
+      </w:pPr>
+      <w:r>
+        <w:rPr>
+          <w:rFonts w:ascii="Courier New" w:hAnsi="Courier New" w:cs="Courier New"/>
+          <w:b/>
+          <w:bCs/>
+        </w:rPr>
+        <w:t xml:space="preserve">         G      G7         C9       Cm   D</w:t>
+      </w:r>
+    </w:p>
+    <w:p>
+      <w:pPr>
+        <w:pStyle w:val="SemEspaamento"/>
+        <w:rPr>
+          <w:rFonts w:ascii="Courier New" w:hAnsi="Courier New" w:cs="Courier New"/>
+        </w:rPr>
+      </w:pPr>
+      <w:r>
+        <w:rPr>
+          <w:rFonts w:ascii="Courier New" w:hAnsi="Courier New" w:cs="Courier New"/>
+        </w:rPr>
+        <w:t xml:space="preserve">COM O ESPÍRITO SANTO, NA GLÓRIA DE DEUS PAI. </w:t>
+      </w:r>
+    </w:p>
+    <w:p>
+      <w:pPr>
+        <w:pStyle w:val="SemEspaamento"/>
+        <w:rPr>
+          <w:rFonts w:ascii="Courier New" w:hAnsi="Courier New" w:cs="Courier New"/>
+          <w:b/>
+          <w:bCs/>
+        </w:rPr>
+      </w:pPr>
+      <w:proofErr w:type="gramStart"/>
+      <w:r>
+        <w:rPr>
+          <w:rFonts w:ascii="Courier New" w:hAnsi="Courier New" w:cs="Courier New"/>
+          <w:b/>
+          <w:bCs/>
+        </w:rPr>
+        <w:t>D  G</w:t>
+      </w:r>
+      <w:proofErr w:type="gramEnd"/>
+      <w:r>
+        <w:rPr>
+          <w:rFonts w:ascii="Courier New" w:hAnsi="Courier New" w:cs="Courier New"/>
+          <w:b/>
+          <w:bCs/>
+        </w:rPr>
+        <w:t xml:space="preserve">   C</w:t>
+      </w:r>
+      <w:proofErr w:type="gramStart"/>
+      <w:r>
+        <w:rPr>
+          <w:rFonts w:ascii="Courier New" w:hAnsi="Courier New" w:cs="Courier New"/>
+          <w:b/>
+          <w:bCs/>
+        </w:rPr>
+        <w:t>9  G</w:t>
+      </w:r>
+      <w:proofErr w:type="gramEnd"/>
+    </w:p>
+    <w:p>
+      <w:pPr>
+        <w:pStyle w:val="SemEspaamento"/>
+        <w:rPr>
+          <w:rFonts w:ascii="Courier New" w:hAnsi="Courier New" w:cs="Courier New"/>
+        </w:rPr>
+      </w:pPr>
+      <w:r>
+        <w:rPr>
+          <w:rFonts w:ascii="Courier New" w:hAnsi="Courier New" w:cs="Courier New"/>
+        </w:rPr>
+        <w:t>AMÉM!</w:t>
+      </w:r>
+    </w:p>
+    <w:p>
+      <w:pPr>
+        <w:pStyle w:val="SemEspaamento"/>
+        <w:rPr>
+          <w:rFonts w:ascii="Courier New" w:hAnsi="Courier New" w:cs="Courier New"/>
+        </w:rPr>
+      </w:pPr>
+    </w:p>
+    <w:p>
+      <w:pPr>
+        <w:pStyle w:val="SemEspaamento"/>
+        <w:rPr>
+          <w:rFonts w:ascii="Courier New" w:hAnsi="Courier New" w:cs="Courier New"/>
+        </w:rPr>
+      </w:pPr>
+    </w:p>
+    <w:p>
+      <w:pPr>
+        <w:pStyle w:val="SemEspaamento"/>
+        <w:rPr>
+          <w:rFonts w:ascii="Courier New" w:hAnsi="Courier New" w:cs="Courier New"/>
+        </w:rPr>
+      </w:pPr>
+    </w:p>
+    <w:p>
+      <w:pPr>
+        <w:pStyle w:val="SemEspaamento"/>
+        <w:rPr>
+          <w:rFonts w:ascii="Courier New" w:hAnsi="Courier New" w:cs="Courier New"/>
+        </w:rPr>
+      </w:pPr>
+    </w:p>
+    <w:p>
+      <w:pPr>
+        <w:pStyle w:val="SemEspaamento"/>
+        <w:rPr>
+          <w:rFonts w:ascii="Courier New" w:hAnsi="Courier New" w:cs="Courier New"/>
+        </w:rPr>
+      </w:pPr>
+    </w:p>
+    <w:p>
+      <w:pPr>
+        <w:pStyle w:val="SemEspaamento"/>
+        <w:rPr>
+          <w:rFonts w:ascii="Courier New" w:hAnsi="Courier New" w:cs="Courier New"/>
+        </w:rPr>
+      </w:pPr>
+    </w:p>
+    <w:p>
+      <w:pPr>
+        <w:pStyle w:val="SemEspaamento"/>
+        <w:rPr>
+          <w:rFonts w:ascii="Courier New" w:hAnsi="Courier New" w:cs="Courier New"/>
+        </w:rPr>
+      </w:pPr>
+    </w:p>
+    <w:p>
+      <w:pPr>
+        <w:pStyle w:val="SemEspaamento"/>
+        <w:rPr>
+          <w:rFonts w:ascii="Courier New" w:hAnsi="Courier New" w:cs="Courier New"/>
+        </w:rPr>
+      </w:pPr>
+    </w:p>
+    <w:p>
+      <w:pPr>
+        <w:pStyle w:val="SemEspaamento"/>
+        <w:rPr>
+          <w:rFonts w:ascii="Courier New" w:hAnsi="Courier New" w:cs="Courier New"/>
+        </w:rPr>
+      </w:pPr>
+    </w:p>
+    <w:p>
+      <w:pPr>
+        <w:pStyle w:val="SemEspaamento"/>
+        <w:rPr>
+          <w:rFonts w:ascii="Courier New" w:hAnsi="Courier New" w:cs="Courier New"/>
+        </w:rPr>
+      </w:pPr>
+    </w:p>
+    <w:p>
+      <w:pPr>
+        <w:pStyle w:val="SemEspaamento"/>
+        <w:rPr>
+          <w:rFonts w:ascii="Courier New" w:hAnsi="Courier New" w:cs="Courier New"/>
+        </w:rPr>
+      </w:pPr>
+    </w:p>
+    <w:p>
+      <w:pPr>
+        <w:pStyle w:val="SemEspaamento"/>
+        <w:rPr>
+          <w:rFonts w:ascii="Courier New" w:hAnsi="Courier New" w:cs="Courier New"/>
+        </w:rPr>
+      </w:pPr>
+    </w:p>
+    <w:p>
+      <w:pPr>
+        <w:pStyle w:val="SemEspaamento"/>
+        <w:rPr>
+          <w:rFonts w:ascii="Courier New" w:hAnsi="Courier New" w:cs="Courier New"/>
+        </w:rPr>
+      </w:pPr>
+    </w:p>
+    <w:p>
+      <w:pPr>
+        <w:pStyle w:val="SemEspaamento"/>
+        <w:rPr>
+          <w:rFonts w:ascii="Courier New" w:hAnsi="Courier New" w:cs="Courier New"/>
+        </w:rPr>
+      </w:pPr>
+    </w:p>
+    <w:p>
+      <w:pPr>
+        <w:pStyle w:val="SemEspaamento"/>
+        <w:rPr>
+          <w:rFonts w:ascii="Courier New" w:hAnsi="Courier New" w:cs="Courier New"/>
+        </w:rPr>
+      </w:pPr>
+    </w:p>
+    <w:p>
+      <w:pPr>
+        <w:pStyle w:val="SemEspaamento"/>
+        <w:rPr>
+          <w:rFonts w:ascii="Courier New" w:hAnsi="Courier New" w:cs="Courier New"/>
+        </w:rPr>
+      </w:pPr>
+    </w:p>
+    <w:p>
+      <w:pPr>
+        <w:pStyle w:val="SemEspaamento"/>
+        <w:rPr>
+          <w:rFonts w:ascii="Courier New" w:hAnsi="Courier New" w:cs="Courier New"/>
+        </w:rPr>
+      </w:pPr>
+    </w:p>
+    <w:p>
+      <w:pPr>
+        <w:pStyle w:val="SemEspaamento"/>
+        <w:rPr>
+          <w:rFonts w:ascii="Courier New" w:hAnsi="Courier New" w:cs="Courier New"/>
+        </w:rPr>
+      </w:pPr>
+    </w:p>
+    <w:p>
+      <w:pPr>
+        <w:pStyle w:val="SemEspaamento"/>
+        <w:rPr>
+          <w:rFonts w:ascii="Courier New" w:hAnsi="Courier New" w:cs="Courier New"/>
+        </w:rPr>
+      </w:pPr>
+    </w:p>
+    <w:p>
+      <w:pPr>
+        <w:pStyle w:val="SemEspaamento"/>
+        <w:rPr>
+          <w:rFonts w:ascii="Courier New" w:hAnsi="Courier New" w:cs="Courier New"/>
+        </w:rPr>
+      </w:pPr>
+    </w:p>
+    <w:p>
+      <w:pPr>
+        <w:pStyle w:val="SemEspaamento"/>
+        <w:rPr>
+          <w:rFonts w:ascii="Courier New" w:hAnsi="Courier New" w:cs="Courier New"/>
+        </w:rPr>
+      </w:pPr>
+    </w:p>
+    <w:p>
+      <w:pPr>
+        <w:pStyle w:val="SemEspaamento"/>
+        <w:rPr>
+          <w:rFonts w:ascii="Courier New" w:hAnsi="Courier New" w:cs="Courier New"/>
+        </w:rPr>
+      </w:pPr>
+    </w:p>
+    <w:p>
+      <w:pPr>
+        <w:pStyle w:val="SemEspaamento"/>
+        <w:rPr>
+          <w:rFonts w:ascii="Courier New" w:hAnsi="Courier New" w:cs="Courier New"/>
+        </w:rPr>
+      </w:pPr>
+    </w:p>
+    <w:p>
+      <w:pPr>
+        <w:pStyle w:val="SemEspaamento"/>
+        <w:rPr>
+          <w:rFonts w:ascii="Courier New" w:hAnsi="Courier New" w:cs="Courier New"/>
+        </w:rPr>
+      </w:pPr>
+    </w:p>
+    <w:p>
+      <w:pPr>
+        <w:pStyle w:val="SemEspaamento"/>
+        <w:rPr>
+          <w:rFonts w:ascii="Courier New" w:hAnsi="Courier New" w:cs="Courier New"/>
+        </w:rPr>
+      </w:pPr>
+    </w:p>
+    <w:p>
+      <w:pPr>
+        <w:pStyle w:val="SemEspaamento"/>
+        <w:rPr>
+          <w:rFonts w:ascii="Courier New" w:hAnsi="Courier New" w:cs="Courier New"/>
+        </w:rPr>
+      </w:pPr>
+    </w:p>
+    <w:p>
+      <w:pPr>
+        <w:pStyle w:val="SemEspaamento"/>
+        <w:rPr>
+          <w:rFonts w:ascii="Courier New" w:hAnsi="Courier New" w:cs="Courier New"/>
+        </w:rPr>
+      </w:pPr>
+    </w:p>
+    <w:p>
+      <w:pPr>
+        <w:pStyle w:val="SemEspaamento"/>
+        <w:rPr>
+          <w:rFonts w:ascii="Courier New" w:hAnsi="Courier New" w:cs="Courier New"/>
+        </w:rPr>
+      </w:pPr>
+    </w:p>
+    <w:p>
+      <w:pPr>
+        <w:pStyle w:val="SemEspaamento"/>
+        <w:rPr>
+          <w:rFonts w:ascii="Courier New" w:hAnsi="Courier New" w:cs="Courier New"/>
+        </w:rPr>
+      </w:pPr>
     </w:p>
     <w:p>
       <w:pPr>
@@ -1544,8 +8394,9 @@
       </w:pPr>
     </w:p>
     <w:sectPr>
+      <w:headerReference w:type="default" r:id="rId12"/>
       <w:pgSz w:w="11906" w:h="16838"/>
-      <w:pgMar w:top="567" w:right="567" w:bottom="567" w:left="567" w:header="709" w:footer="709" w:gutter="0"/>
+      <w:pgMar w:top="567" w:right="567" w:bottom="567" w:left="567" w:header="397" w:footer="0" w:gutter="0"/>
       <w:cols w:space="708"/>
       <w:docGrid w:linePitch="360"/>
     </w:sectPr>
@@ -1553,17 +8404,217 @@
 </w:document>
 </file>
 
+<file path=word/endnotes.xml><?xml version="1.0" encoding="utf-8"?>
+<w:endnotes xmlns:wpc="http://schemas.microsoft.com/office/word/2010/wordprocessingCanvas" xmlns:cx="http://schemas.microsoft.com/office/drawing/2014/chartex" xmlns:cx1="http://schemas.microsoft.com/office/drawing/2015/9/8/chartex" xmlns:cx2="http://schemas.microsoft.com/office/drawing/2015/10/21/chartex" xmlns:cx3="http://schemas.microsoft.com/office/drawing/2016/5/9/chartex" xmlns:cx4="http://schemas.microsoft.com/office/drawing/2016/5/10/chartex" xmlns:cx5="http://schemas.microsoft.com/office/drawing/2016/5/11/chartex" xmlns:cx6="http://schemas.microsoft.com/office/drawing/2016/5/12/chartex" xmlns:cx7="http://schemas.microsoft.com/office/drawing/2016/5/13/chartex" xmlns:cx8="http://schemas.microsoft.com/office/drawing/2016/5/14/chartex" xmlns:mc="http://schemas.openxmlformats.org/markup-compatibility/2006" xmlns:aink="http://schemas.microsoft.com/office/drawing/2016/ink" xmlns:am3d="http://schemas.microsoft.com/office/drawing/2017/model3d" xmlns:o="urn:schemas-microsoft-com:office:office" xmlns:oel="http://schemas.microsoft.com/office/2019/extlst" xmlns:r="http://schemas.openxmlformats.org/officeDocument/2006/relationships" xmlns:m="http://schemas.openxmlformats.org/officeDocument/2006/math" xmlns:v="urn:schemas-microsoft-com:vml" xmlns:wp14="http://schemas.microsoft.com/office/word/2010/wordprocessingDrawing" xmlns:wp="http://schemas.openxmlformats.org/drawingml/2006/wordprocessingDrawing" xmlns:w10="urn:schemas-microsoft-com:office:word" xmlns:w="http://schemas.openxmlformats.org/wordprocessingml/2006/main" xmlns:w14="http://schemas.microsoft.com/office/word/2010/wordml" xmlns:w15="http://schemas.microsoft.com/office/word/2012/wordml" xmlns:w16cex="http://schemas.microsoft.com/office/word/2018/wordml/cex" xmlns:w16cid="http://schemas.microsoft.com/office/word/2016/wordml/cid" xmlns:w16="http://schemas.microsoft.com/office/word/2018/wordml" xmlns:w16du="http://schemas.microsoft.com/office/word/2023/wordml/word16du" xmlns:w16sdtdh="http://schemas.microsoft.com/office/word/2020/wordml/sdtdatahash" xmlns:w16sdtfl="http://schemas.microsoft.com/office/word/2024/wordml/sdtformatlock" xmlns:w16se="http://schemas.microsoft.com/office/word/2015/wordml/symex" xmlns:wpg="http://schemas.microsoft.com/office/word/2010/wordprocessingGroup" xmlns:wpi="http://schemas.microsoft.com/office/word/2010/wordprocessingInk" xmlns:wne="http://schemas.microsoft.com/office/word/2006/wordml" xmlns:wps="http://schemas.microsoft.com/office/word/2010/wordprocessingShape" mc:Ignorable="w14 w15 w16se w16cid w16 w16cex w16sdtdh w16sdtfl w16du wp14">
+  <w:endnote w:type="separator" w:id="-1">
+    <w:p>
+      <w:pPr>
+        <w:spacing w:after="0" w:line="240" w:lineRule="auto"/>
+      </w:pPr>
+      <w:r>
+        <w:separator/>
+      </w:r>
+    </w:p>
+  </w:endnote>
+  <w:endnote w:type="continuationSeparator" w:id="0">
+    <w:p>
+      <w:pPr>
+        <w:spacing w:after="0" w:line="240" w:lineRule="auto"/>
+      </w:pPr>
+      <w:r>
+        <w:continuationSeparator/>
+      </w:r>
+    </w:p>
+  </w:endnote>
+</w:endnotes>
+</file>
+
+<file path=word/footer1.xml><?xml version="1.0" encoding="utf-8"?>
+<w:ftr xmlns:wpc="http://schemas.microsoft.com/office/word/2010/wordprocessingCanvas" xmlns:cx="http://schemas.microsoft.com/office/drawing/2014/chartex" xmlns:cx1="http://schemas.microsoft.com/office/drawing/2015/9/8/chartex" xmlns:cx2="http://schemas.microsoft.com/office/drawing/2015/10/21/chartex" xmlns:cx3="http://schemas.microsoft.com/office/drawing/2016/5/9/chartex" xmlns:cx4="http://schemas.microsoft.com/office/drawing/2016/5/10/chartex" xmlns:cx5="http://schemas.microsoft.com/office/drawing/2016/5/11/chartex" xmlns:cx6="http://schemas.microsoft.com/office/drawing/2016/5/12/chartex" xmlns:cx7="http://schemas.microsoft.com/office/drawing/2016/5/13/chartex" xmlns:cx8="http://schemas.microsoft.com/office/drawing/2016/5/14/chartex" xmlns:mc="http://schemas.openxmlformats.org/markup-compatibility/2006" xmlns:aink="http://schemas.microsoft.com/office/drawing/2016/ink" xmlns:am3d="http://schemas.microsoft.com/office/drawing/2017/model3d" xmlns:o="urn:schemas-microsoft-com:office:office" xmlns:oel="http://schemas.microsoft.com/office/2019/extlst" xmlns:r="http://schemas.openxmlformats.org/officeDocument/2006/relationships" xmlns:m="http://schemas.openxmlformats.org/officeDocument/2006/math" xmlns:v="urn:schemas-microsoft-com:vml" xmlns:wp14="http://schemas.microsoft.com/office/word/2010/wordprocessingDrawing" xmlns:wp="http://schemas.openxmlformats.org/drawingml/2006/wordprocessingDrawing" xmlns:w10="urn:schemas-microsoft-com:office:word" xmlns:w="http://schemas.openxmlformats.org/wordprocessingml/2006/main" xmlns:w14="http://schemas.microsoft.com/office/word/2010/wordml" xmlns:w15="http://schemas.microsoft.com/office/word/2012/wordml" xmlns:w16cex="http://schemas.microsoft.com/office/word/2018/wordml/cex" xmlns:w16cid="http://schemas.microsoft.com/office/word/2016/wordml/cid" xmlns:w16="http://schemas.microsoft.com/office/word/2018/wordml" xmlns:w16du="http://schemas.microsoft.com/office/word/2023/wordml/word16du" xmlns:w16sdtdh="http://schemas.microsoft.com/office/word/2020/wordml/sdtdatahash" xmlns:w16sdtfl="http://schemas.microsoft.com/office/word/2024/wordml/sdtformatlock" xmlns:w16se="http://schemas.microsoft.com/office/word/2015/wordml/symex" xmlns:wpg="http://schemas.microsoft.com/office/word/2010/wordprocessingGroup" xmlns:wpi="http://schemas.microsoft.com/office/word/2010/wordprocessingInk" xmlns:wne="http://schemas.microsoft.com/office/word/2006/wordml" xmlns:wps="http://schemas.microsoft.com/office/word/2010/wordprocessingShape" mc:Ignorable="w14 w15 w16se w16cid w16 w16cex w16sdtdh w16sdtfl w16du wp14">
+  <w:sdt>
+    <w:sdtPr>
+      <w:id w:val="1804354665"/>
+      <w:docPartObj>
+        <w:docPartGallery w:val="Page Numbers (Bottom of Page)"/>
+        <w:docPartUnique/>
+      </w:docPartObj>
+    </w:sdtPr>
+    <w:sdtContent>
+      <w:p>
+        <w:pPr>
+          <w:pStyle w:val="Rodap"/>
+          <w:jc w:val="right"/>
+        </w:pPr>
+        <w:r>
+          <w:fldChar w:fldCharType="begin"/>
+        </w:r>
+        <w:r>
+          <w:instrText>PAGE   \* MERGEFORMAT</w:instrText>
+        </w:r>
+        <w:r>
+          <w:fldChar w:fldCharType="separate"/>
+        </w:r>
+        <w:r>
+          <w:t>2</w:t>
+        </w:r>
+        <w:r>
+          <w:fldChar w:fldCharType="end"/>
+        </w:r>
+      </w:p>
+    </w:sdtContent>
+  </w:sdt>
+  <w:p>
+    <w:pPr>
+      <w:pStyle w:val="Rodap"/>
+    </w:pPr>
+  </w:p>
+</w:ftr>
+</file>
+
+<file path=word/footnotes.xml><?xml version="1.0" encoding="utf-8"?>
+<w:footnotes xmlns:wpc="http://schemas.microsoft.com/office/word/2010/wordprocessingCanvas" xmlns:cx="http://schemas.microsoft.com/office/drawing/2014/chartex" xmlns:cx1="http://schemas.microsoft.com/office/drawing/2015/9/8/chartex" xmlns:cx2="http://schemas.microsoft.com/office/drawing/2015/10/21/chartex" xmlns:cx3="http://schemas.microsoft.com/office/drawing/2016/5/9/chartex" xmlns:cx4="http://schemas.microsoft.com/office/drawing/2016/5/10/chartex" xmlns:cx5="http://schemas.microsoft.com/office/drawing/2016/5/11/chartex" xmlns:cx6="http://schemas.microsoft.com/office/drawing/2016/5/12/chartex" xmlns:cx7="http://schemas.microsoft.com/office/drawing/2016/5/13/chartex" xmlns:cx8="http://schemas.microsoft.com/office/drawing/2016/5/14/chartex" xmlns:mc="http://schemas.openxmlformats.org/markup-compatibility/2006" xmlns:aink="http://schemas.microsoft.com/office/drawing/2016/ink" xmlns:am3d="http://schemas.microsoft.com/office/drawing/2017/model3d" xmlns:o="urn:schemas-microsoft-com:office:office" xmlns:oel="http://schemas.microsoft.com/office/2019/extlst" xmlns:r="http://schemas.openxmlformats.org/officeDocument/2006/relationships" xmlns:m="http://schemas.openxmlformats.org/officeDocument/2006/math" xmlns:v="urn:schemas-microsoft-com:vml" xmlns:wp14="http://schemas.microsoft.com/office/word/2010/wordprocessingDrawing" xmlns:wp="http://schemas.openxmlformats.org/drawingml/2006/wordprocessingDrawing" xmlns:w10="urn:schemas-microsoft-com:office:word" xmlns:w="http://schemas.openxmlformats.org/wordprocessingml/2006/main" xmlns:w14="http://schemas.microsoft.com/office/word/2010/wordml" xmlns:w15="http://schemas.microsoft.com/office/word/2012/wordml" xmlns:w16cex="http://schemas.microsoft.com/office/word/2018/wordml/cex" xmlns:w16cid="http://schemas.microsoft.com/office/word/2016/wordml/cid" xmlns:w16="http://schemas.microsoft.com/office/word/2018/wordml" xmlns:w16du="http://schemas.microsoft.com/office/word/2023/wordml/word16du" xmlns:w16sdtdh="http://schemas.microsoft.com/office/word/2020/wordml/sdtdatahash" xmlns:w16sdtfl="http://schemas.microsoft.com/office/word/2024/wordml/sdtformatlock" xmlns:w16se="http://schemas.microsoft.com/office/word/2015/wordml/symex" xmlns:wpg="http://schemas.microsoft.com/office/word/2010/wordprocessingGroup" xmlns:wpi="http://schemas.microsoft.com/office/word/2010/wordprocessingInk" xmlns:wne="http://schemas.microsoft.com/office/word/2006/wordml" xmlns:wps="http://schemas.microsoft.com/office/word/2010/wordprocessingShape" mc:Ignorable="w14 w15 w16se w16cid w16 w16cex w16sdtdh w16sdtfl w16du wp14">
+  <w:footnote w:type="separator" w:id="-1">
+    <w:p>
+      <w:pPr>
+        <w:spacing w:after="0" w:line="240" w:lineRule="auto"/>
+      </w:pPr>
+      <w:r>
+        <w:separator/>
+      </w:r>
+    </w:p>
+  </w:footnote>
+  <w:footnote w:type="continuationSeparator" w:id="0">
+    <w:p>
+      <w:pPr>
+        <w:spacing w:after="0" w:line="240" w:lineRule="auto"/>
+      </w:pPr>
+      <w:r>
+        <w:continuationSeparator/>
+      </w:r>
+    </w:p>
+  </w:footnote>
+</w:footnotes>
+</file>
+
+<file path=word/header1.xml><?xml version="1.0" encoding="utf-8"?>
+<w:hdr xmlns:wpc="http://schemas.microsoft.com/office/word/2010/wordprocessingCanvas" xmlns:cx="http://schemas.microsoft.com/office/drawing/2014/chartex" xmlns:cx1="http://schemas.microsoft.com/office/drawing/2015/9/8/chartex" xmlns:cx2="http://schemas.microsoft.com/office/drawing/2015/10/21/chartex" xmlns:cx3="http://schemas.microsoft.com/office/drawing/2016/5/9/chartex" xmlns:cx4="http://schemas.microsoft.com/office/drawing/2016/5/10/chartex" xmlns:cx5="http://schemas.microsoft.com/office/drawing/2016/5/11/chartex" xmlns:cx6="http://schemas.microsoft.com/office/drawing/2016/5/12/chartex" xmlns:cx7="http://schemas.microsoft.com/office/drawing/2016/5/13/chartex" xmlns:cx8="http://schemas.microsoft.com/office/drawing/2016/5/14/chartex" xmlns:mc="http://schemas.openxmlformats.org/markup-compatibility/2006" xmlns:aink="http://schemas.microsoft.com/office/drawing/2016/ink" xmlns:am3d="http://schemas.microsoft.com/office/drawing/2017/model3d" xmlns:o="urn:schemas-microsoft-com:office:office" xmlns:oel="http://schemas.microsoft.com/office/2019/extlst" xmlns:r="http://schemas.openxmlformats.org/officeDocument/2006/relationships" xmlns:m="http://schemas.openxmlformats.org/officeDocument/2006/math" xmlns:v="urn:schemas-microsoft-com:vml" xmlns:wp14="http://schemas.microsoft.com/office/word/2010/wordprocessingDrawing" xmlns:wp="http://schemas.openxmlformats.org/drawingml/2006/wordprocessingDrawing" xmlns:w10="urn:schemas-microsoft-com:office:word" xmlns:w="http://schemas.openxmlformats.org/wordprocessingml/2006/main" xmlns:w14="http://schemas.microsoft.com/office/word/2010/wordml" xmlns:w15="http://schemas.microsoft.com/office/word/2012/wordml" xmlns:w16cex="http://schemas.microsoft.com/office/word/2018/wordml/cex" xmlns:w16cid="http://schemas.microsoft.com/office/word/2016/wordml/cid" xmlns:w16="http://schemas.microsoft.com/office/word/2018/wordml" xmlns:w16du="http://schemas.microsoft.com/office/word/2023/wordml/word16du" xmlns:w16sdtdh="http://schemas.microsoft.com/office/word/2020/wordml/sdtdatahash" xmlns:w16sdtfl="http://schemas.microsoft.com/office/word/2024/wordml/sdtformatlock" xmlns:w16se="http://schemas.microsoft.com/office/word/2015/wordml/symex" xmlns:wpg="http://schemas.microsoft.com/office/word/2010/wordprocessingGroup" xmlns:wpi="http://schemas.microsoft.com/office/word/2010/wordprocessingInk" xmlns:wne="http://schemas.microsoft.com/office/word/2006/wordml" xmlns:wps="http://schemas.microsoft.com/office/word/2010/wordprocessingShape" mc:Ignorable="w14 w15 w16se w16cid w16 w16cex w16sdtdh w16sdtfl w16du wp14">
+  <w:p>
+    <w:pPr>
+      <w:pStyle w:val="Cabealho"/>
+      <w:pBdr>
+        <w:top w:val="single" w:sz="4" w:space="1" w:color="auto"/>
+        <w:left w:val="single" w:sz="4" w:space="4" w:color="auto"/>
+        <w:bottom w:val="single" w:sz="4" w:space="1" w:color="auto"/>
+        <w:right w:val="single" w:sz="4" w:space="4" w:color="auto"/>
+        <w:between w:val="single" w:sz="4" w:space="1" w:color="auto"/>
+        <w:bar w:val="single" w:sz="4" w:color="auto"/>
+      </w:pBdr>
+      <w:jc w:val="center"/>
+      <w:rPr>
+        <w:rFonts w:asciiTheme="majorHAnsi" w:hAnsiTheme="majorHAnsi"/>
+        <w:b/>
+        <w:bCs/>
+        <w:sz w:val="18"/>
+        <w:szCs w:val="18"/>
+      </w:rPr>
+    </w:pPr>
+    <w:r>
+      <w:rPr>
+        <w:rFonts w:asciiTheme="majorHAnsi" w:hAnsiTheme="majorHAnsi"/>
+        <w:b/>
+        <w:bCs/>
+        <w:sz w:val="18"/>
+        <w:szCs w:val="18"/>
+      </w:rPr>
+      <w:t>CANTO DE ENTRADA</w:t>
+    </w:r>
+  </w:p>
+</w:hdr>
+</file>
+
+<file path=word/header2.xml><?xml version="1.0" encoding="utf-8"?>
+<w:hdr xmlns:wpc="http://schemas.microsoft.com/office/word/2010/wordprocessingCanvas" xmlns:cx="http://schemas.microsoft.com/office/drawing/2014/chartex" xmlns:cx1="http://schemas.microsoft.com/office/drawing/2015/9/8/chartex" xmlns:cx2="http://schemas.microsoft.com/office/drawing/2015/10/21/chartex" xmlns:cx3="http://schemas.microsoft.com/office/drawing/2016/5/9/chartex" xmlns:cx4="http://schemas.microsoft.com/office/drawing/2016/5/10/chartex" xmlns:cx5="http://schemas.microsoft.com/office/drawing/2016/5/11/chartex" xmlns:cx6="http://schemas.microsoft.com/office/drawing/2016/5/12/chartex" xmlns:cx7="http://schemas.microsoft.com/office/drawing/2016/5/13/chartex" xmlns:cx8="http://schemas.microsoft.com/office/drawing/2016/5/14/chartex" xmlns:mc="http://schemas.openxmlformats.org/markup-compatibility/2006" xmlns:aink="http://schemas.microsoft.com/office/drawing/2016/ink" xmlns:am3d="http://schemas.microsoft.com/office/drawing/2017/model3d" xmlns:o="urn:schemas-microsoft-com:office:office" xmlns:oel="http://schemas.microsoft.com/office/2019/extlst" xmlns:r="http://schemas.openxmlformats.org/officeDocument/2006/relationships" xmlns:m="http://schemas.openxmlformats.org/officeDocument/2006/math" xmlns:v="urn:schemas-microsoft-com:vml" xmlns:wp14="http://schemas.microsoft.com/office/word/2010/wordprocessingDrawing" xmlns:wp="http://schemas.openxmlformats.org/drawingml/2006/wordprocessingDrawing" xmlns:w10="urn:schemas-microsoft-com:office:word" xmlns:w="http://schemas.openxmlformats.org/wordprocessingml/2006/main" xmlns:w14="http://schemas.microsoft.com/office/word/2010/wordml" xmlns:w15="http://schemas.microsoft.com/office/word/2012/wordml" xmlns:w16cex="http://schemas.microsoft.com/office/word/2018/wordml/cex" xmlns:w16cid="http://schemas.microsoft.com/office/word/2016/wordml/cid" xmlns:w16="http://schemas.microsoft.com/office/word/2018/wordml" xmlns:w16du="http://schemas.microsoft.com/office/word/2023/wordml/word16du" xmlns:w16sdtdh="http://schemas.microsoft.com/office/word/2020/wordml/sdtdatahash" xmlns:w16sdtfl="http://schemas.microsoft.com/office/word/2024/wordml/sdtformatlock" xmlns:w16se="http://schemas.microsoft.com/office/word/2015/wordml/symex" xmlns:wpg="http://schemas.microsoft.com/office/word/2010/wordprocessingGroup" xmlns:wpi="http://schemas.microsoft.com/office/word/2010/wordprocessingInk" xmlns:wne="http://schemas.microsoft.com/office/word/2006/wordml" xmlns:wps="http://schemas.microsoft.com/office/word/2010/wordprocessingShape" mc:Ignorable="w14 w15 w16se w16cid w16 w16cex w16sdtdh w16sdtfl w16du wp14">
+  <w:p>
+    <w:pPr>
+      <w:pStyle w:val="Cabealho"/>
+      <w:pBdr>
+        <w:top w:val="single" w:sz="4" w:space="1" w:color="auto"/>
+        <w:left w:val="single" w:sz="4" w:space="4" w:color="auto"/>
+        <w:bottom w:val="single" w:sz="4" w:space="1" w:color="auto"/>
+        <w:right w:val="single" w:sz="4" w:space="4" w:color="auto"/>
+        <w:between w:val="single" w:sz="4" w:space="1" w:color="auto"/>
+        <w:bar w:val="single" w:sz="4" w:color="auto"/>
+      </w:pBdr>
+      <w:jc w:val="center"/>
+      <w:rPr>
+        <w:rFonts w:asciiTheme="majorHAnsi" w:hAnsiTheme="majorHAnsi"/>
+        <w:b/>
+        <w:bCs/>
+        <w:sz w:val="18"/>
+        <w:szCs w:val="18"/>
+      </w:rPr>
+    </w:pPr>
+    <w:r>
+      <w:rPr>
+        <w:rFonts w:asciiTheme="majorHAnsi" w:hAnsiTheme="majorHAnsi"/>
+        <w:b/>
+        <w:bCs/>
+        <w:sz w:val="18"/>
+        <w:szCs w:val="18"/>
+      </w:rPr>
+      <w:t>ATO PENITENCIAL</w:t>
+    </w:r>
+  </w:p>
+</w:hdr>
+</file>
+
+<file path=word/header3.xml><?xml version="1.0" encoding="utf-8"?>
+<w:hdr xmlns:wpc="http://schemas.microsoft.com/office/word/2010/wordprocessingCanvas" xmlns:cx="http://schemas.microsoft.com/office/drawing/2014/chartex" xmlns:cx1="http://schemas.microsoft.com/office/drawing/2015/9/8/chartex" xmlns:cx2="http://schemas.microsoft.com/office/drawing/2015/10/21/chartex" xmlns:cx3="http://schemas.microsoft.com/office/drawing/2016/5/9/chartex" xmlns:cx4="http://schemas.microsoft.com/office/drawing/2016/5/10/chartex" xmlns:cx5="http://schemas.microsoft.com/office/drawing/2016/5/11/chartex" xmlns:cx6="http://schemas.microsoft.com/office/drawing/2016/5/12/chartex" xmlns:cx7="http://schemas.microsoft.com/office/drawing/2016/5/13/chartex" xmlns:cx8="http://schemas.microsoft.com/office/drawing/2016/5/14/chartex" xmlns:mc="http://schemas.openxmlformats.org/markup-compatibility/2006" xmlns:aink="http://schemas.microsoft.com/office/drawing/2016/ink" xmlns:am3d="http://schemas.microsoft.com/office/drawing/2017/model3d" xmlns:o="urn:schemas-microsoft-com:office:office" xmlns:oel="http://schemas.microsoft.com/office/2019/extlst" xmlns:r="http://schemas.openxmlformats.org/officeDocument/2006/relationships" xmlns:m="http://schemas.openxmlformats.org/officeDocument/2006/math" xmlns:v="urn:schemas-microsoft-com:vml" xmlns:wp14="http://schemas.microsoft.com/office/word/2010/wordprocessingDrawing" xmlns:wp="http://schemas.openxmlformats.org/drawingml/2006/wordprocessingDrawing" xmlns:w10="urn:schemas-microsoft-com:office:word" xmlns:w="http://schemas.openxmlformats.org/wordprocessingml/2006/main" xmlns:w14="http://schemas.microsoft.com/office/word/2010/wordml" xmlns:w15="http://schemas.microsoft.com/office/word/2012/wordml" xmlns:w16cex="http://schemas.microsoft.com/office/word/2018/wordml/cex" xmlns:w16cid="http://schemas.microsoft.com/office/word/2016/wordml/cid" xmlns:w16="http://schemas.microsoft.com/office/word/2018/wordml" xmlns:w16du="http://schemas.microsoft.com/office/word/2023/wordml/word16du" xmlns:w16sdtdh="http://schemas.microsoft.com/office/word/2020/wordml/sdtdatahash" xmlns:w16sdtfl="http://schemas.microsoft.com/office/word/2024/wordml/sdtformatlock" xmlns:w16se="http://schemas.microsoft.com/office/word/2015/wordml/symex" xmlns:wpg="http://schemas.microsoft.com/office/word/2010/wordprocessingGroup" xmlns:wpi="http://schemas.microsoft.com/office/word/2010/wordprocessingInk" xmlns:wne="http://schemas.microsoft.com/office/word/2006/wordml" xmlns:wps="http://schemas.microsoft.com/office/word/2010/wordprocessingShape" mc:Ignorable="w14 w15 w16se w16cid w16 w16cex w16sdtdh w16sdtfl w16du wp14">
+  <w:p>
+    <w:pPr>
+      <w:pStyle w:val="Cabealho"/>
+      <w:pBdr>
+        <w:top w:val="single" w:sz="4" w:space="1" w:color="auto"/>
+        <w:left w:val="single" w:sz="4" w:space="4" w:color="auto"/>
+        <w:bottom w:val="single" w:sz="4" w:space="1" w:color="auto"/>
+        <w:right w:val="single" w:sz="4" w:space="4" w:color="auto"/>
+        <w:between w:val="single" w:sz="4" w:space="1" w:color="auto"/>
+        <w:bar w:val="single" w:sz="4" w:color="auto"/>
+      </w:pBdr>
+      <w:jc w:val="center"/>
+      <w:rPr>
+        <w:rFonts w:asciiTheme="majorHAnsi" w:hAnsiTheme="majorHAnsi"/>
+        <w:b/>
+        <w:bCs/>
+        <w:sz w:val="18"/>
+        <w:szCs w:val="18"/>
+      </w:rPr>
+    </w:pPr>
+    <w:r>
+      <w:rPr>
+        <w:rFonts w:asciiTheme="majorHAnsi" w:hAnsiTheme="majorHAnsi"/>
+        <w:b/>
+        <w:bCs/>
+        <w:sz w:val="18"/>
+        <w:szCs w:val="18"/>
+      </w:rPr>
+      <w:t>GLÓRIA</w:t>
+    </w:r>
+  </w:p>
+</w:hdr>
+</file>
+
 <file path=word/numbering.xml><?xml version="1.0" encoding="utf-8"?>
 <w:numbering xmlns:wpc="http://schemas.microsoft.com/office/word/2010/wordprocessingCanvas" xmlns:cx="http://schemas.microsoft.com/office/drawing/2014/chartex" xmlns:cx1="http://schemas.microsoft.com/office/drawing/2015/9/8/chartex" xmlns:cx2="http://schemas.microsoft.com/office/drawing/2015/10/21/chartex" xmlns:cx3="http://schemas.microsoft.com/office/drawing/2016/5/9/chartex" xmlns:cx4="http://schemas.microsoft.com/office/drawing/2016/5/10/chartex" xmlns:cx5="http://schemas.microsoft.com/office/drawing/2016/5/11/chartex" xmlns:cx6="http://schemas.microsoft.com/office/drawing/2016/5/12/chartex" xmlns:cx7="http://schemas.microsoft.com/office/drawing/2016/5/13/chartex" xmlns:cx8="http://schemas.microsoft.com/office/drawing/2016/5/14/chartex" xmlns:mc="http://schemas.openxmlformats.org/markup-compatibility/2006" xmlns:aink="http://schemas.microsoft.com/office/drawing/2016/ink" xmlns:am3d="http://schemas.microsoft.com/office/drawing/2017/model3d" xmlns:o="urn:schemas-microsoft-com:office:office" xmlns:oel="http://schemas.microsoft.com/office/2019/extlst" xmlns:r="http://schemas.openxmlformats.org/officeDocument/2006/relationships" xmlns:m="http://schemas.openxmlformats.org/officeDocument/2006/math" xmlns:v="urn:schemas-microsoft-com:vml" xmlns:wp14="http://schemas.microsoft.com/office/word/2010/wordprocessingDrawing" xmlns:wp="http://schemas.openxmlformats.org/drawingml/2006/wordprocessingDrawing" xmlns:w10="urn:schemas-microsoft-com:office:word" xmlns:w="http://schemas.openxmlformats.org/wordprocessingml/2006/main" xmlns:w14="http://schemas.microsoft.com/office/word/2010/wordml" xmlns:w15="http://schemas.microsoft.com/office/word/2012/wordml" xmlns:w16cex="http://schemas.microsoft.com/office/word/2018/wordml/cex" xmlns:w16cid="http://schemas.microsoft.com/office/word/2016/wordml/cid" xmlns:w16="http://schemas.microsoft.com/office/word/2018/wordml" xmlns:w16du="http://schemas.microsoft.com/office/word/2023/wordml/word16du" xmlns:w16sdtdh="http://schemas.microsoft.com/office/word/2020/wordml/sdtdatahash" xmlns:w16sdtfl="http://schemas.microsoft.com/office/word/2024/wordml/sdtformatlock" xmlns:w16se="http://schemas.microsoft.com/office/word/2015/wordml/symex" xmlns:wpg="http://schemas.microsoft.com/office/word/2010/wordprocessingGroup" xmlns:wpi="http://schemas.microsoft.com/office/word/2010/wordprocessingInk" xmlns:wne="http://schemas.microsoft.com/office/word/2006/wordml" xmlns:wps="http://schemas.microsoft.com/office/word/2010/wordprocessingShape" mc:Ignorable="w14 w15 w16se w16cid w16 w16cex w16sdtdh w16sdtfl w16du wp14">
   <w:abstractNum w:abstractNumId="0" w15:restartNumberingAfterBreak="0">
     <w:nsid w:val="4CF80892"/>
     <w:multiLevelType w:val="multilevel"/>
-    <w:tmpl w:val="27323630"/>
+    <w:tmpl w:val="24F2A760"/>
     <w:name w:val="repertorio_missa"/>
     <w:lvl w:ilvl="0">
       <w:start w:val="1"/>
       <w:numFmt w:val="decimal"/>
-      <w:pStyle w:val="Ttulo1"/>
+      <w:pStyle w:val="Ttulo2"/>
       <w:lvlText w:val="%1-"/>
       <w:lvlJc w:val="left"/>
       <w:pPr>
@@ -2088,7 +9139,32 @@
     <w:autoRedefine/>
     <w:uiPriority w:val="9"/>
     <w:qFormat/>
-    <w:rsid w:val="004C667A"/>
+    <w:rsid w:val="00EE2664"/>
+    <w:pPr>
+      <w:keepNext/>
+      <w:keepLines/>
+      <w:jc w:val="center"/>
+      <w:outlineLvl w:val="0"/>
+    </w:pPr>
+    <w:rPr>
+      <w:rFonts w:asciiTheme="majorHAnsi" w:eastAsiaTheme="majorEastAsia" w:hAnsiTheme="majorHAnsi" w:cstheme="majorBidi"/>
+      <w:b/>
+      <w:color w:val="000000" w:themeColor="text1"/>
+      <w:sz w:val="28"/>
+      <w:szCs w:val="40"/>
+      <w:u w:val="single"/>
+    </w:rPr>
+  </w:style>
+  <w:style w:type="paragraph" w:styleId="Ttulo2">
+    <w:name w:val="heading 2"/>
+    <w:basedOn w:val="SemEspaamento"/>
+    <w:next w:val="SemEspaamento"/>
+    <w:link w:val="Ttulo2Char"/>
+    <w:autoRedefine/>
+    <w:uiPriority w:val="9"/>
+    <w:unhideWhenUsed/>
+    <w:qFormat/>
+    <w:rsid w:val="00D50C16"/>
     <w:pPr>
       <w:keepNext/>
       <w:keepLines/>
@@ -2101,36 +9177,14 @@
         <w:bottom w:val="single" w:sz="4" w:space="1" w:color="auto"/>
         <w:right w:val="single" w:sz="4" w:space="4" w:color="auto"/>
       </w:pBdr>
-      <w:spacing w:before="360" w:after="80"/>
-      <w:outlineLvl w:val="0"/>
-    </w:pPr>
-    <w:rPr>
-      <w:rFonts w:ascii="Courier New" w:eastAsiaTheme="majorEastAsia" w:hAnsi="Courier New" w:cstheme="majorBidi"/>
-      <w:b/>
-      <w:color w:val="000000" w:themeColor="text1"/>
-      <w:szCs w:val="40"/>
-    </w:rPr>
-  </w:style>
-  <w:style w:type="paragraph" w:styleId="Ttulo2">
-    <w:name w:val="heading 2"/>
-    <w:basedOn w:val="Normal"/>
-    <w:next w:val="Normal"/>
-    <w:link w:val="Ttulo2Char"/>
-    <w:uiPriority w:val="9"/>
-    <w:semiHidden/>
-    <w:unhideWhenUsed/>
-    <w:qFormat/>
-    <w:rsid w:val="009B07F6"/>
-    <w:pPr>
-      <w:keepNext/>
-      <w:keepLines/>
-      <w:spacing w:before="160" w:after="80"/>
       <w:outlineLvl w:val="1"/>
     </w:pPr>
     <w:rPr>
-      <w:rFonts w:asciiTheme="majorHAnsi" w:eastAsiaTheme="majorEastAsia" w:hAnsiTheme="majorHAnsi" w:cstheme="majorBidi"/>
-      <w:color w:val="0F4761" w:themeColor="accent1" w:themeShade="BF"/>
-      <w:sz w:val="32"/>
+      <w:rFonts w:ascii="Courier New" w:eastAsiaTheme="majorEastAsia" w:hAnsi="Courier New" w:cs="Courier New"/>
+      <w:b/>
+      <w:bCs/>
+      <w:iCs/>
+      <w:color w:val="000000"/>
       <w:szCs w:val="32"/>
     </w:rPr>
   </w:style>
@@ -2321,12 +9375,14 @@
     <w:basedOn w:val="Fontepargpadro"/>
     <w:link w:val="Ttulo1"/>
     <w:uiPriority w:val="9"/>
-    <w:rsid w:val="004C667A"/>
+    <w:rsid w:val="00EE2664"/>
     <w:rPr>
-      <w:rFonts w:ascii="Courier New" w:eastAsiaTheme="majorEastAsia" w:hAnsi="Courier New" w:cstheme="majorBidi"/>
+      <w:rFonts w:asciiTheme="majorHAnsi" w:eastAsiaTheme="majorEastAsia" w:hAnsiTheme="majorHAnsi" w:cstheme="majorBidi"/>
       <w:b/>
       <w:color w:val="000000" w:themeColor="text1"/>
+      <w:sz w:val="28"/>
       <w:szCs w:val="40"/>
+      <w:u w:val="single"/>
     </w:rPr>
   </w:style>
   <w:style w:type="character" w:customStyle="1" w:styleId="Ttulo2Char">
@@ -2334,12 +9390,13 @@
     <w:basedOn w:val="Fontepargpadro"/>
     <w:link w:val="Ttulo2"/>
     <w:uiPriority w:val="9"/>
-    <w:semiHidden/>
-    <w:rsid w:val="009B07F6"/>
+    <w:rsid w:val="00D50C16"/>
     <w:rPr>
-      <w:rFonts w:asciiTheme="majorHAnsi" w:eastAsiaTheme="majorEastAsia" w:hAnsiTheme="majorHAnsi" w:cstheme="majorBidi"/>
-      <w:color w:val="0F4761" w:themeColor="accent1" w:themeShade="BF"/>
-      <w:sz w:val="32"/>
+      <w:rFonts w:ascii="Courier New" w:eastAsiaTheme="majorEastAsia" w:hAnsi="Courier New" w:cs="Courier New"/>
+      <w:b/>
+      <w:bCs/>
+      <w:iCs/>
+      <w:color w:val="000000"/>
       <w:szCs w:val="32"/>
     </w:rPr>
   </w:style>
@@ -2608,6 +9665,7 @@
   </w:style>
   <w:style w:type="paragraph" w:styleId="SemEspaamento">
     <w:name w:val="No Spacing"/>
+    <w:link w:val="SemEspaamentoChar"/>
     <w:uiPriority w:val="1"/>
     <w:qFormat/>
     <w:rsid w:val="009B07F6"/>
@@ -2624,10 +9682,7 @@
     <w:qFormat/>
     <w:rsid w:val="009B07F6"/>
     <w:pPr>
-      <w:numPr>
-        <w:numId w:val="0"/>
-      </w:numPr>
-      <w:spacing w:before="240" w:after="0" w:line="259" w:lineRule="auto"/>
+      <w:spacing w:before="240" w:line="259" w:lineRule="auto"/>
       <w:outlineLvl w:val="9"/>
     </w:pPr>
     <w:rPr>
@@ -2660,6 +9715,70 @@
       <w:color w:val="467886" w:themeColor="hyperlink"/>
       <w:u w:val="single"/>
     </w:rPr>
+  </w:style>
+  <w:style w:type="paragraph" w:styleId="Sumrio2">
+    <w:name w:val="toc 2"/>
+    <w:basedOn w:val="Normal"/>
+    <w:next w:val="Normal"/>
+    <w:autoRedefine/>
+    <w:uiPriority w:val="39"/>
+    <w:unhideWhenUsed/>
+    <w:rsid w:val="00E37301"/>
+    <w:pPr>
+      <w:spacing w:after="100"/>
+      <w:ind w:left="240"/>
+    </w:pPr>
+  </w:style>
+  <w:style w:type="paragraph" w:styleId="Cabealho">
+    <w:name w:val="header"/>
+    <w:basedOn w:val="Normal"/>
+    <w:link w:val="CabealhoChar"/>
+    <w:uiPriority w:val="99"/>
+    <w:unhideWhenUsed/>
+    <w:rsid w:val="00E37301"/>
+    <w:pPr>
+      <w:tabs>
+        <w:tab w:val="center" w:pos="4252"/>
+        <w:tab w:val="right" w:pos="8504"/>
+      </w:tabs>
+      <w:spacing w:after="0" w:line="240" w:lineRule="auto"/>
+    </w:pPr>
+  </w:style>
+  <w:style w:type="character" w:customStyle="1" w:styleId="CabealhoChar">
+    <w:name w:val="Cabeçalho Char"/>
+    <w:basedOn w:val="Fontepargpadro"/>
+    <w:link w:val="Cabealho"/>
+    <w:uiPriority w:val="99"/>
+    <w:rsid w:val="00E37301"/>
+  </w:style>
+  <w:style w:type="paragraph" w:styleId="Rodap">
+    <w:name w:val="footer"/>
+    <w:basedOn w:val="Normal"/>
+    <w:link w:val="RodapChar"/>
+    <w:uiPriority w:val="99"/>
+    <w:unhideWhenUsed/>
+    <w:rsid w:val="00E37301"/>
+    <w:pPr>
+      <w:tabs>
+        <w:tab w:val="center" w:pos="4252"/>
+        <w:tab w:val="right" w:pos="8504"/>
+      </w:tabs>
+      <w:spacing w:after="0" w:line="240" w:lineRule="auto"/>
+    </w:pPr>
+  </w:style>
+  <w:style w:type="character" w:customStyle="1" w:styleId="RodapChar">
+    <w:name w:val="Rodapé Char"/>
+    <w:basedOn w:val="Fontepargpadro"/>
+    <w:link w:val="Rodap"/>
+    <w:uiPriority w:val="99"/>
+    <w:rsid w:val="00E37301"/>
+  </w:style>
+  <w:style w:type="character" w:customStyle="1" w:styleId="SemEspaamentoChar">
+    <w:name w:val="Sem Espaçamento Char"/>
+    <w:basedOn w:val="Fontepargpadro"/>
+    <w:link w:val="SemEspaamento"/>
+    <w:uiPriority w:val="1"/>
+    <w:rsid w:val="00617342"/>
   </w:style>
 </w:styles>
 </file>
